--- a/downloads/student/bridge-week-12.docx
+++ b/downloads/student/bridge-week-12.docx
@@ -896,6 +896,16 @@
     <w:p>
       <w:r>
         <w:t>Passing these cases does not prove correctness for every type or input; the contract and coverage determine what was actually checked.</w:t>
+      </w:r>
+    </w:p>
+    <w:p>
+      <w:r>
+        <w:t>Read the labelled picture: Predict the three correct outputs. Which test first catches &lt;=, and why do tests at only two and four miss the bug?</w:t>
+      </w:r>
+    </w:p>
+    <w:p>
+      <w:r>
+        <w:t>Change one thing: Remove the test at 3 and keep only 2 and 4. Predict the result before checking the explanation. What remains the same?</w:t>
       </w:r>
     </w:p>
     <w:p>
@@ -2070,6 +2080,187 @@
         <w:t>Attempt the independent case before hints. Record whether you worked alone, used a hint or followed a model. After feedback, fix the first unsupported step and explain why it changed. A later check uses a changed case, not a copied answer.</w:t>
       </w:r>
     </w:p>
+    <w:p>
+      <w:pPr>
+        <w:pStyle w:val="Heading1"/>
+      </w:pPr>
+      <w:r>
+        <w:t>15. Your lesson route</w:t>
+      </w:r>
+    </w:p>
+    <w:p>
+      <w:r>
+        <w:t>Start with this question: Use a test that catches the boundary bug. A function should classify an integer as tiny exactly when it is less than three.</w:t>
+      </w:r>
+    </w:p>
+    <w:tbl>
+      <w:tblPr>
+        <w:tblStyle w:val="LightShading-Accent1"/>
+        <w:tblW w:type="auto" w:w="0"/>
+        <w:tblLook w:firstColumn="1" w:firstRow="1" w:lastColumn="0" w:lastRow="0" w:noHBand="0" w:noVBand="1" w:val="04A0"/>
+      </w:tblPr>
+      <w:tblGrid>
+        <w:gridCol w:w="5112"/>
+        <w:gridCol w:w="5112"/>
+      </w:tblGrid>
+      <w:tr>
+        <w:trPr>
+          <w:tblHeader/>
+        </w:trPr>
+        <w:tc>
+          <w:tcPr>
+            <w:tcW w:type="dxa" w:w="5112"/>
+          </w:tcPr>
+          <w:p>
+            <w:r>
+              <w:t>By the end, I can</w:t>
+            </w:r>
+          </w:p>
+        </w:tc>
+        <w:tc>
+          <w:tcPr>
+            <w:tcW w:type="dxa" w:w="5112"/>
+          </w:tcPr>
+          <w:p>
+            <w:r>
+              <w:t>How I will show it</w:t>
+            </w:r>
+          </w:p>
+        </w:tc>
+      </w:tr>
+      <w:tr>
+        <w:tc>
+          <w:tcPr>
+            <w:tcW w:type="dxa" w:w="5112"/>
+          </w:tcPr>
+          <w:p>
+            <w:r>
+              <w:t>Design revealing tests for a function</w:t>
+            </w:r>
+          </w:p>
+        </w:tc>
+        <w:tc>
+          <w:tcPr>
+            <w:tcW w:type="dxa" w:w="5112"/>
+          </w:tcPr>
+          <w:p>
+            <w:r>
+              <w:t>Explain the deciding step, show a trace or test, and state one limit.</w:t>
+            </w:r>
+          </w:p>
+        </w:tc>
+      </w:tr>
+      <w:tr>
+        <w:tc>
+          <w:tcPr>
+            <w:tcW w:type="dxa" w:w="5112"/>
+          </w:tcPr>
+          <w:p>
+            <w:r>
+              <w:t>Compare expected and actual results</w:t>
+            </w:r>
+          </w:p>
+        </w:tc>
+        <w:tc>
+          <w:tcPr>
+            <w:tcW w:type="dxa" w:w="5112"/>
+          </w:tcPr>
+          <w:p>
+            <w:r>
+              <w:t>Explain the deciding step, show a trace or test, and state one limit.</w:t>
+            </w:r>
+          </w:p>
+        </w:tc>
+      </w:tr>
+      <w:tr>
+        <w:tc>
+          <w:tcPr>
+            <w:tcW w:type="dxa" w:w="5112"/>
+          </w:tcPr>
+          <w:p>
+            <w:r>
+              <w:t>Repair a defect and rerun earlier cases</w:t>
+            </w:r>
+          </w:p>
+        </w:tc>
+        <w:tc>
+          <w:tcPr>
+            <w:tcW w:type="dxa" w:w="5112"/>
+          </w:tcPr>
+          <w:p>
+            <w:r>
+              <w:t>Explain the deciding step, show a trace or test, and state one limit.</w:t>
+            </w:r>
+          </w:p>
+        </w:tc>
+      </w:tr>
+    </w:tbl>
+    <w:p>
+      <w:r>
+        <w:t>Remember → watch and explain → try with help → investigate → try independently → keep project evidence. Your teacher may spread this lesson across several classes.</w:t>
+      </w:r>
+    </w:p>
+    <w:p>
+      <w:r>
+        <w:t>Keep your first prediction. Compare it with what the evidence shows and explain any change.</w:t>
+      </w:r>
+    </w:p>
+    <w:p>
+      <w:pPr>
+        <w:pStyle w:val="Heading1"/>
+      </w:pPr>
+      <w:r>
+        <w:t>16. Finish and return</w:t>
+      </w:r>
+    </w:p>
+    <w:p>
+      <w:r>
+        <w:t>Close your notes. Explain this goal in your own words: Design revealing tests for a function</w:t>
+      </w:r>
+    </w:p>
+    <w:p>
+      <w:pPr>
+        <w:pStyle w:val="Heading3"/>
+      </w:pPr>
+      <w:r>
+        <w:t>My deciding step, evidence and one remaining question</w:t>
+      </w:r>
+    </w:p>
+    <w:p>
+      <w:r>
+        <w:t>________________________________________________________________</w:t>
+      </w:r>
+    </w:p>
+    <w:p>
+      <w:r>
+        <w:t>________________________________________________________________</w:t>
+      </w:r>
+    </w:p>
+    <w:p>
+      <w:r>
+        <w:t>________________________________________________________________</w:t>
+      </w:r>
+    </w:p>
+    <w:p>
+      <w:r>
+        <w:t>________________________________________________________________</w:t>
+      </w:r>
+    </w:p>
+    <w:p>
+      <w:r>
+        <w:t>________________________________________________________________</w:t>
+      </w:r>
+    </w:p>
+    <w:p>
+      <w:r>
+        <w:t>If you are unsure, return to the worked picture and explain one arrow. If you are ready, change an input or assumption and justify your prediction.</w:t>
+      </w:r>
+    </w:p>
+    <w:p>
+      <w:r>
+        <w:t>Save your workbook evidence. At the next review, try a different case before opening your old answer.</w:t>
+      </w:r>
+    </w:p>
     <w:sectPr>
       <w:pgSz w:w="12240" w:h="15840"/>
       <w:pgMar w:top="936" w:right="1008" w:bottom="936" w:left="1008" w:header="720" w:footer="720" w:gutter="0"/>

--- a/downloads/student/bridge-week-12.docx
+++ b/downloads/student/bridge-week-12.docx
@@ -2261,6 +2261,215 @@
         <w:t>Save your workbook evidence. At the next review, try a different case before opening your old answer.</w:t>
       </w:r>
     </w:p>
+    <w:p>
+      <w:pPr>
+        <w:pStyle w:val="Heading1"/>
+      </w:pPr>
+      <w:r>
+        <w:t>17. Supported practice, repair and portfolio</w:t>
+      </w:r>
+    </w:p>
+    <w:p>
+      <w:r>
+        <w:t>Use this supported practice once, in the browser or on paper. Keep the reserved independent assessment for a separate first attempt before teacher feedback.</w:t>
+      </w:r>
+    </w:p>
+    <w:p>
+      <w:r>
+        <w:t>Use a test that catches the boundary bug. A function should classify an integer as tiny exactly when it is less than three.</w:t>
+      </w:r>
+    </w:p>
+    <w:p>
+      <w:pPr>
+        <w:pStyle w:val="Heading3"/>
+      </w:pPr>
+      <w:r>
+        <w:t>Practice 1: explain the deciding evidence</w:t>
+      </w:r>
+    </w:p>
+    <w:p>
+      <w:r>
+        <w:t>Which labelled step matches this detail? Using &lt;= passes 2 but fails the test at 3 before the later test.</w:t>
+      </w:r>
+    </w:p>
+    <w:p>
+      <w:r>
+        <w:t>1. Locate the bug</w:t>
+      </w:r>
+    </w:p>
+    <w:p>
+      <w:r>
+        <w:t>2. Record contract</w:t>
+      </w:r>
+    </w:p>
+    <w:p>
+      <w:r>
+        <w:t>3. Run boundary cases</w:t>
+      </w:r>
+    </w:p>
+    <w:p>
+      <w:pPr>
+        <w:pStyle w:val="Heading3"/>
+      </w:pPr>
+      <w:r>
+        <w:t>My selected conclusion, deciding fact and explanation</w:t>
+      </w:r>
+    </w:p>
+    <w:p>
+      <w:r>
+        <w:t>________________________________________________________________</w:t>
+      </w:r>
+    </w:p>
+    <w:p>
+      <w:r>
+        <w:t>________________________________________________________________</w:t>
+      </w:r>
+    </w:p>
+    <w:p>
+      <w:r>
+        <w:t>________________________________________________________________</w:t>
+      </w:r>
+    </w:p>
+    <w:p>
+      <w:r>
+        <w:t>________________________________________________________________</w:t>
+      </w:r>
+    </w:p>
+    <w:p>
+      <w:r>
+        <w:t>________________________________________________________________</w:t>
+      </w:r>
+    </w:p>
+    <w:p>
+      <w:r>
+        <w:t>Hint if needed: Read the steps in the pictorial case. Match the supplied detail to the stage that performs or records it.</w:t>
+      </w:r>
+    </w:p>
+    <w:p>
+      <w:r>
+        <w:t>After your attempt, compare with the supported explanation: Locate the bug Using &lt;= passes 2 but fails the test at 3 before the later test. A revealing test distinguishes a correct implementation from a plausible mistake. Checking only values far from the boundary would miss this inclusive-versus-strict bug.</w:t>
+      </w:r>
+    </w:p>
+    <w:p>
+      <w:pPr>
+        <w:pStyle w:val="Heading3"/>
+      </w:pPr>
+      <w:r>
+        <w:t>Practice 2: explain the deciding evidence</w:t>
+      </w:r>
+    </w:p>
+    <w:p>
+      <w:r>
+        <w:t>Changed-case practice: Remove the test at 3 and keep only 2 and 4. Which conclusion is supported by the supplied facts?</w:t>
+      </w:r>
+    </w:p>
+    <w:p>
+      <w:r>
+        <w:t>1. The buggy &lt;= function passes those remaining tests.</w:t>
+      </w:r>
+    </w:p>
+    <w:p>
+      <w:r>
+        <w:t>2. This one example guarantees correct results for every future input.</w:t>
+      </w:r>
+    </w:p>
+    <w:p>
+      <w:r>
+        <w:t>3. We can decide the result without examining the changed input or the procedure.</w:t>
+      </w:r>
+    </w:p>
+    <w:p>
+      <w:pPr>
+        <w:pStyle w:val="Heading3"/>
+      </w:pPr>
+      <w:r>
+        <w:t>My selected conclusion, deciding fact and explanation</w:t>
+      </w:r>
+    </w:p>
+    <w:p>
+      <w:r>
+        <w:t>________________________________________________________________</w:t>
+      </w:r>
+    </w:p>
+    <w:p>
+      <w:r>
+        <w:t>________________________________________________________________</w:t>
+      </w:r>
+    </w:p>
+    <w:p>
+      <w:r>
+        <w:t>________________________________________________________________</w:t>
+      </w:r>
+    </w:p>
+    <w:p>
+      <w:r>
+        <w:t>________________________________________________________________</w:t>
+      </w:r>
+    </w:p>
+    <w:p>
+      <w:r>
+        <w:t>________________________________________________________________</w:t>
+      </w:r>
+    </w:p>
+    <w:p>
+      <w:r>
+        <w:t>Hint if needed: Use the changed condition and the deciding step in the pictorial trace. The answer must say what follows from those facts.</w:t>
+      </w:r>
+    </w:p>
+    <w:p>
+      <w:r>
+        <w:t>After your attempt, compare with the supported explanation: The buggy &lt;= function passes those remaining tests. Both procedures agree away from the equality boundary.</w:t>
+      </w:r>
+    </w:p>
+    <w:p>
+      <w:pPr>
+        <w:pStyle w:val="Heading3"/>
+      </w:pPr>
+      <w:r>
+        <w:t>Repair a missing building block</w:t>
+      </w:r>
+    </w:p>
+    <w:p>
+      <w:r>
+        <w:t>Review Reading structured data (python-bridge/11). Goal: Process a list of records consistently. Short practice: Circle the included rows, calculate the sum and mean, and state coverage. Repeat after adding the fourth row with count four.. Return to this week and explain what you changed.</w:t>
+      </w:r>
+    </w:p>
+    <w:p>
+      <w:r>
+        <w:t>Review Return values and local state (python-bridge/9). Goal: Use a returned value in a later calculation. Short practice: Trace the two returned values and explain why first stays seven. What happens if the caller tries to print result directly?. Return to this week and explain what you changed.</w:t>
+      </w:r>
+    </w:p>
+    <w:p>
+      <w:r>
+        <w:t>Review Loops and trace tables (python-bridge/6). Goal: Trace variable values before and after each loop iteration. Short practice: List the four visited values and their running totals. Explain why 5 is absent and what prints for range(1,1).. Return to this week and explain what you changed.</w:t>
+      </w:r>
+    </w:p>
+    <w:p>
+      <w:pPr>
+        <w:pStyle w:val="Heading3"/>
+      </w:pPr>
+      <w:r>
+        <w:t>Predict, run and debug</w:t>
+      </w:r>
+    </w:p>
+    <w:p>
+      <w:r>
+        <w:t>The browser lab lets you edit the supported Python examples already included in this lesson. Predict first, run, inspect the actual output or error, change one input, then run again. Keep code, predictions, actual results and a reasoned revision together. On paper, label your result as a trace rather than an execution.</w:t>
+      </w:r>
+    </w:p>
+    <w:p>
+      <w:pPr>
+        <w:pStyle w:val="Heading3"/>
+      </w:pPr>
+      <w:r>
+        <w:t>Keep your completed work</w:t>
+      </w:r>
+    </w:p>
+    <w:p>
+      <w:r>
+        <w:t>Use Download completed work in the hosted lesson to export your answers, reflections, practice feedback and code-run evidence. Open the HTML copy to read or print it. Drafts stay in this browser when storage is available; clear drafts on a shared device.</w:t>
+      </w:r>
+    </w:p>
     <w:sectPr>
       <w:pgSz w:w="12240" w:h="15840"/>
       <w:pgMar w:top="936" w:right="1008" w:bottom="936" w:left="1008" w:header="720" w:footer="720" w:gutter="0"/>

--- a/downloads/student/bridge-week-12.docx
+++ b/downloads/student/bridge-week-12.docx
@@ -42,6 +42,11 @@
       </w:r>
     </w:p>
     <w:p>
+      <w:r>
+        <w:t>Start with the target: Design revealing tests for a function. Try the recall before opening notes.</w:t>
+      </w:r>
+    </w:p>
+    <w:p>
       <w:pPr>
         <w:pStyle w:val="Heading3"/>
       </w:pPr>
@@ -50,17 +55,35 @@
       </w:r>
     </w:p>
     <w:p>
-      <w:r>
+      <w:pPr>
+        <w:spacing w:line="336" w:lineRule="auto" w:after="180"/>
+      </w:pPr>
+      <w:r>
+        <w:rPr>
+          <w:b w:val="0"/>
+        </w:rPr>
         <w:t>I can design revealing tests for a function.</w:t>
       </w:r>
     </w:p>
     <w:p>
-      <w:r>
+      <w:pPr>
+        <w:spacing w:line="336" w:lineRule="auto" w:after="180"/>
+      </w:pPr>
+      <w:r>
+        <w:rPr>
+          <w:b w:val="0"/>
+        </w:rPr>
         <w:t>I can compare expected and actual results.</w:t>
       </w:r>
     </w:p>
     <w:p>
-      <w:r>
+      <w:pPr>
+        <w:spacing w:line="336" w:lineRule="auto" w:after="180"/>
+      </w:pPr>
+      <w:r>
+        <w:rPr>
+          <w:b w:val="0"/>
+        </w:rPr>
         <w:t>I can repair a defect and rerun earlier cases.</w:t>
       </w:r>
     </w:p>
@@ -73,47 +96,113 @@
       </w:r>
     </w:p>
     <w:p>
-      <w:r>
+      <w:pPr>
+        <w:spacing w:line="336" w:lineRule="auto" w:after="180"/>
+      </w:pPr>
+      <w:r>
+        <w:rPr>
+          <w:b w:val="0"/>
+        </w:rPr>
         <w:t>Close your notes first. A rough first answer helps us choose the right starting point; it is not a score for your ability.</w:t>
       </w:r>
     </w:p>
     <w:p>
-      <w:r>
+      <w:pPr>
+        <w:spacing w:line="336" w:lineRule="auto" w:after="180"/>
+      </w:pPr>
+      <w:r>
+        <w:rPr>
+          <w:b w:val="0"/>
+        </w:rPr>
         <w:t>Without opening the old lesson, explain one key idea from Reading structured data. Give an example and a mistake that the idea helps you avoid.</w:t>
       </w:r>
     </w:p>
     <w:p>
-      <w:r>
+      <w:pPr>
+        <w:spacing w:line="336" w:lineRule="auto" w:after="180"/>
+      </w:pPr>
+      <w:r>
+        <w:rPr>
+          <w:b w:val="0"/>
+        </w:rPr>
         <w:t>Without opening the old lesson, explain one key idea from Return values and local state. Give an example and a mistake that the idea helps you avoid.</w:t>
       </w:r>
     </w:p>
     <w:p>
-      <w:r>
+      <w:pPr>
+        <w:spacing w:line="336" w:lineRule="auto" w:after="180"/>
+      </w:pPr>
+      <w:r>
+        <w:rPr>
+          <w:b w:val="0"/>
+        </w:rPr>
         <w:t>Without opening the old lesson, explain one key idea from Loops and trace tables. Give an example and a mistake that the idea helps you avoid.</w:t>
       </w:r>
     </w:p>
     <w:p>
-      <w:r>
-        <w:t>After trying, check the relevant lesson or ask your teacher. Change the part of your explanation that the evidence shows was wrong.</w:t>
-      </w:r>
-    </w:p>
-    <w:p>
-      <w:r>
+      <w:pPr>
+        <w:spacing w:line="336" w:lineRule="auto" w:after="180"/>
+      </w:pPr>
+      <w:r>
+        <w:rPr>
+          <w:b w:val="0"/>
+        </w:rPr>
+        <w:t xml:space="preserve">After trying, check the relevant lesson or ask your teacher. Change the part of your explanation that the </w:t>
+      </w:r>
+      <w:r>
+        <w:rPr>
+          <w:b/>
+        </w:rPr>
+        <w:t>evidence</w:t>
+      </w:r>
+      <w:r>
+        <w:rPr>
+          <w:b w:val="0"/>
+        </w:rPr>
+        <w:t xml:space="preserve"> shows was wrong.</w:t>
+      </w:r>
+    </w:p>
+    <w:p>
+      <w:pPr>
+        <w:spacing w:line="336" w:lineRule="auto" w:after="180"/>
+      </w:pPr>
+      <w:r>
+        <w:rPr>
+          <w:b w:val="0"/>
+        </w:rPr>
         <w:t>This week you will practise:</w:t>
       </w:r>
     </w:p>
     <w:p>
-      <w:r>
+      <w:pPr>
+        <w:spacing w:line="336" w:lineRule="auto" w:after="180"/>
+      </w:pPr>
+      <w:r>
+        <w:rPr>
+          <w:b w:val="0"/>
+        </w:rPr>
         <w:t>Design revealing tests for a function</w:t>
       </w:r>
     </w:p>
     <w:p>
-      <w:r>
+      <w:pPr>
+        <w:spacing w:line="336" w:lineRule="auto" w:after="180"/>
+      </w:pPr>
+      <w:r>
+        <w:rPr>
+          <w:b w:val="0"/>
+        </w:rPr>
         <w:t>Compare expected and actual results</w:t>
       </w:r>
     </w:p>
     <w:p>
-      <w:r>
+      <w:pPr>
+        <w:spacing w:line="336" w:lineRule="auto" w:after="180"/>
+      </w:pPr>
+      <w:r>
+        <w:rPr>
+          <w:b w:val="0"/>
+        </w:rPr>
         <w:t>Repair a defect and rerun earlier cases</w:t>
       </w:r>
     </w:p>
@@ -126,7 +215,14 @@
       </w:r>
     </w:p>
     <w:p>
-      <w:r>
+      <w:pPr>
+        <w:spacing w:line="336" w:lineRule="auto" w:after="180"/>
+        <w:shd w:fill="F5F1FB"/>
+      </w:pPr>
+      <w:r>
+        <w:rPr>
+          <w:b w:val="0"/>
+        </w:rPr>
         <w:t>For capacity 9 and used 2, what should remaining return?</w:t>
       </w:r>
     </w:p>
@@ -162,7 +258,13 @@
       </w:r>
     </w:p>
     <w:p>
-      <w:r>
+      <w:pPr>
+        <w:spacing w:line="336" w:lineRule="auto" w:after="180"/>
+      </w:pPr>
+      <w:r>
+        <w:rPr>
+          <w:b w:val="0"/>
+        </w:rPr>
         <w:t>Trace testing and debugging functions and explain the changed program before running it.</w:t>
       </w:r>
     </w:p>
@@ -176,7 +278,53 @@
     </w:p>
     <w:p>
       <w:r>
-        <w:t>A function can pass one example by coincidence. Start with a written rule, calculate expected results independently, and include ordinary, zero and boundary cases. We will test a subtraction function under the contract 0 &lt;= used &lt;= capacity.</w:t>
+        <w:t>Investigate the supplied Testing and debugging functions case. Separate observations, given facts and assumptions before choosing an explanation.</w:t>
+      </w:r>
+    </w:p>
+    <w:p>
+      <w:pPr>
+        <w:spacing w:line="336" w:lineRule="auto" w:after="180"/>
+      </w:pPr>
+      <w:r>
+        <w:rPr>
+          <w:b w:val="0"/>
+        </w:rPr>
+        <w:t xml:space="preserve">A function can pass one example by coincidence. Start with a </w:t>
+      </w:r>
+      <w:r>
+        <w:rPr>
+          <w:b/>
+        </w:rPr>
+        <w:t>written rule</w:t>
+      </w:r>
+      <w:r>
+        <w:rPr>
+          <w:b w:val="0"/>
+        </w:rPr>
+        <w:t xml:space="preserve">, calculate expected results independently, and include ordinary, zero and </w:t>
+      </w:r>
+      <w:r>
+        <w:rPr>
+          <w:b/>
+        </w:rPr>
+        <w:t>boundary</w:t>
+      </w:r>
+      <w:r>
+        <w:rPr>
+          <w:b w:val="0"/>
+        </w:rPr>
+        <w:t xml:space="preserve"> cases.</w:t>
+      </w:r>
+    </w:p>
+    <w:p>
+      <w:pPr>
+        <w:spacing w:line="336" w:lineRule="auto" w:after="180"/>
+      </w:pPr>
+      <w:r>
+        <w:rPr>
+          <w:b w:val="0"/>
+        </w:rPr>
+        <w:t>We will test a subtraction function under the contract 0 &lt;= used &lt;= capacity.</w:t>
       </w:r>
     </w:p>
     <w:p>
@@ -208,6 +356,11 @@
       </w:pPr>
       <w:r>
         <w:t>03. See how it works</w:t>
+      </w:r>
+    </w:p>
+    <w:p>
+      <w:r>
+        <w:t>Follow the mechanism for Testing and debugging functions. Connect each labelled input, deciding step and result.</w:t>
       </w:r>
     </w:p>
     <w:p>
@@ -387,8 +540,37 @@
       </w:r>
     </w:p>
     <w:p>
-      <w:r>
-        <w:t>Each parenthesized group is a tuple, an ordered group of values. The loop unpacks each group into three names. Equality compares the actual result to the independently calculated expected result. The worked script prints True three times. An assert actual == expected could instead stop at the first mismatch with AssertionError.</w:t>
+      <w:pPr>
+        <w:spacing w:line="336" w:lineRule="auto" w:after="180"/>
+      </w:pPr>
+      <w:r>
+        <w:rPr>
+          <w:b w:val="0"/>
+        </w:rPr>
+        <w:t>Each parenthesized group is a tuple, an ordered group of values. The loop unpacks each group into three names. Equality compares the actual result to the independently calculated expected result.</w:t>
+      </w:r>
+    </w:p>
+    <w:p>
+      <w:pPr>
+        <w:spacing w:line="336" w:lineRule="auto" w:after="180"/>
+      </w:pPr>
+      <w:r>
+        <w:rPr>
+          <w:b w:val="0"/>
+        </w:rPr>
+        <w:t xml:space="preserve">The worked script prints True three times. An assert actual == expected could instead stop at the first mismatch with </w:t>
+      </w:r>
+      <w:r>
+        <w:rPr>
+          <w:b/>
+        </w:rPr>
+        <w:t>Assertion</w:t>
+      </w:r>
+      <w:r>
+        <w:rPr>
+          <w:b w:val="0"/>
+        </w:rPr>
+        <w:t>Error.</w:t>
       </w:r>
     </w:p>
     <w:p>
@@ -400,8 +582,26 @@
       </w:r>
     </w:p>
     <w:p>
-      <w:r>
-        <w:t>Point to the input, the deciding step and the result in this week’s visual. Explain the same step in ordinary words. A picture helps when you can say what each part represents.</w:t>
+      <w:pPr>
+        <w:spacing w:line="336" w:lineRule="auto" w:after="180"/>
+      </w:pPr>
+      <w:r>
+        <w:rPr>
+          <w:b w:val="0"/>
+        </w:rPr>
+        <w:t xml:space="preserve">Point to the </w:t>
+      </w:r>
+      <w:r>
+        <w:rPr>
+          <w:b/>
+        </w:rPr>
+        <w:t>input</w:t>
+      </w:r>
+      <w:r>
+        <w:rPr>
+          <w:b w:val="0"/>
+        </w:rPr>
+        <w:t>, the deciding step and the result in this week’s visual. Explain the same step in ordinary words. A picture helps when you can say what each part represents.</w:t>
       </w:r>
     </w:p>
     <w:p>
@@ -413,6 +613,11 @@
       </w:r>
     </w:p>
     <w:p>
+      <w:r>
+        <w:t>Compare the supplied cases for Testing and debugging functions. Identify the detail that changes the conclusion.</w:t>
+      </w:r>
+    </w:p>
+    <w:p>
       <w:pPr>
         <w:pStyle w:val="Heading3"/>
       </w:pPr>
@@ -421,7 +626,14 @@
       </w:r>
     </w:p>
     <w:p>
-      <w:r>
+      <w:pPr>
+        <w:spacing w:line="336" w:lineRule="auto" w:after="180"/>
+        <w:shd w:fill="F5F1FB"/>
+      </w:pPr>
+      <w:r>
+        <w:rPr>
+          <w:b w:val="0"/>
+        </w:rPr>
         <w:t>A faulty function always returns 4. Which of your three cases pass and fail?</w:t>
       </w:r>
     </w:p>
@@ -467,18 +679,81 @@
       </w:r>
     </w:p>
     <w:p>
-      <w:r>
+      <w:pPr>
+        <w:pStyle w:val="Heading3"/>
+      </w:pPr>
+      <w:r>
+        <w:t>Change one thing</w:t>
+      </w:r>
+    </w:p>
+    <w:p>
+      <w:pPr>
+        <w:spacing w:line="336" w:lineRule="auto" w:after="180"/>
+        <w:shd w:fill="F5F1FB"/>
+      </w:pPr>
+      <w:r>
+        <w:rPr>
+          <w:b w:val="0"/>
+        </w:rPr>
         <w:t>Change: Remove the test at 3 and keep only 2 and 4.</w:t>
       </w:r>
     </w:p>
     <w:p>
-      <w:r>
-        <w:t>Prediction: The buggy &lt;= function passes those remaining tests.</w:t>
-      </w:r>
-    </w:p>
-    <w:p>
-      <w:r>
-        <w:t>Reason: Both procedures agree away from the equality boundary.</w:t>
+      <w:pPr>
+        <w:pStyle w:val="Heading3"/>
+      </w:pPr>
+      <w:r>
+        <w:t>Predicted result</w:t>
+      </w:r>
+    </w:p>
+    <w:p>
+      <w:pPr>
+        <w:spacing w:line="336" w:lineRule="auto" w:after="180"/>
+        <w:shd w:fill="F1F6FC"/>
+      </w:pPr>
+      <w:r>
+        <w:rPr>
+          <w:b/>
+        </w:rPr>
+        <w:t>Prediction</w:t>
+      </w:r>
+      <w:r>
+        <w:rPr>
+          <w:b w:val="0"/>
+        </w:rPr>
+        <w:t>: The buggy &lt;= function passes those remaining tests.</w:t>
+      </w:r>
+    </w:p>
+    <w:p>
+      <w:pPr>
+        <w:pStyle w:val="Heading3"/>
+      </w:pPr>
+      <w:r>
+        <w:t>Why the result follows</w:t>
+      </w:r>
+    </w:p>
+    <w:p>
+      <w:pPr>
+        <w:spacing w:line="336" w:lineRule="auto" w:after="180"/>
+        <w:shd w:fill="F1F6FC"/>
+      </w:pPr>
+      <w:r>
+        <w:rPr>
+          <w:b w:val="0"/>
+        </w:rPr>
+        <w:t xml:space="preserve">Reason: Both procedures agree away from the equality </w:t>
+      </w:r>
+      <w:r>
+        <w:rPr>
+          <w:b/>
+        </w:rPr>
+        <w:t>boundary</w:t>
+      </w:r>
+      <w:r>
+        <w:rPr>
+          <w:b w:val="0"/>
+        </w:rPr>
+        <w:t>.</w:t>
       </w:r>
     </w:p>
     <w:p>
@@ -487,6 +762,11 @@
       </w:pPr>
       <w:r>
         <w:t>05. Words that unlock the idea</w:t>
+      </w:r>
+    </w:p>
+    <w:p>
+      <w:r>
+        <w:t>Use the vocabulary of Testing and debugging functions to explain a concrete decision, rather than only memorising definitions.</w:t>
       </w:r>
     </w:p>
     <w:tbl>
@@ -645,6 +925,11 @@
       </w:r>
     </w:p>
     <w:p>
+      <w:r>
+        <w:t>Follow the worked trace for Testing and debugging functions, predict a step, then compare with its explanation.</w:t>
+      </w:r>
+    </w:p>
+    <w:p>
       <w:pPr>
         <w:pStyle w:val="Heading3"/>
       </w:pPr>
@@ -691,7 +976,13 @@
       </w:r>
     </w:p>
     <w:p>
-      <w:r>
+      <w:pPr>
+        <w:spacing w:line="336" w:lineRule="auto" w:after="180"/>
+      </w:pPr>
+      <w:r>
+        <w:rPr>
+          <w:b w:val="0"/>
+        </w:rPr>
         <w:t>Cover the result before checking it. Say what is given, choose the procedure, and follow one step at a time. Then uncover the result and explain your first mismatch. Ask why a step is allowed, not only what number it produces.</w:t>
       </w:r>
     </w:p>
@@ -704,8 +995,26 @@
       </w:r>
     </w:p>
     <w:p>
-      <w:r>
-        <w:t>Use a test that catches the boundary bug. A function should classify an integer as tiny exactly when it is less than three.</w:t>
+      <w:pPr>
+        <w:spacing w:line="336" w:lineRule="auto" w:after="180"/>
+      </w:pPr>
+      <w:r>
+        <w:rPr>
+          <w:b w:val="0"/>
+        </w:rPr>
+        <w:t xml:space="preserve">Use a test that catches the </w:t>
+      </w:r>
+      <w:r>
+        <w:rPr>
+          <w:b/>
+        </w:rPr>
+        <w:t>boundary</w:t>
+      </w:r>
+      <w:r>
+        <w:rPr>
+          <w:b w:val="0"/>
+        </w:rPr>
+        <w:t xml:space="preserve"> bug. A function should classify an integer as tiny exactly when it is less than three.</w:t>
       </w:r>
     </w:p>
     <w:p>
@@ -717,8 +1026,35 @@
       </w:r>
     </w:p>
     <w:p>
-      <w:r>
-        <w:t>Python 3 intended function: return x&lt;3. Test cases: (2,True),(3,False),(4,False). Candidate bug: return x&lt;=3.</w:t>
+      <w:pPr>
+        <w:pStyle w:val="Heading3"/>
+      </w:pPr>
+      <w:r>
+        <w:t>Supplied facts</w:t>
+      </w:r>
+    </w:p>
+    <w:p>
+      <w:pPr>
+        <w:spacing w:line="336" w:lineRule="auto" w:after="180"/>
+        <w:shd w:fill="F1F6FC"/>
+      </w:pPr>
+      <w:r>
+        <w:rPr>
+          <w:b w:val="0"/>
+        </w:rPr>
+        <w:t xml:space="preserve">Python 3 intended function: return x&lt;3. </w:t>
+      </w:r>
+      <w:r>
+        <w:rPr>
+          <w:b/>
+        </w:rPr>
+        <w:t>Test case</w:t>
+      </w:r>
+      <w:r>
+        <w:rPr>
+          <w:b w:val="0"/>
+        </w:rPr>
+        <w:t>s: (2,True),(3,False),(4,False). Candidate bug: return x&lt;=3.</w:t>
       </w:r>
     </w:p>
     <w:p>
@@ -881,30 +1217,126 @@
       </w:r>
     </w:p>
     <w:p>
-      <w:r>
-        <w:t>A revealing test distinguishes a correct implementation from a plausible mistake. Checking only values far from the boundary would miss this inclusive-versus-strict bug.</w:t>
-      </w:r>
-    </w:p>
-    <w:p>
       <w:pPr>
         <w:pStyle w:val="Heading3"/>
       </w:pPr>
       <w:r>
+        <w:t>Why the result follows</w:t>
+      </w:r>
+    </w:p>
+    <w:p>
+      <w:pPr>
+        <w:spacing w:line="336" w:lineRule="auto" w:after="180"/>
+        <w:shd w:fill="F1F6FC"/>
+      </w:pPr>
+      <w:r>
+        <w:rPr>
+          <w:b w:val="0"/>
+        </w:rPr>
+        <w:t xml:space="preserve">A revealing test distinguishes a correct implementation from a plausible mistake. Checking only values far from the </w:t>
+      </w:r>
+      <w:r>
+        <w:rPr>
+          <w:b/>
+        </w:rPr>
+        <w:t>boundary</w:t>
+      </w:r>
+      <w:r>
+        <w:rPr>
+          <w:b w:val="0"/>
+        </w:rPr>
+        <w:t xml:space="preserve"> would miss this inclusive-versus-strict bug.</w:t>
+      </w:r>
+    </w:p>
+    <w:p>
+      <w:pPr>
+        <w:pStyle w:val="Heading3"/>
+      </w:pPr>
+      <w:r>
         <w:t>What this example does not establish</w:t>
       </w:r>
     </w:p>
     <w:p>
-      <w:r>
-        <w:t>Passing these cases does not prove correctness for every type or input; the contract and coverage determine what was actually checked.</w:t>
-      </w:r>
-    </w:p>
-    <w:p>
-      <w:r>
-        <w:t>Read the labelled picture: Predict the three correct outputs. Which test first catches &lt;=, and why do tests at only two and four miss the bug?</w:t>
-      </w:r>
-    </w:p>
-    <w:p>
-      <w:r>
+      <w:pPr>
+        <w:pStyle w:val="Heading3"/>
+      </w:pPr>
+      <w:r>
+        <w:t>Keep the stated limit</w:t>
+      </w:r>
+    </w:p>
+    <w:p>
+      <w:pPr>
+        <w:spacing w:line="336" w:lineRule="auto" w:after="180"/>
+        <w:shd w:fill="FFF5E6"/>
+      </w:pPr>
+      <w:r>
+        <w:rPr>
+          <w:b w:val="0"/>
+        </w:rPr>
+        <w:t xml:space="preserve">Passing these cases does not prove correctness for every type or </w:t>
+      </w:r>
+      <w:r>
+        <w:rPr>
+          <w:b/>
+        </w:rPr>
+        <w:t>input</w:t>
+      </w:r>
+      <w:r>
+        <w:rPr>
+          <w:b w:val="0"/>
+        </w:rPr>
+        <w:t>; the contract and coverage determine what was actually checked.</w:t>
+      </w:r>
+    </w:p>
+    <w:p>
+      <w:pPr>
+        <w:pStyle w:val="Heading3"/>
+      </w:pPr>
+      <w:r>
+        <w:t>Keep the stated limit</w:t>
+      </w:r>
+    </w:p>
+    <w:p>
+      <w:pPr>
+        <w:spacing w:line="336" w:lineRule="auto" w:after="180"/>
+        <w:shd w:fill="FFF5E6"/>
+      </w:pPr>
+      <w:r>
+        <w:rPr>
+          <w:b w:val="0"/>
+        </w:rPr>
+        <w:t xml:space="preserve">Read the labelled picture: Predict the three correct </w:t>
+      </w:r>
+      <w:r>
+        <w:rPr>
+          <w:b/>
+        </w:rPr>
+        <w:t>output</w:t>
+      </w:r>
+      <w:r>
+        <w:rPr>
+          <w:b w:val="0"/>
+        </w:rPr>
+        <w:t>s. Which test first catches &lt;=, and why do tests at only two and four miss the bug?</w:t>
+      </w:r>
+    </w:p>
+    <w:p>
+      <w:pPr>
+        <w:pStyle w:val="Heading3"/>
+      </w:pPr>
+      <w:r>
+        <w:t>Keep the stated limit</w:t>
+      </w:r>
+    </w:p>
+    <w:p>
+      <w:pPr>
+        <w:spacing w:line="336" w:lineRule="auto" w:after="180"/>
+        <w:shd w:fill="FFF5E6"/>
+      </w:pPr>
+      <w:r>
+        <w:rPr>
+          <w:b w:val="0"/>
+        </w:rPr>
         <w:t>Change one thing: Remove the test at 3 and keep only 2 and 4. Predict the result before checking the explanation. What remains the same?</w:t>
       </w:r>
     </w:p>
@@ -918,7 +1350,41 @@
     </w:p>
     <w:p>
       <w:r>
-        <w:t>A faulty return capacity + used gives 11, 16 and 8. The unused case passes even though the rule is wrong. Repair the operator to subtraction and rerun all three cases. Never change an expected result merely to match faulty output.</w:t>
+        <w:t>Find the unsupported step in the Testing and debugging functions claim and explain a repair using the supplied evidence.</w:t>
+      </w:r>
+    </w:p>
+    <w:p>
+      <w:pPr>
+        <w:spacing w:line="336" w:lineRule="auto" w:after="180"/>
+      </w:pPr>
+      <w:r>
+        <w:rPr>
+          <w:b w:val="0"/>
+        </w:rPr>
+        <w:t>A faulty return capacity + used gives 11, 16 and 8. The unused case passes even though the rule is wrong. Repair the operator to subtraction and rerun all three cases.</w:t>
+      </w:r>
+    </w:p>
+    <w:p>
+      <w:pPr>
+        <w:spacing w:line="336" w:lineRule="auto" w:after="180"/>
+      </w:pPr>
+      <w:r>
+        <w:rPr>
+          <w:b w:val="0"/>
+        </w:rPr>
+        <w:t xml:space="preserve">Never change an expected result merely to match faulty </w:t>
+      </w:r>
+      <w:r>
+        <w:rPr>
+          <w:b/>
+        </w:rPr>
+        <w:t>output</w:t>
+      </w:r>
+      <w:r>
+        <w:rPr>
+          <w:b w:val="0"/>
+        </w:rPr>
+        <w:t>.</w:t>
       </w:r>
     </w:p>
     <w:p>
@@ -930,8 +1396,26 @@
       </w:r>
     </w:p>
     <w:p>
-      <w:r>
-        <w:t>A faulty function adds capacity and used. For (6, 2), state actual and expected. Repair it and name a regression case.</w:t>
+      <w:pPr>
+        <w:spacing w:line="336" w:lineRule="auto" w:after="180"/>
+      </w:pPr>
+      <w:r>
+        <w:rPr>
+          <w:b w:val="0"/>
+        </w:rPr>
+        <w:t xml:space="preserve">A faulty function adds capacity and used. For (6, 2), state actual and expected. Repair it and name a </w:t>
+      </w:r>
+      <w:r>
+        <w:rPr>
+          <w:b/>
+        </w:rPr>
+        <w:t>regression</w:t>
+      </w:r>
+      <w:r>
+        <w:rPr>
+          <w:b w:val="0"/>
+        </w:rPr>
+        <w:t xml:space="preserve"> case.</w:t>
       </w:r>
     </w:p>
     <w:p>
@@ -982,6 +1466,17 @@
     </w:p>
     <w:p>
       <w:r>
+        <w:t>Practise Testing and debugging functions with support, then explain the deciding step in your own words.</w:t>
+      </w:r>
+    </w:p>
+    <w:p>
+      <w:pPr>
+        <w:spacing w:line="336" w:lineRule="auto" w:after="180"/>
+      </w:pPr>
+      <w:r>
+        <w:rPr>
+          <w:b w:val="0"/>
+        </w:rPr>
         <w:t>Give expected results for remaining(6, 2), remaining(6, 6) and remaining(6, 0).</w:t>
       </w:r>
     </w:p>
@@ -1060,8 +1555,26 @@
       </w:r>
     </w:p>
     <w:p>
-      <w:r>
-        <w:t>Use workbook W2 for the connected example “Testing and debugging functions”. First fill the input and rule boxes. Try the middle steps before asking for a hint. After a hint, try the next step yourself.</w:t>
+      <w:pPr>
+        <w:spacing w:line="336" w:lineRule="auto" w:after="180"/>
+      </w:pPr>
+      <w:r>
+        <w:rPr>
+          <w:b w:val="0"/>
+        </w:rPr>
+        <w:t xml:space="preserve">Use workbook W2 for the connected example “Testing and debugging functions”. First fill the </w:t>
+      </w:r>
+      <w:r>
+        <w:rPr>
+          <w:b/>
+        </w:rPr>
+        <w:t>input</w:t>
+      </w:r>
+      <w:r>
+        <w:rPr>
+          <w:b w:val="0"/>
+        </w:rPr>
+        <w:t xml:space="preserve"> and rule boxes. Try the middle steps before asking for a hint. After a hint, try the next step yourself.</w:t>
       </w:r>
     </w:p>
     <w:tbl>
@@ -1144,7 +1657,13 @@
       </w:tr>
     </w:tbl>
     <w:p>
-      <w:r>
+      <w:pPr>
+        <w:spacing w:line="336" w:lineRule="auto" w:after="180"/>
+      </w:pPr>
+      <w:r>
+        <w:rPr>
+          <w:b w:val="0"/>
+        </w:rPr>
         <w:t>Explain your trace to a partner. Your partner points to one step to check. Swap roles on the next case. Each person writes their own explanation.</w:t>
       </w:r>
     </w:p>
@@ -1157,12 +1676,35 @@
       </w:r>
     </w:p>
     <w:p>
-      <w:r>
-        <w:t>Use the worked case for Testing and debugging functions. Proposed explanation: “A successful run proves the conclusion”. Decide whether this explanation is supported. Point to the step or supplied fact that decides; explain your repair if needed.</w:t>
-      </w:r>
-    </w:p>
-    <w:p>
-      <w:r>
+      <w:pPr>
+        <w:spacing w:line="336" w:lineRule="auto" w:after="180"/>
+      </w:pPr>
+      <w:r>
+        <w:rPr>
+          <w:b w:val="0"/>
+        </w:rPr>
+        <w:t>Use the worked case for Testing and debugging functions. Proposed explanation: “A successful run proves the conclusion”. Decide whether this explanation is supported.</w:t>
+      </w:r>
+    </w:p>
+    <w:p>
+      <w:pPr>
+        <w:spacing w:line="336" w:lineRule="auto" w:after="180"/>
+      </w:pPr>
+      <w:r>
+        <w:rPr>
+          <w:b w:val="0"/>
+        </w:rPr>
+        <w:t>Point to the step or supplied fact that decides; explain your repair if needed.</w:t>
+      </w:r>
+    </w:p>
+    <w:p>
+      <w:pPr>
+        <w:spacing w:line="336" w:lineRule="auto" w:after="180"/>
+      </w:pPr>
+      <w:r>
+        <w:rPr>
+          <w:b w:val="0"/>
+        </w:rPr>
         <w:t>Answer on your own before discussion. If you are unsure, say which step you need help with.</w:t>
       </w:r>
     </w:p>
@@ -1175,8 +1717,27 @@
       </w:r>
     </w:p>
     <w:p>
-      <w:r>
-        <w:t>Predict the three correct outputs. Which test first catches &lt;=, and why do tests at only two and four miss the bug?</w:t>
+      <w:pPr>
+        <w:spacing w:line="336" w:lineRule="auto" w:after="180"/>
+        <w:shd w:fill="F5F1FB"/>
+      </w:pPr>
+      <w:r>
+        <w:rPr>
+          <w:b w:val="0"/>
+        </w:rPr>
+        <w:t xml:space="preserve">Predict the three correct </w:t>
+      </w:r>
+      <w:r>
+        <w:rPr>
+          <w:b/>
+        </w:rPr>
+        <w:t>output</w:t>
+      </w:r>
+      <w:r>
+        <w:rPr>
+          <w:b w:val="0"/>
+        </w:rPr>
+        <w:t>s. Which test first catches &lt;=, and why do tests at only two and four miss the bug?</w:t>
       </w:r>
     </w:p>
     <w:p>
@@ -1208,7 +1769,13 @@
       </w:r>
     </w:p>
     <w:p>
-      <w:r>
+      <w:pPr>
+        <w:spacing w:line="336" w:lineRule="auto" w:after="180"/>
+      </w:pPr>
+      <w:r>
+        <w:rPr>
+          <w:b w:val="0"/>
+        </w:rPr>
         <w:t>This is supported practice. Keep the separately named independent case for an attempt before feedback.</w:t>
       </w:r>
     </w:p>
@@ -1221,6 +1788,11 @@
       </w:r>
     </w:p>
     <w:p>
+      <w:r>
+        <w:t>Investigate Testing and debugging functions. Record the prediction, actual observation or labelled paper trace, explanation and next test separately.</w:t>
+      </w:r>
+    </w:p>
+    <w:p>
       <w:pPr>
         <w:pStyle w:val="Heading3"/>
       </w:pPr>
@@ -1229,7 +1801,14 @@
       </w:r>
     </w:p>
     <w:p>
-      <w:r>
+      <w:pPr>
+        <w:spacing w:line="336" w:lineRule="auto" w:after="180"/>
+        <w:shd w:fill="F5F1FB"/>
+      </w:pPr>
+      <w:r>
+        <w:rPr>
+          <w:b w:val="0"/>
+        </w:rPr>
         <w:t>A faulty function always returns 4. Which of your three cases pass and fail?</w:t>
       </w:r>
     </w:p>
@@ -1390,7 +1969,13 @@
       </w:tr>
     </w:tbl>
     <w:p>
-      <w:r>
+      <w:pPr>
+        <w:spacing w:line="336" w:lineRule="auto" w:after="180"/>
+      </w:pPr>
+      <w:r>
+        <w:rPr>
+          <w:b w:val="0"/>
+        </w:rPr>
         <w:t>On paper, trace the supplied procedure. If code is provided, predict before running it in a local practice file. Never write an expected answer as though it were an observed run.</w:t>
       </w:r>
     </w:p>
@@ -1403,7 +1988,13 @@
       </w:r>
     </w:p>
     <w:p>
-      <w:r>
+      <w:pPr>
+        <w:spacing w:line="336" w:lineRule="auto" w:after="180"/>
+      </w:pPr>
+      <w:r>
+        <w:rPr>
+          <w:b w:val="0"/>
+        </w:rPr>
         <w:t>Before trying: what do I expect, and why? While trying: which step could first go wrong? Afterwards: what did I actually observe, and what should change? Keep “not run” if you only traced the procedure.</w:t>
       </w:r>
     </w:p>
@@ -1416,6 +2007,11 @@
       </w:r>
     </w:p>
     <w:p>
+      <w:r>
+        <w:t>Move from recall to tracing, diagnosis and transfer in Testing and debugging functions. Explain why each step is justified.</w:t>
+      </w:r>
+    </w:p>
+    <w:p>
       <w:pPr>
         <w:pStyle w:val="Heading3"/>
       </w:pPr>
@@ -1424,17 +2020,48 @@
       </w:r>
     </w:p>
     <w:p>
-      <w:r>
+      <w:pPr>
+        <w:spacing w:line="336" w:lineRule="auto" w:after="180"/>
+      </w:pPr>
+      <w:r>
+        <w:rPr>
+          <w:b w:val="0"/>
+        </w:rPr>
         <w:t>Give expected results for remaining(6, 2), remaining(6, 6) and remaining(6, 0).</w:t>
       </w:r>
     </w:p>
     <w:p>
-      <w:r>
-        <w:t>A faulty function adds capacity and used. For (6, 2), state actual and expected. Repair it and name a regression case.</w:t>
-      </w:r>
-    </w:p>
-    <w:p>
-      <w:r>
+      <w:pPr>
+        <w:spacing w:line="336" w:lineRule="auto" w:after="180"/>
+      </w:pPr>
+      <w:r>
+        <w:rPr>
+          <w:b w:val="0"/>
+        </w:rPr>
+        <w:t xml:space="preserve">A faulty function adds capacity and used. For (6, 2), state actual and expected. Repair it and name a </w:t>
+      </w:r>
+      <w:r>
+        <w:rPr>
+          <w:b/>
+        </w:rPr>
+        <w:t>regression</w:t>
+      </w:r>
+      <w:r>
+        <w:rPr>
+          <w:b w:val="0"/>
+        </w:rPr>
+        <w:t xml:space="preserve"> case.</w:t>
+      </w:r>
+    </w:p>
+    <w:p>
+      <w:pPr>
+        <w:spacing w:line="336" w:lineRule="auto" w:after="180"/>
+        <w:shd w:fill="F5F1FB"/>
+      </w:pPr>
+      <w:r>
+        <w:rPr>
+          <w:b w:val="0"/>
+        </w:rPr>
         <w:t>All three stock tests pass. Does that prove correct handling of negative counts?</w:t>
       </w:r>
     </w:p>
@@ -1481,7 +2108,65 @@
     </w:p>
     <w:p>
       <w:r>
-        <w:t>Add a labelled testing and debugging functions evidence sheet to Python readiness portfolio. Show how you can design revealing tests for a function. Use the supplied fictional case and keep its inputs, intermediate steps, calculation or prediction, and limitation. Connect this record to last week’s record; a matching answer without a trace is insufficient.</w:t>
+        <w:t>Apply this week’s idea to Python readiness portfolio. Keep an annotated decision and the evidence supporting it.</w:t>
+      </w:r>
+    </w:p>
+    <w:p>
+      <w:pPr>
+        <w:spacing w:line="336" w:lineRule="auto" w:after="180"/>
+      </w:pPr>
+      <w:r>
+        <w:rPr>
+          <w:b w:val="0"/>
+        </w:rPr>
+        <w:t xml:space="preserve">Add a labelled testing and debugging functions </w:t>
+      </w:r>
+      <w:r>
+        <w:rPr>
+          <w:b/>
+        </w:rPr>
+        <w:t>evidence</w:t>
+      </w:r>
+      <w:r>
+        <w:rPr>
+          <w:b w:val="0"/>
+        </w:rPr>
+        <w:t xml:space="preserve"> sheet to Python readiness portfolio. Show how you can design revealing tests for a function.</w:t>
+      </w:r>
+    </w:p>
+    <w:p>
+      <w:pPr>
+        <w:spacing w:line="336" w:lineRule="auto" w:after="180"/>
+      </w:pPr>
+      <w:r>
+        <w:rPr>
+          <w:b w:val="0"/>
+        </w:rPr>
+        <w:t xml:space="preserve">Use the supplied fictional case and keep its </w:t>
+      </w:r>
+      <w:r>
+        <w:rPr>
+          <w:b/>
+        </w:rPr>
+        <w:t>input</w:t>
+      </w:r>
+      <w:r>
+        <w:rPr>
+          <w:b w:val="0"/>
+        </w:rPr>
+        <w:t xml:space="preserve">s, intermediate steps, calculation or </w:t>
+      </w:r>
+      <w:r>
+        <w:rPr>
+          <w:b/>
+        </w:rPr>
+        <w:t>prediction</w:t>
+      </w:r>
+      <w:r>
+        <w:rPr>
+          <w:b w:val="0"/>
+        </w:rPr>
+        <w:t>, and limitation. Connect this record to last week’s record; a matching answer without a trace is insufficient.</w:t>
       </w:r>
     </w:p>
     <w:tbl>
@@ -1609,8 +2294,38 @@
       </w:r>
     </w:p>
     <w:p>
-      <w:r>
-        <w:t>For Python readiness before the Responsible Plant Classifier, retain a trace of the values, the predicted outputs and the changed-case explanation. Use actual Python 3 results to check the prediction after reasoning first.</w:t>
+      <w:pPr>
+        <w:spacing w:line="336" w:lineRule="auto" w:after="180"/>
+      </w:pPr>
+      <w:r>
+        <w:rPr>
+          <w:b w:val="0"/>
+        </w:rPr>
+        <w:t xml:space="preserve">For Python readiness before the Responsible Plant Classifier, retain a trace of the values, the predicted </w:t>
+      </w:r>
+      <w:r>
+        <w:rPr>
+          <w:b/>
+        </w:rPr>
+        <w:t>output</w:t>
+      </w:r>
+      <w:r>
+        <w:rPr>
+          <w:b w:val="0"/>
+        </w:rPr>
+        <w:t xml:space="preserve">s and the changed-case explanation. Use actual Python 3 results to check the </w:t>
+      </w:r>
+      <w:r>
+        <w:rPr>
+          <w:b/>
+        </w:rPr>
+        <w:t>prediction</w:t>
+      </w:r>
+      <w:r>
+        <w:rPr>
+          <w:b w:val="0"/>
+        </w:rPr>
+        <w:t xml:space="preserve"> after reasoning first.</w:t>
       </w:r>
     </w:p>
     <w:p>
@@ -1623,7 +2338,42 @@
     </w:p>
     <w:p>
       <w:r>
-        <w:t>Passing this small suite supports these particular cases. It neither proves every allowed input correct nor checks invalid input handling. A test outside the contract needs a separately specified expected behavior.</w:t>
+        <w:t>Use a genuinely new case for independent evidence. Previously discussed examples remain practice; use the separately named independent case before feedback.</w:t>
+      </w:r>
+    </w:p>
+    <w:p>
+      <w:pPr>
+        <w:spacing w:line="336" w:lineRule="auto" w:after="180"/>
+      </w:pPr>
+      <w:r>
+        <w:rPr>
+          <w:b w:val="0"/>
+        </w:rPr>
+        <w:t xml:space="preserve">Passing this small suite supports these particular cases. It neither proves every allowed </w:t>
+      </w:r>
+      <w:r>
+        <w:rPr>
+          <w:b/>
+        </w:rPr>
+        <w:t>input</w:t>
+      </w:r>
+      <w:r>
+        <w:rPr>
+          <w:b w:val="0"/>
+        </w:rPr>
+        <w:t xml:space="preserve"> correct nor checks invalid </w:t>
+      </w:r>
+      <w:r>
+        <w:rPr>
+          <w:b/>
+        </w:rPr>
+        <w:t>input</w:t>
+      </w:r>
+      <w:r>
+        <w:rPr>
+          <w:b w:val="0"/>
+        </w:rPr>
+        <w:t xml:space="preserve"> handling. A test outside the contract needs a separately specified expected behavior.</w:t>
       </w:r>
     </w:p>
     <w:p>
@@ -1665,7 +2415,14 @@
       </w:r>
     </w:p>
     <w:p>
-      <w:r>
+      <w:pPr>
+        <w:spacing w:line="336" w:lineRule="auto" w:after="180"/>
+        <w:shd w:fill="F5F1FB"/>
+      </w:pPr>
+      <w:r>
+        <w:rPr>
+          <w:b w:val="0"/>
+        </w:rPr>
         <w:t>All three stock tests pass. Does that prove correct handling of negative counts?</w:t>
       </w:r>
     </w:p>
@@ -1703,6 +2460,11 @@
       </w:pPr>
       <w:r>
         <w:t>13. Study a complete case</w:t>
+      </w:r>
+    </w:p>
+    <w:p>
+      <w:r>
+        <w:t>Revisit the complete Testing and debugging functions case for supported practice. Repeated examples do not become fresh assessments.</w:t>
       </w:r>
     </w:p>
     <w:p>
@@ -1870,8 +2632,26 @@
       </w:r>
     </w:p>
     <w:p>
-      <w:r>
-        <w:t>Follow the input through the stated procedure to its result. Cover the result first, predict it, then explain every intermediate step. The text/table accompanies the figure so the example can be read without colour.</w:t>
+      <w:pPr>
+        <w:spacing w:line="336" w:lineRule="auto" w:after="180"/>
+      </w:pPr>
+      <w:r>
+        <w:rPr>
+          <w:b w:val="0"/>
+        </w:rPr>
+        <w:t xml:space="preserve">Follow the </w:t>
+      </w:r>
+      <w:r>
+        <w:rPr>
+          <w:b/>
+        </w:rPr>
+        <w:t>input</w:t>
+      </w:r>
+      <w:r>
+        <w:rPr>
+          <w:b w:val="0"/>
+        </w:rPr>
+        <w:t xml:space="preserve"> through the stated procedure to its result. Cover the result first, predict it, then explain every intermediate step. The text/table accompanies the figure so the example can be read without colour.</w:t>
       </w:r>
     </w:p>
     <w:p>
@@ -1921,6 +2701,11 @@
       </w:r>
     </w:p>
     <w:p>
+      <w:r>
+        <w:t>Attempt the reserved new case before feedback. Record support; the earlier examples below remain additional practice.</w:t>
+      </w:r>
+    </w:p>
+    <w:p>
       <w:pPr>
         <w:pStyle w:val="Heading3"/>
       </w:pPr>
@@ -1929,8 +2714,63 @@
       </w:r>
     </w:p>
     <w:p>
-      <w:r>
-        <w:t>Predict the output. If the function mistakenly uses x&lt;=10, identify the first failing assertion and whether the final print happens. State the repair and which earlier tests must be rerun. Do these cases prove all input types are handled?</w:t>
+      <w:pPr>
+        <w:spacing w:line="336" w:lineRule="auto" w:after="180"/>
+        <w:shd w:fill="F5F1FB"/>
+      </w:pPr>
+      <w:r>
+        <w:rPr>
+          <w:b w:val="0"/>
+        </w:rPr>
+        <w:t xml:space="preserve">Predict the </w:t>
+      </w:r>
+      <w:r>
+        <w:rPr>
+          <w:b/>
+        </w:rPr>
+        <w:t>output</w:t>
+      </w:r>
+      <w:r>
+        <w:rPr>
+          <w:b w:val="0"/>
+        </w:rPr>
+        <w:t xml:space="preserve">. If the function mistakenly uses x&lt;=10, identify the first failing </w:t>
+      </w:r>
+      <w:r>
+        <w:rPr>
+          <w:b/>
+        </w:rPr>
+        <w:t>assertion</w:t>
+      </w:r>
+      <w:r>
+        <w:rPr>
+          <w:b w:val="0"/>
+        </w:rPr>
+        <w:t xml:space="preserve"> and whether the final print happens. State the repair and which earlier tests must be rerun.</w:t>
+      </w:r>
+    </w:p>
+    <w:p>
+      <w:pPr>
+        <w:spacing w:line="336" w:lineRule="auto" w:after="180"/>
+        <w:shd w:fill="F5F1FB"/>
+      </w:pPr>
+      <w:r>
+        <w:rPr>
+          <w:b w:val="0"/>
+        </w:rPr>
+        <w:t xml:space="preserve">Do these cases prove all </w:t>
+      </w:r>
+      <w:r>
+        <w:rPr>
+          <w:b/>
+        </w:rPr>
+        <w:t>input</w:t>
+      </w:r>
+      <w:r>
+        <w:rPr>
+          <w:b w:val="0"/>
+        </w:rPr>
+        <w:t xml:space="preserve"> types are handled?</w:t>
       </w:r>
     </w:p>
     <w:p>
@@ -1997,7 +2837,13 @@
       </w:r>
     </w:p>
     <w:p>
-      <w:r>
+      <w:pPr>
+        <w:spacing w:line="336" w:lineRule="auto" w:after="180"/>
+      </w:pPr>
+      <w:r>
+        <w:rPr>
+          <w:b w:val="0"/>
+        </w:rPr>
         <w:t>Attempt this case before feedback. Record any help. Earlier examples below are further practice; a case already practised with feedback cannot establish fresh transfer.</w:t>
       </w:r>
     </w:p>
@@ -2010,7 +2856,13 @@
       </w:r>
     </w:p>
     <w:p>
-      <w:r>
+      <w:pPr>
+        <w:spacing w:line="336" w:lineRule="auto" w:after="180"/>
+      </w:pPr>
+      <w:r>
+        <w:rPr>
+          <w:b w:val="0"/>
+        </w:rPr>
         <w:t>Define stock(packs, loose) to return packs * 4 + loose. Create expected tests for (2, 3), (0, 3), (2, 0), then show which detects a faulty packs + loose body.</w:t>
       </w:r>
     </w:p>
@@ -2063,7 +2915,13 @@
       </w:r>
     </w:p>
     <w:p>
-      <w:r>
+      <w:pPr>
+        <w:spacing w:line="336" w:lineRule="auto" w:after="180"/>
+      </w:pPr>
+      <w:r>
+        <w:rPr>
+          <w:b w:val="0"/>
+        </w:rPr>
         <w:t>Record support used: none, hint or teacher explanation. After feedback, a different case is needed to demonstrate independence.</w:t>
       </w:r>
     </w:p>
@@ -2076,8 +2934,25 @@
       </w:r>
     </w:p>
     <w:p>
-      <w:r>
-        <w:t>Attempt the independent case before hints. Record whether you worked alone, used a hint or followed a model. After feedback, fix the first unsupported step and explain why it changed. A later check uses a changed case, not a copied answer.</w:t>
+      <w:pPr>
+        <w:spacing w:line="336" w:lineRule="auto" w:after="180"/>
+      </w:pPr>
+      <w:r>
+        <w:rPr>
+          <w:b w:val="0"/>
+        </w:rPr>
+        <w:t>Attempt the independent case before hints. Record whether you worked alone, used a hint or followed a model. After feedback, fix the first unsupported step and explain why it changed.</w:t>
+      </w:r>
+    </w:p>
+    <w:p>
+      <w:pPr>
+        <w:spacing w:line="336" w:lineRule="auto" w:after="180"/>
+      </w:pPr>
+      <w:r>
+        <w:rPr>
+          <w:b w:val="0"/>
+        </w:rPr>
+        <w:t>A later check uses a changed case, not a copied answer.</w:t>
       </w:r>
     </w:p>
     <w:p>
@@ -2090,7 +2965,30 @@
     </w:p>
     <w:p>
       <w:r>
-        <w:t>Start with this question: Use a test that catches the boundary bug. A function should classify an integer as tiny exactly when it is less than three.</w:t>
+        <w:t>Use this map to navigate Testing and debugging functions, connect the goals to tasks and keep one evidence record for each attempt.</w:t>
+      </w:r>
+    </w:p>
+    <w:p>
+      <w:pPr>
+        <w:spacing w:line="336" w:lineRule="auto" w:after="180"/>
+      </w:pPr>
+      <w:r>
+        <w:rPr>
+          <w:b w:val="0"/>
+        </w:rPr>
+        <w:t xml:space="preserve">Start with this question: Use a test that catches the </w:t>
+      </w:r>
+      <w:r>
+        <w:rPr>
+          <w:b/>
+        </w:rPr>
+        <w:t>boundary</w:t>
+      </w:r>
+      <w:r>
+        <w:rPr>
+          <w:b w:val="0"/>
+        </w:rPr>
+        <w:t xml:space="preserve"> bug. A function should classify an integer as tiny exactly when it is less than three.</w:t>
       </w:r>
     </w:p>
     <w:tbl>
@@ -2196,13 +3094,61 @@
       </w:tr>
     </w:tbl>
     <w:p>
-      <w:r>
-        <w:t>Remember → watch and explain → try with help → investigate → try independently → keep project evidence. Your teacher may spread this lesson across several classes.</w:t>
-      </w:r>
-    </w:p>
-    <w:p>
-      <w:r>
-        <w:t>Keep your first prediction. Compare it with what the evidence shows and explain any change.</w:t>
+      <w:pPr>
+        <w:spacing w:line="336" w:lineRule="auto" w:after="180"/>
+      </w:pPr>
+      <w:r>
+        <w:rPr>
+          <w:b w:val="0"/>
+        </w:rPr>
+        <w:t xml:space="preserve">Remember → watch and explain → try with help → investigate → try independently → keep project </w:t>
+      </w:r>
+      <w:r>
+        <w:rPr>
+          <w:b/>
+        </w:rPr>
+        <w:t>evidence</w:t>
+      </w:r>
+      <w:r>
+        <w:rPr>
+          <w:b w:val="0"/>
+        </w:rPr>
+        <w:t>. Your teacher may spread this lesson across several classes.</w:t>
+      </w:r>
+    </w:p>
+    <w:p>
+      <w:pPr>
+        <w:spacing w:line="336" w:lineRule="auto" w:after="180"/>
+      </w:pPr>
+      <w:r>
+        <w:rPr>
+          <w:b w:val="0"/>
+        </w:rPr>
+        <w:t xml:space="preserve">Keep your first </w:t>
+      </w:r>
+      <w:r>
+        <w:rPr>
+          <w:b/>
+        </w:rPr>
+        <w:t>prediction</w:t>
+      </w:r>
+      <w:r>
+        <w:rPr>
+          <w:b w:val="0"/>
+        </w:rPr>
+        <w:t xml:space="preserve">. Compare it with what the </w:t>
+      </w:r>
+      <w:r>
+        <w:rPr>
+          <w:b/>
+        </w:rPr>
+        <w:t>evidence</w:t>
+      </w:r>
+      <w:r>
+        <w:rPr>
+          <w:b w:val="0"/>
+        </w:rPr>
+        <w:t xml:space="preserve"> shows and explain any change.</w:t>
       </w:r>
     </w:p>
     <w:p>
@@ -2215,6 +3161,17 @@
     </w:p>
     <w:p>
       <w:r>
+        <w:t>Explain Testing and debugging functions without notes, identify a remaining question and plan a later check with a changed case.</w:t>
+      </w:r>
+    </w:p>
+    <w:p>
+      <w:pPr>
+        <w:spacing w:line="336" w:lineRule="auto" w:after="180"/>
+      </w:pPr>
+      <w:r>
+        <w:rPr>
+          <w:b w:val="0"/>
+        </w:rPr>
         <w:t>Close your notes. Explain this goal in your own words: Design revealing tests for a function</w:t>
       </w:r>
     </w:p>
@@ -2252,13 +3209,61 @@
       </w:r>
     </w:p>
     <w:p>
-      <w:r>
-        <w:t>If you are unsure, return to the worked picture and explain one arrow. If you are ready, change an input or assumption and justify your prediction.</w:t>
-      </w:r>
-    </w:p>
-    <w:p>
-      <w:r>
-        <w:t>Save your workbook evidence. At the next review, try a different case before opening your old answer.</w:t>
+      <w:pPr>
+        <w:spacing w:line="336" w:lineRule="auto" w:after="180"/>
+      </w:pPr>
+      <w:r>
+        <w:rPr>
+          <w:b w:val="0"/>
+        </w:rPr>
+        <w:t xml:space="preserve">If you are unsure, return to the worked picture and explain one arrow. If you are ready, change an </w:t>
+      </w:r>
+      <w:r>
+        <w:rPr>
+          <w:b/>
+        </w:rPr>
+        <w:t>input</w:t>
+      </w:r>
+      <w:r>
+        <w:rPr>
+          <w:b w:val="0"/>
+        </w:rPr>
+        <w:t xml:space="preserve"> or assumption and justify your </w:t>
+      </w:r>
+      <w:r>
+        <w:rPr>
+          <w:b/>
+        </w:rPr>
+        <w:t>prediction</w:t>
+      </w:r>
+      <w:r>
+        <w:rPr>
+          <w:b w:val="0"/>
+        </w:rPr>
+        <w:t>.</w:t>
+      </w:r>
+    </w:p>
+    <w:p>
+      <w:pPr>
+        <w:spacing w:line="336" w:lineRule="auto" w:after="180"/>
+      </w:pPr>
+      <w:r>
+        <w:rPr>
+          <w:b w:val="0"/>
+        </w:rPr>
+        <w:t xml:space="preserve">Save your workbook </w:t>
+      </w:r>
+      <w:r>
+        <w:rPr>
+          <w:b/>
+        </w:rPr>
+        <w:t>evidence</w:t>
+      </w:r>
+      <w:r>
+        <w:rPr>
+          <w:b w:val="0"/>
+        </w:rPr>
+        <w:t>. At the next review, try a different case before opening your old answer.</w:t>
       </w:r>
     </w:p>
     <w:p>
@@ -2271,12 +3276,41 @@
     </w:p>
     <w:p>
       <w:r>
+        <w:t>Attempt supported questions before using hints or feedback. Review a missing building block, then keep the completed work.</w:t>
+      </w:r>
+    </w:p>
+    <w:p>
+      <w:pPr>
+        <w:spacing w:line="336" w:lineRule="auto" w:after="180"/>
+      </w:pPr>
+      <w:r>
+        <w:rPr>
+          <w:b w:val="0"/>
+        </w:rPr>
         <w:t>Use this supported practice once, in the browser or on paper. Keep the reserved independent assessment for a separate first attempt before teacher feedback.</w:t>
       </w:r>
     </w:p>
     <w:p>
-      <w:r>
-        <w:t>Use a test that catches the boundary bug. A function should classify an integer as tiny exactly when it is less than three.</w:t>
+      <w:pPr>
+        <w:spacing w:line="336" w:lineRule="auto" w:after="180"/>
+      </w:pPr>
+      <w:r>
+        <w:rPr>
+          <w:b w:val="0"/>
+        </w:rPr>
+        <w:t xml:space="preserve">Use a test that catches the </w:t>
+      </w:r>
+      <w:r>
+        <w:rPr>
+          <w:b/>
+        </w:rPr>
+        <w:t>boundary</w:t>
+      </w:r>
+      <w:r>
+        <w:rPr>
+          <w:b w:val="0"/>
+        </w:rPr>
+        <w:t xml:space="preserve"> bug. A function should classify an integer as tiny exactly when it is less than three.</w:t>
       </w:r>
     </w:p>
     <w:p>
@@ -2288,23 +3322,62 @@
       </w:r>
     </w:p>
     <w:p>
-      <w:r>
+      <w:pPr>
+        <w:spacing w:line="336" w:lineRule="auto" w:after="180"/>
+      </w:pPr>
+      <w:r>
+        <w:rPr>
+          <w:b w:val="0"/>
+        </w:rPr>
         <w:t>Which labelled step matches this detail? Using &lt;= passes 2 but fails the test at 3 before the later test.</w:t>
       </w:r>
     </w:p>
     <w:p>
-      <w:r>
+      <w:pPr>
+        <w:spacing w:line="336" w:lineRule="auto" w:after="180"/>
+        <w:shd w:fill="F4F9FC"/>
+      </w:pPr>
+      <w:r>
+        <w:rPr>
+          <w:b w:val="0"/>
+        </w:rPr>
         <w:t>1. Locate the bug</w:t>
       </w:r>
     </w:p>
     <w:p>
-      <w:r>
+      <w:pPr>
+        <w:spacing w:line="336" w:lineRule="auto" w:after="180"/>
+        <w:shd w:fill="F4F9FC"/>
+      </w:pPr>
+      <w:r>
+        <w:rPr>
+          <w:b w:val="0"/>
+        </w:rPr>
         <w:t>2. Record contract</w:t>
       </w:r>
     </w:p>
     <w:p>
-      <w:r>
-        <w:t>3. Run boundary cases</w:t>
+      <w:pPr>
+        <w:spacing w:line="336" w:lineRule="auto" w:after="180"/>
+        <w:shd w:fill="F4F9FC"/>
+      </w:pPr>
+      <w:r>
+        <w:rPr>
+          <w:b w:val="0"/>
+        </w:rPr>
+        <w:t xml:space="preserve">3. Run </w:t>
+      </w:r>
+      <w:r>
+        <w:rPr>
+          <w:b/>
+        </w:rPr>
+        <w:t>boundary</w:t>
+      </w:r>
+      <w:r>
+        <w:rPr>
+          <w:b w:val="0"/>
+        </w:rPr>
+        <w:t xml:space="preserve"> cases</w:t>
       </w:r>
     </w:p>
     <w:p>
@@ -2341,41 +3414,155 @@
       </w:r>
     </w:p>
     <w:p>
-      <w:r>
+      <w:pPr>
+        <w:pStyle w:val="Heading3"/>
+      </w:pPr>
+      <w:r>
+        <w:t>Hint · try first</w:t>
+      </w:r>
+    </w:p>
+    <w:p>
+      <w:pPr>
+        <w:spacing w:line="336" w:lineRule="auto" w:after="180"/>
+        <w:shd w:fill="F1F6F8"/>
+      </w:pPr>
+      <w:r>
+        <w:rPr>
+          <w:b w:val="0"/>
+        </w:rPr>
         <w:t>Hint if needed: Read the steps in the pictorial case. Match the supplied detail to the stage that performs or records it.</w:t>
       </w:r>
     </w:p>
     <w:p>
-      <w:r>
-        <w:t>After your attempt, compare with the supported explanation: Locate the bug Using &lt;= passes 2 but fails the test at 3 before the later test. A revealing test distinguishes a correct implementation from a plausible mistake. Checking only values far from the boundary would miss this inclusive-versus-strict bug.</w:t>
-      </w:r>
-    </w:p>
-    <w:p>
       <w:pPr>
         <w:pStyle w:val="Heading3"/>
       </w:pPr>
       <w:r>
+        <w:t>Feedback · compare after trying</w:t>
+      </w:r>
+    </w:p>
+    <w:p>
+      <w:pPr>
+        <w:spacing w:line="336" w:lineRule="auto" w:after="180"/>
+        <w:shd w:fill="F1F6FC"/>
+      </w:pPr>
+      <w:r>
+        <w:rPr>
+          <w:b w:val="0"/>
+        </w:rPr>
+        <w:t>After your attempt, compare with the supported explanation: Locate the bug Using &lt;= passes 2 but fails the test at 3 before the later test. A revealing test distinguishes a correct implementation from a plausible mistake.</w:t>
+      </w:r>
+    </w:p>
+    <w:p>
+      <w:pPr>
+        <w:spacing w:line="336" w:lineRule="auto" w:after="180"/>
+        <w:shd w:fill="F1F6FC"/>
+      </w:pPr>
+      <w:r>
+        <w:rPr>
+          <w:b w:val="0"/>
+        </w:rPr>
+        <w:t xml:space="preserve">Checking only values far from the </w:t>
+      </w:r>
+      <w:r>
+        <w:rPr>
+          <w:b/>
+        </w:rPr>
+        <w:t>boundary</w:t>
+      </w:r>
+      <w:r>
+        <w:rPr>
+          <w:b w:val="0"/>
+        </w:rPr>
+        <w:t xml:space="preserve"> would miss this inclusive-versus-strict bug.</w:t>
+      </w:r>
+    </w:p>
+    <w:p>
+      <w:pPr>
+        <w:pStyle w:val="Heading3"/>
+      </w:pPr>
+      <w:r>
         <w:t>Practice 2: explain the deciding evidence</w:t>
       </w:r>
     </w:p>
     <w:p>
-      <w:r>
+      <w:pPr>
+        <w:pStyle w:val="Heading3"/>
+      </w:pPr>
+      <w:r>
+        <w:t>Changed case · predict first</w:t>
+      </w:r>
+    </w:p>
+    <w:p>
+      <w:pPr>
+        <w:spacing w:line="336" w:lineRule="auto" w:after="180"/>
+        <w:shd w:fill="F5F1FB"/>
+      </w:pPr>
+      <w:r>
+        <w:rPr>
+          <w:b w:val="0"/>
+        </w:rPr>
         <w:t>Changed-case practice: Remove the test at 3 and keep only 2 and 4. Which conclusion is supported by the supplied facts?</w:t>
       </w:r>
     </w:p>
     <w:p>
-      <w:r>
+      <w:pPr>
+        <w:spacing w:line="336" w:lineRule="auto" w:after="180"/>
+        <w:shd w:fill="F4F9FC"/>
+      </w:pPr>
+      <w:r>
+        <w:rPr>
+          <w:b w:val="0"/>
+        </w:rPr>
         <w:t>1. The buggy &lt;= function passes those remaining tests.</w:t>
       </w:r>
     </w:p>
     <w:p>
-      <w:r>
-        <w:t>2. This one example guarantees correct results for every future input.</w:t>
-      </w:r>
-    </w:p>
-    <w:p>
-      <w:r>
-        <w:t>3. We can decide the result without examining the changed input or the procedure.</w:t>
+      <w:pPr>
+        <w:spacing w:line="336" w:lineRule="auto" w:after="180"/>
+        <w:shd w:fill="F4F9FC"/>
+      </w:pPr>
+      <w:r>
+        <w:rPr>
+          <w:b w:val="0"/>
+        </w:rPr>
+        <w:t xml:space="preserve">2. This one example guarantees correct results for every future </w:t>
+      </w:r>
+      <w:r>
+        <w:rPr>
+          <w:b/>
+        </w:rPr>
+        <w:t>input</w:t>
+      </w:r>
+      <w:r>
+        <w:rPr>
+          <w:b w:val="0"/>
+        </w:rPr>
+        <w:t>.</w:t>
+      </w:r>
+    </w:p>
+    <w:p>
+      <w:pPr>
+        <w:spacing w:line="336" w:lineRule="auto" w:after="180"/>
+        <w:shd w:fill="F4F9FC"/>
+      </w:pPr>
+      <w:r>
+        <w:rPr>
+          <w:b w:val="0"/>
+        </w:rPr>
+        <w:t xml:space="preserve">3. We can decide the result without examining the changed </w:t>
+      </w:r>
+      <w:r>
+        <w:rPr>
+          <w:b/>
+        </w:rPr>
+        <w:t>input</w:t>
+      </w:r>
+      <w:r>
+        <w:rPr>
+          <w:b w:val="0"/>
+        </w:rPr>
+        <w:t xml:space="preserve"> or the procedure.</w:t>
       </w:r>
     </w:p>
     <w:p>
@@ -2412,36 +3599,141 @@
       </w:r>
     </w:p>
     <w:p>
-      <w:r>
+      <w:pPr>
+        <w:pStyle w:val="Heading3"/>
+      </w:pPr>
+      <w:r>
+        <w:t>Hint · try first</w:t>
+      </w:r>
+    </w:p>
+    <w:p>
+      <w:pPr>
+        <w:spacing w:line="336" w:lineRule="auto" w:after="180"/>
+        <w:shd w:fill="F1F6F8"/>
+      </w:pPr>
+      <w:r>
+        <w:rPr>
+          <w:b w:val="0"/>
+        </w:rPr>
         <w:t>Hint if needed: Use the changed condition and the deciding step in the pictorial trace. The answer must say what follows from those facts.</w:t>
       </w:r>
     </w:p>
     <w:p>
-      <w:r>
-        <w:t>After your attempt, compare with the supported explanation: The buggy &lt;= function passes those remaining tests. Both procedures agree away from the equality boundary.</w:t>
-      </w:r>
-    </w:p>
-    <w:p>
       <w:pPr>
         <w:pStyle w:val="Heading3"/>
       </w:pPr>
       <w:r>
+        <w:t>Feedback · compare after trying</w:t>
+      </w:r>
+    </w:p>
+    <w:p>
+      <w:pPr>
+        <w:spacing w:line="336" w:lineRule="auto" w:after="180"/>
+        <w:shd w:fill="F1F6FC"/>
+      </w:pPr>
+      <w:r>
+        <w:rPr>
+          <w:b w:val="0"/>
+        </w:rPr>
+        <w:t xml:space="preserve">After your attempt, compare with the supported explanation: The buggy &lt;= function passes those remaining tests. Both procedures agree away from the equality </w:t>
+      </w:r>
+      <w:r>
+        <w:rPr>
+          <w:b/>
+        </w:rPr>
+        <w:t>boundary</w:t>
+      </w:r>
+      <w:r>
+        <w:rPr>
+          <w:b w:val="0"/>
+        </w:rPr>
+        <w:t>.</w:t>
+      </w:r>
+    </w:p>
+    <w:p>
+      <w:pPr>
+        <w:pStyle w:val="Heading3"/>
+      </w:pPr>
+      <w:r>
         <w:t>Repair a missing building block</w:t>
       </w:r>
     </w:p>
     <w:p>
-      <w:r>
-        <w:t>Review Reading structured data (python-bridge/11). Goal: Process a list of records consistently. Short practice: Circle the included rows, calculate the sum and mean, and state coverage. Repeat after adding the fourth row with count four.. Return to this week and explain what you changed.</w:t>
-      </w:r>
-    </w:p>
-    <w:p>
-      <w:r>
-        <w:t>Review Return values and local state (python-bridge/9). Goal: Use a returned value in a later calculation. Short practice: Trace the two returned values and explain why first stays seven. What happens if the caller tries to print result directly?. Return to this week and explain what you changed.</w:t>
-      </w:r>
-    </w:p>
-    <w:p>
-      <w:r>
-        <w:t>Review Loops and trace tables (python-bridge/6). Goal: Trace variable values before and after each loop iteration. Short practice: List the four visited values and their running totals. Explain why 5 is absent and what prints for range(1,1).. Return to this week and explain what you changed.</w:t>
+      <w:pPr>
+        <w:spacing w:line="336" w:lineRule="auto" w:after="180"/>
+      </w:pPr>
+      <w:r>
+        <w:rPr>
+          <w:b w:val="0"/>
+        </w:rPr>
+        <w:t xml:space="preserve">Review Reading structured data (python-bridge/11). Goal: </w:t>
+      </w:r>
+      <w:r>
+        <w:rPr>
+          <w:b/>
+        </w:rPr>
+        <w:t>Process</w:t>
+      </w:r>
+      <w:r>
+        <w:rPr>
+          <w:b w:val="0"/>
+        </w:rPr>
+        <w:t xml:space="preserve"> a list of records consistently. Short practice: Circle the included rows, calculate the sum and mean, and state coverage.</w:t>
+      </w:r>
+    </w:p>
+    <w:p>
+      <w:pPr>
+        <w:spacing w:line="336" w:lineRule="auto" w:after="180"/>
+      </w:pPr>
+      <w:r>
+        <w:rPr>
+          <w:b w:val="0"/>
+        </w:rPr>
+        <w:t>Repeat after adding the fourth row with count four.. Return to this week and explain what you changed.</w:t>
+      </w:r>
+    </w:p>
+    <w:p>
+      <w:pPr>
+        <w:spacing w:line="336" w:lineRule="auto" w:after="180"/>
+      </w:pPr>
+      <w:r>
+        <w:rPr>
+          <w:b w:val="0"/>
+        </w:rPr>
+        <w:t>Review Return values and local state (python-bridge/9). Goal: Use a returned value in a later calculation. Short practice: Trace the two returned values and explain why first stays seven.</w:t>
+      </w:r>
+    </w:p>
+    <w:p>
+      <w:pPr>
+        <w:spacing w:line="336" w:lineRule="auto" w:after="180"/>
+      </w:pPr>
+      <w:r>
+        <w:rPr>
+          <w:b w:val="0"/>
+        </w:rPr>
+        <w:t>What happens if the caller tries to print result directly?. Return to this week and explain what you changed.</w:t>
+      </w:r>
+    </w:p>
+    <w:p>
+      <w:pPr>
+        <w:spacing w:line="336" w:lineRule="auto" w:after="180"/>
+      </w:pPr>
+      <w:r>
+        <w:rPr>
+          <w:b w:val="0"/>
+        </w:rPr>
+        <w:t>Review Loops and trace tables (python-bridge/6). Goal: Trace variable values before and after each loop iteration. Short practice: List the four visited values and their running totals.</w:t>
+      </w:r>
+    </w:p>
+    <w:p>
+      <w:pPr>
+        <w:spacing w:line="336" w:lineRule="auto" w:after="180"/>
+      </w:pPr>
+      <w:r>
+        <w:rPr>
+          <w:b w:val="0"/>
+        </w:rPr>
+        <w:t>Explain why 5 is absent and what prints for range(1,1).. Return to this week and explain what you changed.</w:t>
       </w:r>
     </w:p>
     <w:p>
@@ -2453,8 +3745,61 @@
       </w:r>
     </w:p>
     <w:p>
-      <w:r>
-        <w:t>The browser lab lets you edit the supported Python examples already included in this lesson. Predict first, run, inspect the actual output or error, change one input, then run again. Keep code, predictions, actual results and a reasoned revision together. On paper, label your result as a trace rather than an execution.</w:t>
+      <w:pPr>
+        <w:spacing w:line="336" w:lineRule="auto" w:after="180"/>
+      </w:pPr>
+      <w:r>
+        <w:rPr>
+          <w:b w:val="0"/>
+        </w:rPr>
+        <w:t xml:space="preserve">The browser lab lets you edit the supported Python examples already included in this lesson. Predict first, run, inspect the actual </w:t>
+      </w:r>
+      <w:r>
+        <w:rPr>
+          <w:b/>
+        </w:rPr>
+        <w:t>output</w:t>
+      </w:r>
+      <w:r>
+        <w:rPr>
+          <w:b w:val="0"/>
+        </w:rPr>
+        <w:t xml:space="preserve"> or error, change one </w:t>
+      </w:r>
+      <w:r>
+        <w:rPr>
+          <w:b/>
+        </w:rPr>
+        <w:t>input</w:t>
+      </w:r>
+      <w:r>
+        <w:rPr>
+          <w:b w:val="0"/>
+        </w:rPr>
+        <w:t>, then run again.</w:t>
+      </w:r>
+    </w:p>
+    <w:p>
+      <w:pPr>
+        <w:spacing w:line="336" w:lineRule="auto" w:after="180"/>
+      </w:pPr>
+      <w:r>
+        <w:rPr>
+          <w:b w:val="0"/>
+        </w:rPr>
+        <w:t xml:space="preserve">Keep code, </w:t>
+      </w:r>
+      <w:r>
+        <w:rPr>
+          <w:b/>
+        </w:rPr>
+        <w:t>prediction</w:t>
+      </w:r>
+      <w:r>
+        <w:rPr>
+          <w:b w:val="0"/>
+        </w:rPr>
+        <w:t>s, actual results and a reasoned revision together. On paper, label your result as a trace rather than an execution.</w:t>
       </w:r>
     </w:p>
     <w:p>
@@ -2466,8 +3811,664 @@
       </w:r>
     </w:p>
     <w:p>
-      <w:r>
-        <w:t>Use Download completed work in the hosted lesson to export your answers, reflections, practice feedback and code-run evidence. Open the HTML copy to read or print it. Drafts stay in this browser when storage is available; clear drafts on a shared device.</w:t>
+      <w:pPr>
+        <w:spacing w:line="336" w:lineRule="auto" w:after="180"/>
+      </w:pPr>
+      <w:r>
+        <w:rPr>
+          <w:b w:val="0"/>
+        </w:rPr>
+        <w:t xml:space="preserve">Use Download completed work in the hosted lesson to export your answers, reflections, practice feedback and code-run </w:t>
+      </w:r>
+      <w:r>
+        <w:rPr>
+          <w:b/>
+        </w:rPr>
+        <w:t>evidence</w:t>
+      </w:r>
+      <w:r>
+        <w:rPr>
+          <w:b w:val="0"/>
+        </w:rPr>
+        <w:t>. Open the HTML copy to read or print it.</w:t>
+      </w:r>
+    </w:p>
+    <w:p>
+      <w:pPr>
+        <w:spacing w:line="336" w:lineRule="auto" w:after="180"/>
+      </w:pPr>
+      <w:r>
+        <w:rPr>
+          <w:b w:val="0"/>
+        </w:rPr>
+        <w:t>Drafts stay in this browser when storage is available; clear drafts on a shared device.</w:t>
+      </w:r>
+    </w:p>
+    <w:p>
+      <w:pPr>
+        <w:pStyle w:val="Heading1"/>
+      </w:pPr>
+      <w:r>
+        <w:t>18. Visual concept journey</w:t>
+      </w:r>
+    </w:p>
+    <w:p>
+      <w:r>
+        <w:t>Explain each Testing and debugging functions graphic using its labels, deciding evidence and relevant limitation.</w:t>
+      </w:r>
+    </w:p>
+    <w:p>
+      <w:pPr>
+        <w:pStyle w:val="Heading3"/>
+      </w:pPr>
+      <w:r>
+        <w:t>01. Testing and debugging functions: the case</w:t>
+      </w:r>
+    </w:p>
+    <w:p>
+      <w:r>
+        <w:drawing>
+          <wp:inline xmlns:a="http://schemas.openxmlformats.org/drawingml/2006/main" xmlns:pic="http://schemas.openxmlformats.org/drawingml/2006/picture">
+            <wp:extent cx="5486400" cy="2834640"/>
+            <wp:docPr id="2" name="Picture 2" descr="Use a test that catches the boundary bug. A function should classify an integer as tiny exactly when it is less than three. Supplied facts: Python 3 intended function: return x&lt;3. Test cases: (2,True),(3,False),(4,False). Candidate bug: return x&lt;=3."/>
+            <wp:cNvGraphicFramePr>
+              <a:graphicFrameLocks noChangeAspect="1"/>
+            </wp:cNvGraphicFramePr>
+            <a:graphic>
+              <a:graphicData uri="http://schemas.openxmlformats.org/drawingml/2006/picture">
+                <pic:pic>
+                  <pic:nvPicPr>
+                    <pic:cNvPr id="0" name="academy-story-python-bridge-12-01.png"/>
+                    <pic:cNvPicPr/>
+                  </pic:nvPicPr>
+                  <pic:blipFill>
+                    <a:blip r:embed="rId10"/>
+                    <a:stretch>
+                      <a:fillRect/>
+                    </a:stretch>
+                  </pic:blipFill>
+                  <pic:spPr>
+                    <a:xfrm>
+                      <a:off x="0" y="0"/>
+                      <a:ext cx="5486400" cy="2834640"/>
+                    </a:xfrm>
+                    <a:prstGeom prst="rect"/>
+                  </pic:spPr>
+                </pic:pic>
+              </a:graphicData>
+            </a:graphic>
+          </wp:inline>
+        </w:drawing>
+      </w:r>
+    </w:p>
+    <w:p>
+      <w:pPr>
+        <w:spacing w:line="336" w:lineRule="auto" w:after="180"/>
+      </w:pPr>
+      <w:r>
+        <w:rPr>
+          <w:b w:val="0"/>
+        </w:rPr>
+        <w:t xml:space="preserve">Use a test that catches the </w:t>
+      </w:r>
+      <w:r>
+        <w:rPr>
+          <w:b/>
+        </w:rPr>
+        <w:t>boundary</w:t>
+      </w:r>
+      <w:r>
+        <w:rPr>
+          <w:b w:val="0"/>
+        </w:rPr>
+        <w:t xml:space="preserve"> bug. A function should classify an integer as tiny exactly when it is less than three. Supplied facts: Python 3 intended function: return x&lt;3. </w:t>
+      </w:r>
+      <w:r>
+        <w:rPr>
+          <w:b/>
+        </w:rPr>
+        <w:t>Test case</w:t>
+      </w:r>
+      <w:r>
+        <w:rPr>
+          <w:b w:val="0"/>
+        </w:rPr>
+        <w:t>s: (2,True),(3,False),(4,False).</w:t>
+      </w:r>
+    </w:p>
+    <w:p>
+      <w:pPr>
+        <w:spacing w:line="336" w:lineRule="auto" w:after="180"/>
+      </w:pPr>
+      <w:r>
+        <w:rPr>
+          <w:b w:val="0"/>
+        </w:rPr>
+        <w:t>Candidate bug: return x&lt;=3.</w:t>
+      </w:r>
+    </w:p>
+    <w:p>
+      <w:pPr>
+        <w:spacing w:line="336" w:lineRule="auto" w:after="180"/>
+        <w:shd w:fill="F5F1FB"/>
+      </w:pPr>
+      <w:r>
+        <w:rPr>
+          <w:b w:val="0"/>
+        </w:rPr>
+        <w:t>Point to the given fact that matters most. Explain why it matters.</w:t>
+      </w:r>
+    </w:p>
+    <w:p>
+      <w:pPr>
+        <w:pStyle w:val="Heading3"/>
+      </w:pPr>
+      <w:r>
+        <w:t>02. Follow the deciding steps</w:t>
+      </w:r>
+    </w:p>
+    <w:p>
+      <w:r>
+        <w:drawing>
+          <wp:inline xmlns:a="http://schemas.openxmlformats.org/drawingml/2006/main" xmlns:pic="http://schemas.openxmlformats.org/drawingml/2006/picture">
+            <wp:extent cx="5486400" cy="3182112"/>
+            <wp:docPr id="3" name="Picture 3" descr="Record contract: Strict less-than excludes the value 3. → Run boundary cases: The intended outputs are True, False, False for 2,3,4. → Locate the bug: Using &lt;= passes 2 but fails the test at 3 before the later test."/>
+            <wp:cNvGraphicFramePr>
+              <a:graphicFrameLocks noChangeAspect="1"/>
+            </wp:cNvGraphicFramePr>
+            <a:graphic>
+              <a:graphicData uri="http://schemas.openxmlformats.org/drawingml/2006/picture">
+                <pic:pic>
+                  <pic:nvPicPr>
+                    <pic:cNvPr id="0" name="academy-story-python-bridge-12-02.png"/>
+                    <pic:cNvPicPr/>
+                  </pic:nvPicPr>
+                  <pic:blipFill>
+                    <a:blip r:embed="rId11"/>
+                    <a:stretch>
+                      <a:fillRect/>
+                    </a:stretch>
+                  </pic:blipFill>
+                  <pic:spPr>
+                    <a:xfrm>
+                      <a:off x="0" y="0"/>
+                      <a:ext cx="5486400" cy="3182112"/>
+                    </a:xfrm>
+                    <a:prstGeom prst="rect"/>
+                  </pic:spPr>
+                </pic:pic>
+              </a:graphicData>
+            </a:graphic>
+          </wp:inline>
+        </w:drawing>
+      </w:r>
+    </w:p>
+    <w:p>
+      <w:pPr>
+        <w:spacing w:line="336" w:lineRule="auto" w:after="180"/>
+      </w:pPr>
+      <w:r>
+        <w:rPr>
+          <w:b w:val="0"/>
+        </w:rPr>
+        <w:t xml:space="preserve">Record contract: Strict less-than excludes the value 3. → Run </w:t>
+      </w:r>
+      <w:r>
+        <w:rPr>
+          <w:b/>
+        </w:rPr>
+        <w:t>boundary</w:t>
+      </w:r>
+      <w:r>
+        <w:rPr>
+          <w:b w:val="0"/>
+        </w:rPr>
+        <w:t xml:space="preserve"> cases: The intended </w:t>
+      </w:r>
+      <w:r>
+        <w:rPr>
+          <w:b/>
+        </w:rPr>
+        <w:t>output</w:t>
+      </w:r>
+      <w:r>
+        <w:rPr>
+          <w:b w:val="0"/>
+        </w:rPr>
+        <w:t>s are True, False, False for 2,3,4. → Locate the bug: Using &lt;= passes 2 but fails the test at 3 before the later test.</w:t>
+      </w:r>
+    </w:p>
+    <w:p>
+      <w:pPr>
+        <w:spacing w:line="336" w:lineRule="auto" w:after="180"/>
+        <w:shd w:fill="F5F1FB"/>
+      </w:pPr>
+      <w:r>
+        <w:rPr>
+          <w:b w:val="0"/>
+        </w:rPr>
+        <w:t xml:space="preserve">Point to each numbered stage and explain which recorded </w:t>
+      </w:r>
+      <w:r>
+        <w:rPr>
+          <w:b/>
+        </w:rPr>
+        <w:t>input</w:t>
+      </w:r>
+      <w:r>
+        <w:rPr>
+          <w:b w:val="0"/>
+        </w:rPr>
+        <w:t xml:space="preserve"> it uses.</w:t>
+      </w:r>
+    </w:p>
+    <w:p>
+      <w:pPr>
+        <w:pStyle w:val="Heading3"/>
+      </w:pPr>
+      <w:r>
+        <w:t>03. Follow the evidence</w:t>
+      </w:r>
+    </w:p>
+    <w:p>
+      <w:r>
+        <w:drawing>
+          <wp:inline xmlns:a="http://schemas.openxmlformats.org/drawingml/2006/main" xmlns:pic="http://schemas.openxmlformats.org/drawingml/2006/picture">
+            <wp:extent cx="5486400" cy="2834640"/>
+            <wp:docPr id="4" name="Picture 4" descr="Follow the evidence. Ordinary case | 8 and 3 | Expect 5. Full case | 8 and 8 | Expect 0. Unused case | 8 and 0 | Expect 8"/>
+            <wp:cNvGraphicFramePr>
+              <a:graphicFrameLocks noChangeAspect="1"/>
+            </wp:cNvGraphicFramePr>
+            <a:graphic>
+              <a:graphicData uri="http://schemas.openxmlformats.org/drawingml/2006/picture">
+                <pic:pic>
+                  <pic:nvPicPr>
+                    <pic:cNvPr id="0" name="academy-story-python-bridge-12-03.png"/>
+                    <pic:cNvPicPr/>
+                  </pic:nvPicPr>
+                  <pic:blipFill>
+                    <a:blip r:embed="rId12"/>
+                    <a:stretch>
+                      <a:fillRect/>
+                    </a:stretch>
+                  </pic:blipFill>
+                  <pic:spPr>
+                    <a:xfrm>
+                      <a:off x="0" y="0"/>
+                      <a:ext cx="5486400" cy="2834640"/>
+                    </a:xfrm>
+                    <a:prstGeom prst="rect"/>
+                  </pic:spPr>
+                </pic:pic>
+              </a:graphicData>
+            </a:graphic>
+          </wp:inline>
+        </w:drawing>
+      </w:r>
+    </w:p>
+    <w:p>
+      <w:pPr>
+        <w:spacing w:line="336" w:lineRule="auto" w:after="180"/>
+      </w:pPr>
+      <w:r>
+        <w:rPr>
+          <w:b w:val="0"/>
+        </w:rPr>
+        <w:t xml:space="preserve">Follow the </w:t>
+      </w:r>
+      <w:r>
+        <w:rPr>
+          <w:b/>
+        </w:rPr>
+        <w:t>evidence</w:t>
+      </w:r>
+      <w:r>
+        <w:rPr>
+          <w:b w:val="0"/>
+        </w:rPr>
+        <w:t>. Ordinary case | 8 and 3 | Expect 5. Full case | 8 and 8 | Expect 0. Unused case | 8 and 0 | Expect 8</w:t>
+      </w:r>
+    </w:p>
+    <w:p>
+      <w:pPr>
+        <w:spacing w:line="336" w:lineRule="auto" w:after="180"/>
+        <w:shd w:fill="F5F1FB"/>
+      </w:pPr>
+      <w:r>
+        <w:rPr>
+          <w:b w:val="0"/>
+        </w:rPr>
+        <w:t>Read the labels and values. Explain the relationship the model shows.</w:t>
+      </w:r>
+    </w:p>
+    <w:p>
+      <w:pPr>
+        <w:pStyle w:val="Heading3"/>
+      </w:pPr>
+      <w:r>
+        <w:t>04. Change one thing. Trace what follows.</w:t>
+      </w:r>
+    </w:p>
+    <w:p>
+      <w:r>
+        <w:drawing>
+          <wp:inline xmlns:a="http://schemas.openxmlformats.org/drawingml/2006/main" xmlns:pic="http://schemas.openxmlformats.org/drawingml/2006/picture">
+            <wp:extent cx="5486400" cy="3026664"/>
+            <wp:docPr id="5" name="Picture 5" descr="Original case: Using &lt;= passes 2 but fails the test at 3 before the later test. Changed condition: Remove the test at 3 and keep only 2 and 4. Expected result: The buggy &lt;= function passes those remaining tests. Reason: Both procedures agree away from the equality boundary."/>
+            <wp:cNvGraphicFramePr>
+              <a:graphicFrameLocks noChangeAspect="1"/>
+            </wp:cNvGraphicFramePr>
+            <a:graphic>
+              <a:graphicData uri="http://schemas.openxmlformats.org/drawingml/2006/picture">
+                <pic:pic>
+                  <pic:nvPicPr>
+                    <pic:cNvPr id="0" name="academy-story-python-bridge-12-04.png"/>
+                    <pic:cNvPicPr/>
+                  </pic:nvPicPr>
+                  <pic:blipFill>
+                    <a:blip r:embed="rId13"/>
+                    <a:stretch>
+                      <a:fillRect/>
+                    </a:stretch>
+                  </pic:blipFill>
+                  <pic:spPr>
+                    <a:xfrm>
+                      <a:off x="0" y="0"/>
+                      <a:ext cx="5486400" cy="3026664"/>
+                    </a:xfrm>
+                    <a:prstGeom prst="rect"/>
+                  </pic:spPr>
+                </pic:pic>
+              </a:graphicData>
+            </a:graphic>
+          </wp:inline>
+        </w:drawing>
+      </w:r>
+    </w:p>
+    <w:p>
+      <w:pPr>
+        <w:spacing w:line="336" w:lineRule="auto" w:after="180"/>
+      </w:pPr>
+      <w:r>
+        <w:rPr>
+          <w:b w:val="0"/>
+        </w:rPr>
+        <w:t>Original case: Using &lt;= passes 2 but fails the test at 3 before the later test. Changed condition: Remove the test at 3 and keep only 2 and 4. Expected result: The buggy &lt;= function passes those remaining tests.</w:t>
+      </w:r>
+    </w:p>
+    <w:p>
+      <w:pPr>
+        <w:spacing w:line="336" w:lineRule="auto" w:after="180"/>
+      </w:pPr>
+      <w:r>
+        <w:rPr>
+          <w:b w:val="0"/>
+        </w:rPr>
+        <w:t xml:space="preserve">Reason: Both procedures agree away from the equality </w:t>
+      </w:r>
+      <w:r>
+        <w:rPr>
+          <w:b/>
+        </w:rPr>
+        <w:t>boundary</w:t>
+      </w:r>
+      <w:r>
+        <w:rPr>
+          <w:b w:val="0"/>
+        </w:rPr>
+        <w:t>.</w:t>
+      </w:r>
+    </w:p>
+    <w:p>
+      <w:pPr>
+        <w:spacing w:line="336" w:lineRule="auto" w:after="180"/>
+        <w:shd w:fill="F5F1FB"/>
+      </w:pPr>
+      <w:r>
+        <w:rPr>
+          <w:b w:val="0"/>
+        </w:rPr>
+        <w:t>Predict before checking the worked changed-case result. Name what changed and what the supplied facts allow you to conclude.</w:t>
+      </w:r>
+    </w:p>
+    <w:p>
+      <w:pPr>
+        <w:pStyle w:val="Heading3"/>
+      </w:pPr>
+      <w:r>
+        <w:t>05. Connect the explanation to its limit</w:t>
+      </w:r>
+    </w:p>
+    <w:p>
+      <w:r>
+        <w:drawing>
+          <wp:inline xmlns:a="http://schemas.openxmlformats.org/drawingml/2006/main" xmlns:pic="http://schemas.openxmlformats.org/drawingml/2006/picture">
+            <wp:extent cx="5486400" cy="2834640"/>
+            <wp:docPr id="6" name="Picture 6" descr="A revealing test distinguishes a correct implementation from a plausible mistake. Checking only values far from the boundary would miss this inclusive-versus-strict bug. Limit: Passing these cases does not prove correctness for every type or input; the contract and coverage determine what was actually checked."/>
+            <wp:cNvGraphicFramePr>
+              <a:graphicFrameLocks noChangeAspect="1"/>
+            </wp:cNvGraphicFramePr>
+            <a:graphic>
+              <a:graphicData uri="http://schemas.openxmlformats.org/drawingml/2006/picture">
+                <pic:pic>
+                  <pic:nvPicPr>
+                    <pic:cNvPr id="0" name="academy-story-python-bridge-12-05.png"/>
+                    <pic:cNvPicPr/>
+                  </pic:nvPicPr>
+                  <pic:blipFill>
+                    <a:blip r:embed="rId14"/>
+                    <a:stretch>
+                      <a:fillRect/>
+                    </a:stretch>
+                  </pic:blipFill>
+                  <pic:spPr>
+                    <a:xfrm>
+                      <a:off x="0" y="0"/>
+                      <a:ext cx="5486400" cy="2834640"/>
+                    </a:xfrm>
+                    <a:prstGeom prst="rect"/>
+                  </pic:spPr>
+                </pic:pic>
+              </a:graphicData>
+            </a:graphic>
+          </wp:inline>
+        </w:drawing>
+      </w:r>
+    </w:p>
+    <w:p>
+      <w:pPr>
+        <w:spacing w:line="336" w:lineRule="auto" w:after="180"/>
+      </w:pPr>
+      <w:r>
+        <w:rPr>
+          <w:b w:val="0"/>
+        </w:rPr>
+        <w:t xml:space="preserve">A revealing test distinguishes a correct implementation from a plausible mistake. Checking only values far from the </w:t>
+      </w:r>
+      <w:r>
+        <w:rPr>
+          <w:b/>
+        </w:rPr>
+        <w:t>boundary</w:t>
+      </w:r>
+      <w:r>
+        <w:rPr>
+          <w:b w:val="0"/>
+        </w:rPr>
+        <w:t xml:space="preserve"> would miss this inclusive-versus-strict bug.</w:t>
+      </w:r>
+    </w:p>
+    <w:p>
+      <w:pPr>
+        <w:spacing w:line="336" w:lineRule="auto" w:after="180"/>
+      </w:pPr>
+      <w:r>
+        <w:rPr>
+          <w:b w:val="0"/>
+        </w:rPr>
+        <w:t xml:space="preserve">Limit: Passing these cases does not prove correctness for every type or </w:t>
+      </w:r>
+      <w:r>
+        <w:rPr>
+          <w:b/>
+        </w:rPr>
+        <w:t>input</w:t>
+      </w:r>
+      <w:r>
+        <w:rPr>
+          <w:b w:val="0"/>
+        </w:rPr>
+        <w:t>; the contract and coverage determine what was actually checked.</w:t>
+      </w:r>
+    </w:p>
+    <w:p>
+      <w:pPr>
+        <w:spacing w:line="336" w:lineRule="auto" w:after="180"/>
+        <w:shd w:fill="F5F1FB"/>
+      </w:pPr>
+      <w:r>
+        <w:rPr>
+          <w:b w:val="0"/>
+        </w:rPr>
+        <w:t>Explain the case, then point to a limit on the claim.</w:t>
+      </w:r>
+    </w:p>
+    <w:p>
+      <w:pPr>
+        <w:pStyle w:val="Heading3"/>
+      </w:pPr>
+      <w:r>
+        <w:t>06. Make the idea visible in your project</w:t>
+      </w:r>
+    </w:p>
+    <w:p>
+      <w:r>
+        <w:drawing>
+          <wp:inline xmlns:a="http://schemas.openxmlformats.org/drawingml/2006/main" xmlns:pic="http://schemas.openxmlformats.org/drawingml/2006/picture">
+            <wp:extent cx="5486400" cy="3681984"/>
+            <wp:docPr id="7" name="Picture 7" descr="For Python readiness before the Responsible Plant Classifier, retain a trace of the values, the predicted outputs and the changed-case explanation. Use actual Python 3 results to check the prediction after reasoning first. Draw your input, deciding step, result and limit. Supported question: Predict the three correct outputs. Which test first catches &lt;=, and why do tests at only two and four miss the bug?"/>
+            <wp:cNvGraphicFramePr>
+              <a:graphicFrameLocks noChangeAspect="1"/>
+            </wp:cNvGraphicFramePr>
+            <a:graphic>
+              <a:graphicData uri="http://schemas.openxmlformats.org/drawingml/2006/picture">
+                <pic:pic>
+                  <pic:nvPicPr>
+                    <pic:cNvPr id="0" name="academy-story-python-bridge-12-06.png"/>
+                    <pic:cNvPicPr/>
+                  </pic:nvPicPr>
+                  <pic:blipFill>
+                    <a:blip r:embed="rId15"/>
+                    <a:stretch>
+                      <a:fillRect/>
+                    </a:stretch>
+                  </pic:blipFill>
+                  <pic:spPr>
+                    <a:xfrm>
+                      <a:off x="0" y="0"/>
+                      <a:ext cx="5486400" cy="3681984"/>
+                    </a:xfrm>
+                    <a:prstGeom prst="rect"/>
+                  </pic:spPr>
+                </pic:pic>
+              </a:graphicData>
+            </a:graphic>
+          </wp:inline>
+        </w:drawing>
+      </w:r>
+    </w:p>
+    <w:p>
+      <w:pPr>
+        <w:spacing w:line="336" w:lineRule="auto" w:after="180"/>
+      </w:pPr>
+      <w:r>
+        <w:rPr>
+          <w:b w:val="0"/>
+        </w:rPr>
+        <w:t xml:space="preserve">For Python readiness before the Responsible Plant Classifier, retain a trace of the values, the predicted </w:t>
+      </w:r>
+      <w:r>
+        <w:rPr>
+          <w:b/>
+        </w:rPr>
+        <w:t>output</w:t>
+      </w:r>
+      <w:r>
+        <w:rPr>
+          <w:b w:val="0"/>
+        </w:rPr>
+        <w:t xml:space="preserve">s and the changed-case explanation. Use actual Python 3 results to check the </w:t>
+      </w:r>
+      <w:r>
+        <w:rPr>
+          <w:b/>
+        </w:rPr>
+        <w:t>prediction</w:t>
+      </w:r>
+      <w:r>
+        <w:rPr>
+          <w:b w:val="0"/>
+        </w:rPr>
+        <w:t xml:space="preserve"> after reasoning first.</w:t>
+      </w:r>
+    </w:p>
+    <w:p>
+      <w:pPr>
+        <w:spacing w:line="336" w:lineRule="auto" w:after="180"/>
+      </w:pPr>
+      <w:r>
+        <w:rPr>
+          <w:b w:val="0"/>
+        </w:rPr>
+        <w:t xml:space="preserve">Draw your </w:t>
+      </w:r>
+      <w:r>
+        <w:rPr>
+          <w:b/>
+        </w:rPr>
+        <w:t>input</w:t>
+      </w:r>
+      <w:r>
+        <w:rPr>
+          <w:b w:val="0"/>
+        </w:rPr>
+        <w:t xml:space="preserve">, deciding step, result and limit. Supported question: Predict the three correct </w:t>
+      </w:r>
+      <w:r>
+        <w:rPr>
+          <w:b/>
+        </w:rPr>
+        <w:t>output</w:t>
+      </w:r>
+      <w:r>
+        <w:rPr>
+          <w:b w:val="0"/>
+        </w:rPr>
+        <w:t>s. Which test first catches &lt;=, and why do tests at only two and four miss the bug?</w:t>
+      </w:r>
+    </w:p>
+    <w:p>
+      <w:pPr>
+        <w:spacing w:line="336" w:lineRule="auto" w:after="180"/>
+        <w:shd w:fill="F5F1FB"/>
+      </w:pPr>
+      <w:r>
+        <w:rPr>
+          <w:b w:val="0"/>
+        </w:rPr>
+        <w:t xml:space="preserve">Draw your project trace and justify the deciding step using </w:t>
+      </w:r>
+      <w:r>
+        <w:rPr>
+          <w:b/>
+        </w:rPr>
+        <w:t>evidence</w:t>
+      </w:r>
+      <w:r>
+        <w:rPr>
+          <w:b w:val="0"/>
+        </w:rPr>
+        <w:t>.</w:t>
       </w:r>
     </w:p>
     <w:sectPr>

--- a/downloads/student/bridge-week-12.docx
+++ b/downloads/student/bridge-week-12.docx
@@ -25,12 +25,17 @@
         <w:pStyle w:val="Heading1"/>
       </w:pPr>
       <w:r>
-        <w:t>Before you start</w:t>
-      </w:r>
-    </w:p>
-    <w:p>
-      <w:r>
-        <w:t>For capacity 9 and used 2, what should remaining return?</w:t>
+        <w:t>Freeze the expectation. Reveal the defect. Rerun the suite.</w:t>
+      </w:r>
+    </w:p>
+    <w:p>
+      <w:r>
+        <w:t>Design tests that distinguish a correct function from a plausible mistake and preserve repair evidence.</w:t>
+      </w:r>
+    </w:p>
+    <w:p>
+      <w:r>
+        <w:t>Labelled suites → exact-boundary graphic → complete assertion program → constant-result defect → selected fresh boundary.</w:t>
       </w:r>
     </w:p>
     <w:p>
@@ -38,20 +43,20 @@
         <w:pStyle w:val="Heading1"/>
       </w:pPr>
       <w:r>
-        <w:t>01. Your mission</w:t>
-      </w:r>
-    </w:p>
-    <w:p>
-      <w:r>
-        <w:t>Start with the target: Design revealing tests for a function. Try the recall before opening notes.</w:t>
-      </w:r>
-    </w:p>
-    <w:p>
-      <w:pPr>
-        <w:pStyle w:val="Heading3"/>
-      </w:pPr>
-      <w:r>
-        <w:t>Your learning target</w:t>
+        <w:t>01. Which test would distinguish the rule from a plausible mistake?</w:t>
+      </w:r>
+    </w:p>
+    <w:p>
+      <w:r>
+        <w:t>Set expected results before running and preserve every mismatch.</w:t>
+      </w:r>
+    </w:p>
+    <w:p>
+      <w:pPr>
+        <w:pStyle w:val="Heading2"/>
+      </w:pPr>
+      <w:r>
+        <w:t>Your learning goals</w:t>
       </w:r>
     </w:p>
     <w:p>
@@ -89,148 +94,97 @@
     </w:p>
     <w:p>
       <w:pPr>
+        <w:pStyle w:val="Heading2"/>
+      </w:pPr>
+      <w:r>
+        <w:t>Recall before notes</w:t>
+      </w:r>
+    </w:p>
+    <w:p>
+      <w:pPr>
+        <w:pStyle w:val="ListBullet"/>
+      </w:pPr>
+      <w:r>
+        <w:t>Close your notes first. A rough first answer helps us choose the right starting point; it is not a score for your ability.</w:t>
+      </w:r>
+    </w:p>
+    <w:p>
+      <w:pPr>
+        <w:pStyle w:val="ListBullet"/>
+      </w:pPr>
+      <w:r>
+        <w:t>Without opening the old lesson, explain one key idea from Reading structured data. Give an example and a mistake that the idea helps you avoid.</w:t>
+      </w:r>
+    </w:p>
+    <w:p>
+      <w:pPr>
+        <w:pStyle w:val="ListBullet"/>
+      </w:pPr>
+      <w:r>
+        <w:t>Without opening the old lesson, explain one key idea from Return values and local state. Give an example and a mistake that the idea helps you avoid.</w:t>
+      </w:r>
+    </w:p>
+    <w:p>
+      <w:pPr>
+        <w:pStyle w:val="ListBullet"/>
+      </w:pPr>
+      <w:r>
+        <w:t>Without opening the old lesson, explain one key idea from Loops and trace tables. Give an example and a mistake that the idea helps you avoid.</w:t>
+      </w:r>
+    </w:p>
+    <w:p>
+      <w:pPr>
+        <w:pStyle w:val="ListBullet"/>
+      </w:pPr>
+      <w:r>
+        <w:t>After trying, check the relevant lesson or ask your teacher. Change the part of your explanation that the evidence shows was wrong.</w:t>
+      </w:r>
+    </w:p>
+    <w:p>
+      <w:pPr>
+        <w:pStyle w:val="ListBullet"/>
+      </w:pPr>
+      <w:r>
+        <w:t>This week you will practise:</w:t>
+      </w:r>
+    </w:p>
+    <w:p>
+      <w:pPr>
+        <w:pStyle w:val="ListBullet"/>
+      </w:pPr>
+      <w:r>
+        <w:t>Design revealing tests for a function</w:t>
+      </w:r>
+    </w:p>
+    <w:p>
+      <w:pPr>
+        <w:pStyle w:val="ListBullet"/>
+      </w:pPr>
+      <w:r>
+        <w:t>Compare expected and actual results</w:t>
+      </w:r>
+    </w:p>
+    <w:p>
+      <w:pPr>
+        <w:pStyle w:val="ListBullet"/>
+      </w:pPr>
+      <w:r>
+        <w:t>Repair a defect and rerun earlier cases</w:t>
+      </w:r>
+    </w:p>
+    <w:p>
+      <w:pPr>
+        <w:pStyle w:val="ListBullet"/>
+      </w:pPr>
+      <w:r>
+        <w:t>For capacity 9 and used 2, what should remaining return?</w:t>
+      </w:r>
+    </w:p>
+    <w:p>
+      <w:pPr>
         <w:pStyle w:val="Heading3"/>
       </w:pPr>
       <w:r>
-        <w:t>Remember before reading</w:t>
-      </w:r>
-    </w:p>
-    <w:p>
-      <w:pPr>
-        <w:spacing w:line="336" w:lineRule="auto" w:after="180"/>
-      </w:pPr>
-      <w:r>
-        <w:rPr>
-          <w:b w:val="0"/>
-        </w:rPr>
-        <w:t>Close your notes first. A rough first answer helps us choose the right starting point; it is not a score for your ability.</w:t>
-      </w:r>
-    </w:p>
-    <w:p>
-      <w:pPr>
-        <w:spacing w:line="336" w:lineRule="auto" w:after="180"/>
-      </w:pPr>
-      <w:r>
-        <w:rPr>
-          <w:b w:val="0"/>
-        </w:rPr>
-        <w:t>Without opening the old lesson, explain one key idea from Reading structured data. Give an example and a mistake that the idea helps you avoid.</w:t>
-      </w:r>
-    </w:p>
-    <w:p>
-      <w:pPr>
-        <w:spacing w:line="336" w:lineRule="auto" w:after="180"/>
-      </w:pPr>
-      <w:r>
-        <w:rPr>
-          <w:b w:val="0"/>
-        </w:rPr>
-        <w:t>Without opening the old lesson, explain one key idea from Return values and local state. Give an example and a mistake that the idea helps you avoid.</w:t>
-      </w:r>
-    </w:p>
-    <w:p>
-      <w:pPr>
-        <w:spacing w:line="336" w:lineRule="auto" w:after="180"/>
-      </w:pPr>
-      <w:r>
-        <w:rPr>
-          <w:b w:val="0"/>
-        </w:rPr>
-        <w:t>Without opening the old lesson, explain one key idea from Loops and trace tables. Give an example and a mistake that the idea helps you avoid.</w:t>
-      </w:r>
-    </w:p>
-    <w:p>
-      <w:pPr>
-        <w:spacing w:line="336" w:lineRule="auto" w:after="180"/>
-      </w:pPr>
-      <w:r>
-        <w:rPr>
-          <w:b w:val="0"/>
-        </w:rPr>
-        <w:t xml:space="preserve">After trying, check the relevant lesson or ask your teacher. Change the part of your explanation that the </w:t>
-      </w:r>
-      <w:r>
-        <w:rPr>
-          <w:b/>
-        </w:rPr>
-        <w:t>evidence</w:t>
-      </w:r>
-      <w:r>
-        <w:rPr>
-          <w:b w:val="0"/>
-        </w:rPr>
-        <w:t xml:space="preserve"> shows was wrong.</w:t>
-      </w:r>
-    </w:p>
-    <w:p>
-      <w:pPr>
-        <w:spacing w:line="336" w:lineRule="auto" w:after="180"/>
-      </w:pPr>
-      <w:r>
-        <w:rPr>
-          <w:b w:val="0"/>
-        </w:rPr>
-        <w:t>This week you will practise:</w:t>
-      </w:r>
-    </w:p>
-    <w:p>
-      <w:pPr>
-        <w:spacing w:line="336" w:lineRule="auto" w:after="180"/>
-      </w:pPr>
-      <w:r>
-        <w:rPr>
-          <w:b w:val="0"/>
-        </w:rPr>
-        <w:t>Design revealing tests for a function</w:t>
-      </w:r>
-    </w:p>
-    <w:p>
-      <w:pPr>
-        <w:spacing w:line="336" w:lineRule="auto" w:after="180"/>
-      </w:pPr>
-      <w:r>
-        <w:rPr>
-          <w:b w:val="0"/>
-        </w:rPr>
-        <w:t>Compare expected and actual results</w:t>
-      </w:r>
-    </w:p>
-    <w:p>
-      <w:pPr>
-        <w:spacing w:line="336" w:lineRule="auto" w:after="180"/>
-      </w:pPr>
-      <w:r>
-        <w:rPr>
-          <w:b w:val="0"/>
-        </w:rPr>
-        <w:t>Repair a defect and rerun earlier cases</w:t>
-      </w:r>
-    </w:p>
-    <w:p>
-      <w:pPr>
-        <w:pStyle w:val="Heading3"/>
-      </w:pPr>
-      <w:r>
-        <w:t>Retrieve what you already know</w:t>
-      </w:r>
-    </w:p>
-    <w:p>
-      <w:pPr>
-        <w:spacing w:line="336" w:lineRule="auto" w:after="180"/>
-        <w:shd w:fill="F5F1FB"/>
-      </w:pPr>
-      <w:r>
-        <w:rPr>
-          <w:b w:val="0"/>
-        </w:rPr>
-        <w:t>For capacity 9 and used 2, what should remaining return?</w:t>
-      </w:r>
-    </w:p>
-    <w:p>
-      <w:pPr>
-        <w:pStyle w:val="Heading3"/>
-      </w:pPr>
-      <w:r>
         <w:t>My starting explanation</w:t>
       </w:r>
     </w:p>
@@ -251,10 +205,10 @@
     </w:p>
     <w:p>
       <w:pPr>
-        <w:pStyle w:val="Heading3"/>
-      </w:pPr>
-      <w:r>
-        <w:t>This week’s end goal</w:t>
+        <w:pStyle w:val="Heading2"/>
+      </w:pPr>
+      <w:r>
+        <w:t>Your end goal</w:t>
       </w:r>
     </w:p>
     <w:p>
@@ -270,15 +224,63 @@
     </w:p>
     <w:p>
       <w:pPr>
+        <w:pStyle w:val="Heading2"/>
+      </w:pPr>
+      <w:r>
+        <w:t>Earlier wording, alternatives and picture transcripts · reference / check after trying</w:t>
+      </w:r>
+    </w:p>
+    <w:p>
+      <w:pPr>
+        <w:pStyle w:val="Heading3"/>
+      </w:pPr>
+      <w:r>
+        <w:t>Your learning target</w:t>
+      </w:r>
+    </w:p>
+    <w:p>
+      <w:pPr>
+        <w:pStyle w:val="Heading3"/>
+      </w:pPr>
+      <w:r>
+        <w:t>Remember before reading</w:t>
+      </w:r>
+    </w:p>
+    <w:p>
+      <w:pPr>
+        <w:pStyle w:val="Heading3"/>
+      </w:pPr>
+      <w:r>
+        <w:t>Retrieve what you already know</w:t>
+      </w:r>
+    </w:p>
+    <w:p>
+      <w:pPr>
+        <w:pStyle w:val="Heading3"/>
+      </w:pPr>
+      <w:r>
+        <w:t>This week’s end goal</w:t>
+      </w:r>
+    </w:p>
+    <w:p>
+      <w:pPr>
         <w:pStyle w:val="Heading1"/>
       </w:pPr>
       <w:r>
-        <w:t>02. Notice the evidence</w:t>
-      </w:r>
-    </w:p>
-    <w:p>
-      <w:r>
-        <w:t>Investigate the supplied Testing and debugging functions case. Separate observations, given facts and assumptions before choosing an explanation.</w:t>
+        <w:t>02. A passing example can be a coincidence</w:t>
+      </w:r>
+    </w:p>
+    <w:p>
+      <w:r>
+        <w:t>Test subtraction against independently calculated answers under the stated valid-input contract.</w:t>
+      </w:r>
+    </w:p>
+    <w:p>
+      <w:pPr>
+        <w:pStyle w:val="Heading2"/>
+      </w:pPr>
+      <w:r>
+        <w:t>Read the testing contract</w:t>
       </w:r>
     </w:p>
     <w:p>
@@ -329,6 +331,14 @@
     </w:p>
     <w:p>
       <w:pPr>
+        <w:pStyle w:val="Heading2"/>
+      </w:pPr>
+      <w:r>
+        <w:t>Your first explanation</w:t>
+      </w:r>
+    </w:p>
+    <w:p>
+      <w:pPr>
         <w:pStyle w:val="Heading3"/>
       </w:pPr>
       <w:r>
@@ -355,12 +365,20 @@
         <w:pStyle w:val="Heading1"/>
       </w:pPr>
       <w:r>
-        <w:t>03. See how it works</w:t>
-      </w:r>
-    </w:p>
-    <w:p>
-      <w:r>
-        <w:t>Follow the mechanism for Testing and debugging functions. Connect each labelled input, deciding step and result.</w:t>
+        <w:t>03. Compare actual results with an independent expected column</w:t>
+      </w:r>
+    </w:p>
+    <w:p>
+      <w:r>
+        <w:t>A printed comparison can continue; a failing assertion stops the run.</w:t>
+      </w:r>
+    </w:p>
+    <w:p>
+      <w:pPr>
+        <w:pStyle w:val="Heading2"/>
+      </w:pPr>
+      <w:r>
+        <w:t>Complete main subtraction test script</w:t>
       </w:r>
     </w:p>
     <w:p>
@@ -381,6 +399,14 @@
         <w:t xml:space="preserve">    actual = remaining(capacity, used)</w:t>
         <w:br/>
         <w:t xml:space="preserve">    print(actual == expected)</w:t>
+      </w:r>
+    </w:p>
+    <w:p>
+      <w:pPr>
+        <w:pStyle w:val="Heading2"/>
+      </w:pPr>
+      <w:r>
+        <w:t>Match each input to its expected result</w:t>
       </w:r>
     </w:p>
     <w:p>
@@ -541,232 +567,10 @@
     </w:p>
     <w:p>
       <w:pPr>
-        <w:spacing w:line="336" w:lineRule="auto" w:after="180"/>
-      </w:pPr>
-      <w:r>
-        <w:rPr>
-          <w:b w:val="0"/>
-        </w:rPr>
-        <w:t>Each parenthesized group is a tuple, an ordered group of values. The loop unpacks each group into three names. Equality compares the actual result to the independently calculated expected result.</w:t>
-      </w:r>
-    </w:p>
-    <w:p>
-      <w:pPr>
-        <w:spacing w:line="336" w:lineRule="auto" w:after="180"/>
-      </w:pPr>
-      <w:r>
-        <w:rPr>
-          <w:b w:val="0"/>
-        </w:rPr>
-        <w:t xml:space="preserve">The worked script prints True three times. An assert actual == expected could instead stop at the first mismatch with </w:t>
-      </w:r>
-      <w:r>
-        <w:rPr>
-          <w:b/>
-        </w:rPr>
-        <w:t>Assertion</w:t>
-      </w:r>
-      <w:r>
-        <w:rPr>
-          <w:b w:val="0"/>
-        </w:rPr>
-        <w:t>Error.</w:t>
-      </w:r>
-    </w:p>
-    <w:p>
-      <w:pPr>
-        <w:pStyle w:val="Heading3"/>
-      </w:pPr>
-      <w:r>
-        <w:t>Connect the picture and the explanation</w:t>
-      </w:r>
-    </w:p>
-    <w:p>
-      <w:pPr>
-        <w:spacing w:line="336" w:lineRule="auto" w:after="180"/>
-      </w:pPr>
-      <w:r>
-        <w:rPr>
-          <w:b w:val="0"/>
-        </w:rPr>
-        <w:t xml:space="preserve">Point to the </w:t>
-      </w:r>
-      <w:r>
-        <w:rPr>
-          <w:b/>
-        </w:rPr>
-        <w:t>input</w:t>
-      </w:r>
-      <w:r>
-        <w:rPr>
-          <w:b w:val="0"/>
-        </w:rPr>
-        <w:t>, the deciding step and the result in this week’s visual. Explain the same step in ordinary words. A picture helps when you can say what each part represents.</w:t>
-      </w:r>
-    </w:p>
-    <w:p>
-      <w:pPr>
-        <w:pStyle w:val="Heading1"/>
-      </w:pPr>
-      <w:r>
-        <w:t>04. Compare the cases</w:t>
-      </w:r>
-    </w:p>
-    <w:p>
-      <w:r>
-        <w:t>Compare the supplied cases for Testing and debugging functions. Identify the detail that changes the conclusion.</w:t>
-      </w:r>
-    </w:p>
-    <w:p>
-      <w:pPr>
-        <w:pStyle w:val="Heading3"/>
-      </w:pPr>
-      <w:r>
-        <w:t>Compare a familiar case with a changed case</w:t>
-      </w:r>
-    </w:p>
-    <w:p>
-      <w:pPr>
-        <w:spacing w:line="336" w:lineRule="auto" w:after="180"/>
-        <w:shd w:fill="F5F1FB"/>
-      </w:pPr>
-      <w:r>
-        <w:rPr>
-          <w:b w:val="0"/>
-        </w:rPr>
-        <w:t>A faulty function always returns 4. Which of your three cases pass and fail?</w:t>
-      </w:r>
-    </w:p>
-    <w:p>
-      <w:pPr>
-        <w:pStyle w:val="Heading3"/>
-      </w:pPr>
-      <w:r>
-        <w:t>Keep the procedure fixed. Explain what changed in the inputs and result.</w:t>
-      </w:r>
-    </w:p>
-    <w:p>
-      <w:r>
-        <w:t>________________________________________________________________</w:t>
-      </w:r>
-    </w:p>
-    <w:p>
-      <w:r>
-        <w:t>________________________________________________________________</w:t>
-      </w:r>
-    </w:p>
-    <w:p>
-      <w:r>
-        <w:t>________________________________________________________________</w:t>
-      </w:r>
-    </w:p>
-    <w:p>
-      <w:r>
-        <w:t>________________________________________________________________</w:t>
-      </w:r>
-    </w:p>
-    <w:p>
-      <w:r>
-        <w:t>________________________________________________________________</w:t>
-      </w:r>
-    </w:p>
-    <w:p>
-      <w:pPr>
-        <w:pStyle w:val="Heading3"/>
-      </w:pPr>
-      <w:r>
-        <w:t>Change one thing in the pictured case</w:t>
-      </w:r>
-    </w:p>
-    <w:p>
-      <w:pPr>
-        <w:pStyle w:val="Heading3"/>
-      </w:pPr>
-      <w:r>
-        <w:t>Change one thing</w:t>
-      </w:r>
-    </w:p>
-    <w:p>
-      <w:pPr>
-        <w:spacing w:line="336" w:lineRule="auto" w:after="180"/>
-        <w:shd w:fill="F5F1FB"/>
-      </w:pPr>
-      <w:r>
-        <w:rPr>
-          <w:b w:val="0"/>
-        </w:rPr>
-        <w:t>Change: Remove the test at 3 and keep only 2 and 4.</w:t>
-      </w:r>
-    </w:p>
-    <w:p>
-      <w:pPr>
-        <w:pStyle w:val="Heading3"/>
-      </w:pPr>
-      <w:r>
-        <w:t>Predicted result</w:t>
-      </w:r>
-    </w:p>
-    <w:p>
-      <w:pPr>
-        <w:spacing w:line="336" w:lineRule="auto" w:after="180"/>
-        <w:shd w:fill="F1F6FC"/>
-      </w:pPr>
-      <w:r>
-        <w:rPr>
-          <w:b/>
-        </w:rPr>
-        <w:t>Prediction</w:t>
-      </w:r>
-      <w:r>
-        <w:rPr>
-          <w:b w:val="0"/>
-        </w:rPr>
-        <w:t>: The buggy &lt;= function passes those remaining tests.</w:t>
-      </w:r>
-    </w:p>
-    <w:p>
-      <w:pPr>
-        <w:pStyle w:val="Heading3"/>
-      </w:pPr>
-      <w:r>
-        <w:t>Why the result follows</w:t>
-      </w:r>
-    </w:p>
-    <w:p>
-      <w:pPr>
-        <w:spacing w:line="336" w:lineRule="auto" w:after="180"/>
-        <w:shd w:fill="F1F6FC"/>
-      </w:pPr>
-      <w:r>
-        <w:rPr>
-          <w:b w:val="0"/>
-        </w:rPr>
-        <w:t xml:space="preserve">Reason: Both procedures agree away from the equality </w:t>
-      </w:r>
-      <w:r>
-        <w:rPr>
-          <w:b/>
-        </w:rPr>
-        <w:t>boundary</w:t>
-      </w:r>
-      <w:r>
-        <w:rPr>
-          <w:b w:val="0"/>
-        </w:rPr>
-        <w:t>.</w:t>
-      </w:r>
-    </w:p>
-    <w:p>
-      <w:pPr>
-        <w:pStyle w:val="Heading1"/>
-      </w:pPr>
-      <w:r>
-        <w:t>05. Words that unlock the idea</w:t>
-      </w:r>
-    </w:p>
-    <w:p>
-      <w:r>
-        <w:t>Use the vocabulary of Testing and debugging functions to explain a concrete decision, rather than only memorising definitions.</w:t>
+        <w:pStyle w:val="Heading2"/>
+      </w:pPr>
+      <w:r>
+        <w:t>Keep the practice suites and contracts labelled</w:t>
       </w:r>
     </w:p>
     <w:tbl>
@@ -789,7 +593,7 @@
           </w:tcPr>
           <w:p>
             <w:r>
-              <w:t>Word</w:t>
+              <w:t>Separate complete suite</w:t>
             </w:r>
           </w:p>
         </w:tc>
@@ -799,7 +603,7 @@
           </w:tcPr>
           <w:p>
             <w:r>
-              <w:t>Meaning</w:t>
+              <w:t>Expected subtraction outcomes</w:t>
             </w:r>
           </w:p>
         </w:tc>
@@ -811,7 +615,7 @@
           </w:tcPr>
           <w:p>
             <w:r>
-              <w:t>Test case</w:t>
+              <w:t>Main script · capacity 8</w:t>
             </w:r>
           </w:p>
         </w:tc>
@@ -821,7 +625,7 @@
           </w:tcPr>
           <w:p>
             <w:r>
-              <w:t>Inputs and an expected result</w:t>
+              <w:t>(8,3)→5; (8,8)→0; (8,0)→8</w:t>
             </w:r>
           </w:p>
         </w:tc>
@@ -833,7 +637,7 @@
           </w:tcPr>
           <w:p>
             <w:r>
-              <w:t>Boundary</w:t>
+              <w:t>W1/W2 · capacity 6</w:t>
             </w:r>
           </w:p>
         </w:tc>
@@ -843,7 +647,7 @@
           </w:tcPr>
           <w:p>
             <w:r>
-              <w:t>An edge of a permitted range</w:t>
+              <w:t>(6,2)→4; (6,6)→0; (6,0)→6</w:t>
             </w:r>
           </w:p>
         </w:tc>
@@ -855,7 +659,7 @@
           </w:tcPr>
           <w:p>
             <w:r>
-              <w:t>Regression</w:t>
+              <w:t>Main assertion picture</w:t>
             </w:r>
           </w:p>
         </w:tc>
@@ -865,7 +669,7 @@
           </w:tcPr>
           <w:p>
             <w:r>
-              <w:t>A previously working case that fails after a change</w:t>
+              <w:t>tiny(x) means integer x&lt;3; test 2→True,3→False,4→False</w:t>
             </w:r>
           </w:p>
         </w:tc>
@@ -877,7 +681,7 @@
           </w:tcPr>
           <w:p>
             <w:r>
-              <w:t>Assertion</w:t>
+              <w:t>Selected assessment</w:t>
             </w:r>
           </w:p>
         </w:tc>
@@ -887,7 +691,7 @@
           </w:tcPr>
           <w:p>
             <w:r>
-              <w:t>A check that raises an error when its condition is false</w:t>
+              <w:t>Its own below_limit definition and 9/10/11 boundary; do not substitute the picture’s 3 threshold</w:t>
             </w:r>
           </w:p>
         </w:tc>
@@ -895,84 +699,10 @@
     </w:tbl>
     <w:p>
       <w:pPr>
-        <w:pStyle w:val="Heading3"/>
-      </w:pPr>
-      <w:r>
-        <w:t>Use two terms to explain a step in this week’s example.</w:t>
-      </w:r>
-    </w:p>
-    <w:p>
-      <w:r>
-        <w:t>________________________________________________________________</w:t>
-      </w:r>
-    </w:p>
-    <w:p>
-      <w:r>
-        <w:t>________________________________________________________________</w:t>
-      </w:r>
-    </w:p>
-    <w:p>
-      <w:r>
-        <w:t>________________________________________________________________</w:t>
-      </w:r>
-    </w:p>
-    <w:p>
-      <w:pPr>
-        <w:pStyle w:val="Heading1"/>
-      </w:pPr>
-      <w:r>
-        <w:t>06. Follow a worked example</w:t>
-      </w:r>
-    </w:p>
-    <w:p>
-      <w:r>
-        <w:t>Follow the worked trace for Testing and debugging functions, predict a step, then compare with its explanation.</w:t>
-      </w:r>
-    </w:p>
-    <w:p>
-      <w:pPr>
-        <w:pStyle w:val="Heading3"/>
-      </w:pPr>
-      <w:r>
-        <w:t>Would replacing the body with return 5 pass every worked case? Identify the first revealing test.</w:t>
-      </w:r>
-    </w:p>
-    <w:p>
-      <w:r>
-        <w:t>________________________________________________________________</w:t>
-      </w:r>
-    </w:p>
-    <w:p>
-      <w:r>
-        <w:t>________________________________________________________________</w:t>
-      </w:r>
-    </w:p>
-    <w:p>
-      <w:r>
-        <w:t>________________________________________________________________</w:t>
-      </w:r>
-    </w:p>
-    <w:p>
-      <w:r>
-        <w:t>________________________________________________________________</w:t>
-      </w:r>
-    </w:p>
-    <w:p>
-      <w:r>
-        <w:t>________________________________________________________________</w:t>
-      </w:r>
-    </w:p>
-    <w:p>
-      <w:r>
-        <w:t>________________________________________________________________</w:t>
-      </w:r>
-    </w:p>
-    <w:p>
-      <w:pPr>
-        <w:pStyle w:val="Heading3"/>
-      </w:pPr>
-      <w:r>
-        <w:t>Learn from the worked case</w:t>
+        <w:pStyle w:val="Heading2"/>
+      </w:pPr>
+      <w:r>
+        <w:t>Read tuple unpacking, equality and assertion behavior</w:t>
       </w:r>
     </w:p>
     <w:p>
@@ -983,7 +713,54 @@
         <w:rPr>
           <w:b w:val="0"/>
         </w:rPr>
-        <w:t>Cover the result before checking it. Say what is given, choose the procedure, and follow one step at a time. Then uncover the result and explain your first mismatch. Ask why a step is allowed, not only what number it produces.</w:t>
+        <w:t>Each parenthesized group is a tuple, an ordered group of values. The loop unpacks each group into three names. Equality compares the actual result to the independently calculated expected result.</w:t>
+      </w:r>
+    </w:p>
+    <w:p>
+      <w:pPr>
+        <w:spacing w:line="336" w:lineRule="auto" w:after="180"/>
+      </w:pPr>
+      <w:r>
+        <w:rPr>
+          <w:b w:val="0"/>
+        </w:rPr>
+        <w:t xml:space="preserve">The worked script prints True three times. An assert actual == expected could instead stop at the first mismatch with </w:t>
+      </w:r>
+      <w:r>
+        <w:rPr>
+          <w:b/>
+        </w:rPr>
+        <w:t>Assertion</w:t>
+      </w:r>
+      <w:r>
+        <w:rPr>
+          <w:b w:val="0"/>
+        </w:rPr>
+        <w:t>Error.</w:t>
+      </w:r>
+    </w:p>
+    <w:p>
+      <w:pPr>
+        <w:pStyle w:val="Heading2"/>
+      </w:pPr>
+      <w:r>
+        <w:t>Explain the deciding check</w:t>
+      </w:r>
+    </w:p>
+    <w:p>
+      <w:pPr>
+        <w:pStyle w:val="ListBullet"/>
+      </w:pPr>
+      <w:r>
+        <w:t>Point to the input, the deciding step and the result in this week’s visual. Explain the same step in ordinary words. A picture helps when you can say what each part represents.</w:t>
+      </w:r>
+    </w:p>
+    <w:p>
+      <w:pPr>
+        <w:pStyle w:val="Heading2"/>
+      </w:pPr>
+      <w:r>
+        <w:t>Earlier wording, alternatives and picture transcripts · reference / check after trying</w:t>
       </w:r>
     </w:p>
     <w:p>
@@ -991,7 +768,178 @@
         <w:pStyle w:val="Heading3"/>
       </w:pPr>
       <w:r>
-        <w:t>A pictorial worked case: Testing and debugging functions</w:t>
+        <w:t>Connect the picture and the explanation</w:t>
+      </w:r>
+    </w:p>
+    <w:p>
+      <w:pPr>
+        <w:pStyle w:val="Heading1"/>
+      </w:pPr>
+      <w:r>
+        <w:t>04. Compare an ordinary passing test with the revealing boundary</w:t>
+      </w:r>
+    </w:p>
+    <w:p>
+      <w:r>
+        <w:t>Removing a failing check can conceal a defect without repairing it.</w:t>
+      </w:r>
+    </w:p>
+    <w:p>
+      <w:pPr>
+        <w:pStyle w:val="Heading2"/>
+      </w:pPr>
+      <w:r>
+        <w:t>Predict the supported change</w:t>
+      </w:r>
+    </w:p>
+    <w:p>
+      <w:pPr>
+        <w:pStyle w:val="ListBullet"/>
+      </w:pPr>
+      <w:r>
+        <w:t>A faulty function always returns 4. Which of your three cases pass and fail?</w:t>
+      </w:r>
+    </w:p>
+    <w:p>
+      <w:pPr>
+        <w:pStyle w:val="Heading3"/>
+      </w:pPr>
+      <w:r>
+        <w:t>Keep the procedure fixed. Explain what changed in the inputs and result.</w:t>
+      </w:r>
+    </w:p>
+    <w:p>
+      <w:r>
+        <w:t>________________________________________________________________</w:t>
+      </w:r>
+    </w:p>
+    <w:p>
+      <w:r>
+        <w:t>________________________________________________________________</w:t>
+      </w:r>
+    </w:p>
+    <w:p>
+      <w:r>
+        <w:t>________________________________________________________________</w:t>
+      </w:r>
+    </w:p>
+    <w:p>
+      <w:r>
+        <w:t>________________________________________________________________</w:t>
+      </w:r>
+    </w:p>
+    <w:p>
+      <w:r>
+        <w:t>________________________________________________________________</w:t>
+      </w:r>
+    </w:p>
+    <w:p>
+      <w:pPr>
+        <w:pStyle w:val="Heading2"/>
+      </w:pPr>
+      <w:r>
+        <w:t>Predict the pictured variant</w:t>
+      </w:r>
+    </w:p>
+    <w:p>
+      <w:pPr>
+        <w:pStyle w:val="ListBullet"/>
+      </w:pPr>
+      <w:r>
+        <w:t>Change: Remove the test at 3 and keep only 2 and 4.</w:t>
+      </w:r>
+    </w:p>
+    <w:p>
+      <w:pPr>
+        <w:pStyle w:val="Heading2"/>
+      </w:pPr>
+      <w:r>
+        <w:t>Check after predicting · reference / check after trying</w:t>
+      </w:r>
+    </w:p>
+    <w:p>
+      <w:pPr>
+        <w:spacing w:line="336" w:lineRule="auto" w:after="180"/>
+      </w:pPr>
+      <w:r>
+        <w:rPr>
+          <w:b/>
+        </w:rPr>
+        <w:t>Prediction</w:t>
+      </w:r>
+      <w:r>
+        <w:rPr>
+          <w:b w:val="0"/>
+        </w:rPr>
+        <w:t>: The buggy &lt;= function passes those remaining tests.</w:t>
+      </w:r>
+    </w:p>
+    <w:p>
+      <w:pPr>
+        <w:spacing w:line="336" w:lineRule="auto" w:after="180"/>
+      </w:pPr>
+      <w:r>
+        <w:rPr>
+          <w:b w:val="0"/>
+        </w:rPr>
+        <w:t xml:space="preserve">Reason: Both procedures agree away from the equality </w:t>
+      </w:r>
+      <w:r>
+        <w:rPr>
+          <w:b/>
+        </w:rPr>
+        <w:t>boundary</w:t>
+      </w:r>
+      <w:r>
+        <w:rPr>
+          <w:b w:val="0"/>
+        </w:rPr>
+        <w:t>.</w:t>
+      </w:r>
+    </w:p>
+    <w:p>
+      <w:pPr>
+        <w:pStyle w:val="Heading2"/>
+      </w:pPr>
+      <w:r>
+        <w:t>Earlier wording, alternatives and picture transcripts · reference / check after trying</w:t>
+      </w:r>
+    </w:p>
+    <w:p>
+      <w:pPr>
+        <w:pStyle w:val="Heading3"/>
+      </w:pPr>
+      <w:r>
+        <w:t>Compare a familiar case with a changed case</w:t>
+      </w:r>
+    </w:p>
+    <w:p>
+      <w:pPr>
+        <w:pStyle w:val="Heading3"/>
+      </w:pPr>
+      <w:r>
+        <w:t>Change one thing in the pictured case</w:t>
+      </w:r>
+    </w:p>
+    <w:p>
+      <w:pPr>
+        <w:pStyle w:val="Heading1"/>
+      </w:pPr>
+      <w:r>
+        <w:t>06. Use the exact boundary to reveal the inclusive bug</w:t>
+      </w:r>
+    </w:p>
+    <w:p>
+      <w:r>
+        <w:t>Keep the expected strict rule unchanged when the candidate is wrong.</w:t>
+      </w:r>
+    </w:p>
+    <w:p>
+      <w:pPr>
+        <w:pStyle w:val="Heading2"/>
+      </w:pPr>
+      <w:r>
+        <w:t>Read the complete tiny contract and test scope</w:t>
       </w:r>
     </w:p>
     <w:p>
@@ -1019,24 +967,7 @@
     </w:p>
     <w:p>
       <w:pPr>
-        <w:pStyle w:val="Heading3"/>
-      </w:pPr>
-      <w:r>
-        <w:t>The facts we will use</w:t>
-      </w:r>
-    </w:p>
-    <w:p>
-      <w:pPr>
-        <w:pStyle w:val="Heading3"/>
-      </w:pPr>
-      <w:r>
-        <w:t>Supplied facts</w:t>
-      </w:r>
-    </w:p>
-    <w:p>
-      <w:pPr>
         <w:spacing w:line="336" w:lineRule="auto" w:after="180"/>
-        <w:shd w:fill="F1F6FC"/>
       </w:pPr>
       <w:r>
         <w:rPr>
@@ -1058,11 +989,41 @@
       </w:r>
     </w:p>
     <w:p>
+      <w:pPr>
+        <w:spacing w:line="336" w:lineRule="auto" w:after="180"/>
+      </w:pPr>
+      <w:r>
+        <w:rPr>
+          <w:b w:val="0"/>
+        </w:rPr>
+        <w:t>The complete tiny program below uses assertions in normal test execution. Correct &lt;3 passes 2,3,4 and prints the completion line. Changing only &lt; to &lt;= passes the first assertion, fails at 3 with AssertionError and never runs the assertion for 4 or final print. The graphic compares expression results one at a time; it is not a trace claiming later assertions executed after failure.</w:t>
+      </w:r>
+    </w:p>
+    <w:p>
+      <w:pPr>
+        <w:spacing w:line="336" w:lineRule="auto" w:after="180"/>
+      </w:pPr>
+      <w:r>
+        <w:rPr>
+          <w:b w:val="0"/>
+        </w:rPr>
+        <w:t>The completion message is a literal string, not an automatic count of executed checks. If removing a test, relabel it for the two retained checks. These are local test checks, not a production input-validation mechanism.</w:t>
+      </w:r>
+    </w:p>
+    <w:p>
+      <w:pPr>
+        <w:pStyle w:val="Heading2"/>
+      </w:pPr>
+      <w:r>
+        <w:t>Trace the deciding boundary</w:t>
+      </w:r>
+    </w:p>
+    <w:p>
       <w:r>
         <w:drawing>
           <wp:inline xmlns:a="http://schemas.openxmlformats.org/drawingml/2006/main" xmlns:pic="http://schemas.openxmlformats.org/drawingml/2006/picture">
-            <wp:extent cx="5486400" cy="5185229"/>
-            <wp:docPr id="1" name="Picture 1" descr="Testing and debugging functions. Record contract: Strict less-than excludes the value 3.. Run boundary cases: The intended outputs are True, False, False for 2,3,4.. Locate the bug: Using &lt;= passes 2 but fails the test at 3 before the later test."/>
+            <wp:extent cx="5486400" cy="3182112"/>
+            <wp:docPr id="1" name="Picture 1" descr="Record contract: Strict less-than excludes the value 3. → Run boundary cases: The intended outputs are True, False, False for 2,3,4. → Locate the bug: Using &lt;= passes 2 but fails the test at 3 before the later test."/>
             <wp:cNvGraphicFramePr>
               <a:graphicFrameLocks noChangeAspect="1"/>
             </wp:cNvGraphicFramePr>
@@ -1070,7 +1031,7 @@
               <a:graphicData uri="http://schemas.openxmlformats.org/drawingml/2006/picture">
                 <pic:pic>
                   <pic:nvPicPr>
-                    <pic:cNvPr id="0" name="academy-visual-python-bridge-12.png"/>
+                    <pic:cNvPr id="0" name="academy-story-python-bridge-12-02.png"/>
                     <pic:cNvPicPr/>
                   </pic:nvPicPr>
                   <pic:blipFill>
@@ -1082,7 +1043,7 @@
                   <pic:spPr>
                     <a:xfrm>
                       <a:off x="0" y="0"/>
-                      <a:ext cx="5486400" cy="5185229"/>
+                      <a:ext cx="5486400" cy="3182112"/>
                     </a:xfrm>
                     <a:prstGeom prst="rect"/>
                   </pic:spPr>
@@ -1210,24 +1171,7 @@
     </w:p>
     <w:p>
       <w:pPr>
-        <w:pStyle w:val="Heading3"/>
-      </w:pPr>
-      <w:r>
-        <w:t>Why this result follows</w:t>
-      </w:r>
-    </w:p>
-    <w:p>
-      <w:pPr>
-        <w:pStyle w:val="Heading3"/>
-      </w:pPr>
-      <w:r>
-        <w:t>Why the result follows</w:t>
-      </w:r>
-    </w:p>
-    <w:p>
-      <w:pPr>
         <w:spacing w:line="336" w:lineRule="auto" w:after="180"/>
-        <w:shd w:fill="F1F6FC"/>
       </w:pPr>
       <w:r>
         <w:rPr>
@@ -1250,10 +1194,205 @@
     </w:p>
     <w:p>
       <w:pPr>
+        <w:pStyle w:val="Heading2"/>
+      </w:pPr>
+      <w:r>
+        <w:t>Inspect where the two expressions differ</w:t>
+      </w:r>
+    </w:p>
+    <w:p>
+      <w:r>
+        <w:drawing>
+          <wp:inline xmlns:a="http://schemas.openxmlformats.org/drawingml/2006/main" xmlns:pic="http://schemas.openxmlformats.org/drawingml/2006/picture">
+            <wp:extent cx="5486400" cy="2743200"/>
+            <wp:docPr id="2" name="Picture 2" descr="Expression comparison for x2,3,4. Intended x less than3 gives True,False,False; buggy x at most3 gives True,True,False. Only the exact boundary 3 distinguishes them. The table compares expressions separately; in an assertion run the failure at 3 stops later tests."/>
+            <wp:cNvGraphicFramePr>
+              <a:graphicFrameLocks noChangeAspect="1"/>
+            </wp:cNvGraphicFramePr>
+            <a:graphic>
+              <a:graphicData uri="http://schemas.openxmlformats.org/drawingml/2006/picture">
+                <pic:pic>
+                  <pic:nvPicPr>
+                    <pic:cNvPr id="0" name="python-bridge-12-boundary-comparison.png"/>
+                    <pic:cNvPicPr/>
+                  </pic:nvPicPr>
+                  <pic:blipFill>
+                    <a:blip r:embed="rId10"/>
+                    <a:stretch>
+                      <a:fillRect/>
+                    </a:stretch>
+                  </pic:blipFill>
+                  <pic:spPr>
+                    <a:xfrm>
+                      <a:off x="0" y="0"/>
+                      <a:ext cx="5486400" cy="2743200"/>
+                    </a:xfrm>
+                    <a:prstGeom prst="rect"/>
+                  </pic:spPr>
+                </pic:pic>
+              </a:graphicData>
+            </a:graphic>
+          </wp:inline>
+        </w:drawing>
+      </w:r>
+    </w:p>
+    <w:p>
+      <w:pPr>
+        <w:pStyle w:val="Heading2"/>
+      </w:pPr>
+      <w:r>
+        <w:t>Complete assertion suite</w:t>
+      </w:r>
+    </w:p>
+    <w:p>
+      <w:r>
+        <w:rPr>
+          <w:rFonts w:ascii="Courier New" w:hAnsi="Courier New"/>
+          <w:sz w:val="18"/>
+        </w:rPr>
+        <w:t>def tiny(x):</w:t>
+        <w:br/>
+        <w:t xml:space="preserve">    return x &lt; 3</w:t>
+        <w:br/>
+        <w:br/>
+        <w:t>assert tiny(2) is True</w:t>
+        <w:br/>
+        <w:t>assert tiny(3) is False</w:t>
+        <w:br/>
+        <w:t>assert tiny(4) is False</w:t>
+        <w:br/>
+        <w:t>print("three checks passed")</w:t>
+        <w:br/>
+      </w:r>
+    </w:p>
+    <w:p>
+      <w:pPr>
+        <w:pStyle w:val="Heading2"/>
+      </w:pPr>
+      <w:r>
+        <w:t>Predict removing the equality test</w:t>
+      </w:r>
+    </w:p>
+    <w:p>
+      <w:pPr>
+        <w:pStyle w:val="ListBullet"/>
+      </w:pPr>
+      <w:r>
+        <w:t>Change one thing: Remove the test at 3 and keep only 2 and 4. Predict the result before checking the explanation. What remains the same?</w:t>
+      </w:r>
+    </w:p>
+    <w:p>
+      <w:pPr>
+        <w:pStyle w:val="Heading2"/>
+      </w:pPr>
+      <w:r>
+        <w:t>Check after predicting · reference / check after trying</w:t>
+      </w:r>
+    </w:p>
+    <w:p>
+      <w:r>
+        <w:drawing>
+          <wp:inline xmlns:a="http://schemas.openxmlformats.org/drawingml/2006/main" xmlns:pic="http://schemas.openxmlformats.org/drawingml/2006/picture">
+            <wp:extent cx="5486400" cy="3026664"/>
+            <wp:docPr id="3" name="Picture 3" descr="Original case: Using &lt;= passes 2 but fails the test at 3 before the later test. Changed condition: Remove the test at 3 and keep only 2 and 4. Expected result: The buggy &lt;= function passes those remaining tests. Reason: Both procedures agree away from the equality boundary."/>
+            <wp:cNvGraphicFramePr>
+              <a:graphicFrameLocks noChangeAspect="1"/>
+            </wp:cNvGraphicFramePr>
+            <a:graphic>
+              <a:graphicData uri="http://schemas.openxmlformats.org/drawingml/2006/picture">
+                <pic:pic>
+                  <pic:nvPicPr>
+                    <pic:cNvPr id="0" name="academy-story-python-bridge-12-04.png"/>
+                    <pic:cNvPicPr/>
+                  </pic:nvPicPr>
+                  <pic:blipFill>
+                    <a:blip r:embed="rId11"/>
+                    <a:stretch>
+                      <a:fillRect/>
+                    </a:stretch>
+                  </pic:blipFill>
+                  <pic:spPr>
+                    <a:xfrm>
+                      <a:off x="0" y="0"/>
+                      <a:ext cx="5486400" cy="3026664"/>
+                    </a:xfrm>
+                    <a:prstGeom prst="rect"/>
+                  </pic:spPr>
+                </pic:pic>
+              </a:graphicData>
+            </a:graphic>
+          </wp:inline>
+        </w:drawing>
+      </w:r>
+    </w:p>
+    <w:p>
+      <w:pPr>
+        <w:pStyle w:val="Heading2"/>
+      </w:pPr>
+      <w:r>
+        <w:t>State coverage and input-type limits</w:t>
+      </w:r>
+    </w:p>
+    <w:p>
+      <w:pPr>
+        <w:pStyle w:val="ListBullet"/>
+      </w:pPr>
+      <w:r>
+        <w:t>Passing these cases does not prove correctness for every type or input; the contract and coverage determine what was actually checked.</w:t>
+      </w:r>
+    </w:p>
+    <w:p>
+      <w:pPr>
+        <w:pStyle w:val="ListBullet"/>
+      </w:pPr>
+      <w:r>
+        <w:t>Read the labelled picture: Predict the three correct outputs. Which test first catches &lt;=, and why do tests at only two and four miss the bug?</w:t>
+      </w:r>
+    </w:p>
+    <w:p>
+      <w:pPr>
+        <w:pStyle w:val="Heading2"/>
+      </w:pPr>
+      <w:r>
+        <w:t>Earlier wording, alternatives and picture transcripts · reference / check after trying</w:t>
+      </w:r>
+    </w:p>
+    <w:p>
+      <w:pPr>
         <w:pStyle w:val="Heading3"/>
       </w:pPr>
       <w:r>
-        <w:t>What this example does not establish</w:t>
+        <w:t>Would replacing the body with return 5 pass every worked case? Identify the first revealing test.</w:t>
+      </w:r>
+    </w:p>
+    <w:p>
+      <w:r>
+        <w:t>________________________________________________________________</w:t>
+      </w:r>
+    </w:p>
+    <w:p>
+      <w:r>
+        <w:t>________________________________________________________________</w:t>
+      </w:r>
+    </w:p>
+    <w:p>
+      <w:r>
+        <w:t>________________________________________________________________</w:t>
+      </w:r>
+    </w:p>
+    <w:p>
+      <w:r>
+        <w:t>________________________________________________________________</w:t>
+      </w:r>
+    </w:p>
+    <w:p>
+      <w:r>
+        <w:t>________________________________________________________________</w:t>
+      </w:r>
+    </w:p>
+    <w:p>
+      <w:r>
+        <w:t>________________________________________________________________</w:t>
       </w:r>
     </w:p>
     <w:p>
@@ -1261,51 +1400,129 @@
         <w:pStyle w:val="Heading3"/>
       </w:pPr>
       <w:r>
-        <w:t>Keep the stated limit</w:t>
+        <w:t>Learn from the worked case</w:t>
       </w:r>
     </w:p>
     <w:p>
       <w:pPr>
         <w:spacing w:line="336" w:lineRule="auto" w:after="180"/>
-        <w:shd w:fill="FFF5E6"/>
       </w:pPr>
       <w:r>
         <w:rPr>
           <w:b w:val="0"/>
         </w:rPr>
-        <w:t xml:space="preserve">Passing these cases does not prove correctness for every type or </w:t>
-      </w:r>
-      <w:r>
-        <w:rPr>
-          <w:b/>
-        </w:rPr>
-        <w:t>input</w:t>
-      </w:r>
+        <w:t>Cover the result before checking it. Say what is given, choose the procedure, and follow one step at a time. Then uncover the result and explain your first mismatch. Ask why a step is allowed, not only what number it produces.</w:t>
+      </w:r>
+    </w:p>
+    <w:p>
+      <w:pPr>
+        <w:pStyle w:val="Heading3"/>
+      </w:pPr>
+      <w:r>
+        <w:t>A pictorial worked case: Testing and debugging functions</w:t>
+      </w:r>
+    </w:p>
+    <w:p>
+      <w:pPr>
+        <w:pStyle w:val="Heading3"/>
+      </w:pPr>
+      <w:r>
+        <w:t>The facts we will use</w:t>
+      </w:r>
+    </w:p>
+    <w:p>
+      <w:r>
+        <w:drawing>
+          <wp:inline xmlns:a="http://schemas.openxmlformats.org/drawingml/2006/main" xmlns:pic="http://schemas.openxmlformats.org/drawingml/2006/picture">
+            <wp:extent cx="5486400" cy="5185229"/>
+            <wp:docPr id="4" name="Picture 4" descr="Testing and debugging functions. Record contract: Strict less-than excludes the value 3.. Run boundary cases: The intended outputs are True, False, False for 2,3,4.. Locate the bug: Using &lt;= passes 2 but fails the test at 3 before the later test."/>
+            <wp:cNvGraphicFramePr>
+              <a:graphicFrameLocks noChangeAspect="1"/>
+            </wp:cNvGraphicFramePr>
+            <a:graphic>
+              <a:graphicData uri="http://schemas.openxmlformats.org/drawingml/2006/picture">
+                <pic:pic>
+                  <pic:nvPicPr>
+                    <pic:cNvPr id="0" name="academy-visual-python-bridge-12.png"/>
+                    <pic:cNvPicPr/>
+                  </pic:nvPicPr>
+                  <pic:blipFill>
+                    <a:blip r:embed="rId12"/>
+                    <a:stretch>
+                      <a:fillRect/>
+                    </a:stretch>
+                  </pic:blipFill>
+                  <pic:spPr>
+                    <a:xfrm>
+                      <a:off x="0" y="0"/>
+                      <a:ext cx="5486400" cy="5185229"/>
+                    </a:xfrm>
+                    <a:prstGeom prst="rect"/>
+                  </pic:spPr>
+                </pic:pic>
+              </a:graphicData>
+            </a:graphic>
+          </wp:inline>
+        </w:drawing>
+      </w:r>
+    </w:p>
+    <w:p>
+      <w:pPr>
+        <w:pStyle w:val="Heading3"/>
+      </w:pPr>
+      <w:r>
+        <w:t>Why this result follows</w:t>
+      </w:r>
+    </w:p>
+    <w:p>
+      <w:pPr>
+        <w:pStyle w:val="Heading3"/>
+      </w:pPr>
+      <w:r>
+        <w:t>What this example does not establish</w:t>
+      </w:r>
+    </w:p>
+    <w:p>
+      <w:pPr>
+        <w:pStyle w:val="Heading1"/>
+      </w:pPr>
+      <w:r>
+        <w:t>07. Find the faulty operator without changing expected results</w:t>
+      </w:r>
+    </w:p>
+    <w:p>
+      <w:r>
+        <w:t>A zero-used case can accidentally pass both addition and subtraction.</w:t>
+      </w:r>
+    </w:p>
+    <w:p>
+      <w:pPr>
+        <w:pStyle w:val="Heading2"/>
+      </w:pPr>
+      <w:r>
+        <w:t>Compare faulty addition against the main 8 suite</w:t>
+      </w:r>
+    </w:p>
+    <w:p>
+      <w:pPr>
+        <w:spacing w:line="336" w:lineRule="auto" w:after="180"/>
+      </w:pPr>
       <w:r>
         <w:rPr>
           <w:b w:val="0"/>
         </w:rPr>
-        <w:t>; the contract and coverage determine what was actually checked.</w:t>
-      </w:r>
-    </w:p>
-    <w:p>
-      <w:pPr>
-        <w:pStyle w:val="Heading3"/>
-      </w:pPr>
-      <w:r>
-        <w:t>Keep the stated limit</w:t>
+        <w:t>A faulty return capacity + used gives 11, 16 and 8. The unused case passes even though the rule is wrong. Repair the operator to subtraction and rerun all three cases.</w:t>
       </w:r>
     </w:p>
     <w:p>
       <w:pPr>
         <w:spacing w:line="336" w:lineRule="auto" w:after="180"/>
-        <w:shd w:fill="FFF5E6"/>
       </w:pPr>
       <w:r>
         <w:rPr>
           <w:b w:val="0"/>
         </w:rPr>
-        <w:t xml:space="preserve">Read the labelled picture: Predict the three correct </w:t>
+        <w:t xml:space="preserve">Never change an expected result merely to match faulty </w:t>
       </w:r>
       <w:r>
         <w:rPr>
@@ -1317,7 +1534,23 @@
         <w:rPr>
           <w:b w:val="0"/>
         </w:rPr>
-        <w:t>s. Which test first catches &lt;=, and why do tests at only two and four miss the bug?</w:t>
+        <w:t>.</w:t>
+      </w:r>
+    </w:p>
+    <w:p>
+      <w:pPr>
+        <w:pStyle w:val="Heading2"/>
+      </w:pPr>
+      <w:r>
+        <w:t>Repair the requested 6/2 case and name a regression check</w:t>
+      </w:r>
+    </w:p>
+    <w:p>
+      <w:pPr>
+        <w:pStyle w:val="ListBullet"/>
+      </w:pPr>
+      <w:r>
+        <w:t>A faulty function adds capacity and used. For (6, 2), state actual and expected. Repair it and name a regression case.</w:t>
       </w:r>
     </w:p>
     <w:p>
@@ -1325,19 +1558,53 @@
         <w:pStyle w:val="Heading3"/>
       </w:pPr>
       <w:r>
-        <w:t>Keep the stated limit</w:t>
-      </w:r>
-    </w:p>
-    <w:p>
-      <w:pPr>
-        <w:spacing w:line="336" w:lineRule="auto" w:after="180"/>
-        <w:shd w:fill="FFF5E6"/>
-      </w:pPr>
-      <w:r>
-        <w:rPr>
-          <w:b w:val="0"/>
-        </w:rPr>
-        <w:t>Change one thing: Remove the test at 3 and keep only 2 and 4. Predict the result before checking the explanation. What remains the same?</w:t>
+        <w:t>State one repair and the checks you would rerun.</w:t>
+      </w:r>
+    </w:p>
+    <w:p>
+      <w:r>
+        <w:t>________________________________________________________________</w:t>
+      </w:r>
+    </w:p>
+    <w:p>
+      <w:r>
+        <w:t>________________________________________________________________</w:t>
+      </w:r>
+    </w:p>
+    <w:p>
+      <w:r>
+        <w:t>________________________________________________________________</w:t>
+      </w:r>
+    </w:p>
+    <w:p>
+      <w:r>
+        <w:t>________________________________________________________________</w:t>
+      </w:r>
+    </w:p>
+    <w:p>
+      <w:r>
+        <w:t>________________________________________________________________</w:t>
+      </w:r>
+    </w:p>
+    <w:p>
+      <w:r>
+        <w:t>________________________________________________________________</w:t>
+      </w:r>
+    </w:p>
+    <w:p>
+      <w:pPr>
+        <w:pStyle w:val="Heading2"/>
+      </w:pPr>
+      <w:r>
+        <w:t>Earlier wording, alternatives and picture transcripts · reference / check after trying</w:t>
+      </w:r>
+    </w:p>
+    <w:p>
+      <w:pPr>
+        <w:pStyle w:val="Heading3"/>
+      </w:pPr>
+      <w:r>
+        <w:t>Locate the earliest unsupported step</w:t>
       </w:r>
     </w:p>
     <w:p>
@@ -1345,46 +1612,28 @@
         <w:pStyle w:val="Heading1"/>
       </w:pPr>
       <w:r>
-        <w:t>07. Find and repair a mistake</w:t>
-      </w:r>
-    </w:p>
-    <w:p>
-      <w:r>
-        <w:t>Find the unsupported step in the Testing and debugging functions claim and explain a repair using the supplied evidence.</w:t>
-      </w:r>
-    </w:p>
-    <w:p>
-      <w:pPr>
-        <w:spacing w:line="336" w:lineRule="auto" w:after="180"/>
-      </w:pPr>
-      <w:r>
-        <w:rPr>
-          <w:b w:val="0"/>
-        </w:rPr>
-        <w:t>A faulty return capacity + used gives 11, 16 and 8. The unused case passes even though the rule is wrong. Repair the operator to subtraction and rerun all three cases.</w:t>
-      </w:r>
-    </w:p>
-    <w:p>
-      <w:pPr>
-        <w:spacing w:line="336" w:lineRule="auto" w:after="180"/>
-      </w:pPr>
-      <w:r>
-        <w:rPr>
-          <w:b w:val="0"/>
-        </w:rPr>
-        <w:t xml:space="preserve">Never change an expected result merely to match faulty </w:t>
-      </w:r>
-      <w:r>
-        <w:rPr>
-          <w:b/>
-        </w:rPr>
-        <w:t>output</w:t>
-      </w:r>
-      <w:r>
-        <w:rPr>
-          <w:b w:val="0"/>
-        </w:rPr>
-        <w:t>.</w:t>
+        <w:t>08. Practise the capacity 6 suite with less help</w:t>
+      </w:r>
+    </w:p>
+    <w:p>
+      <w:r>
+        <w:t>The W2 constant 4 bug is tested on this suite, not the main capacity 8 suite.</w:t>
+      </w:r>
+    </w:p>
+    <w:p>
+      <w:pPr>
+        <w:pStyle w:val="Heading2"/>
+      </w:pPr>
+      <w:r>
+        <w:t>Read W1 expected values</w:t>
+      </w:r>
+    </w:p>
+    <w:p>
+      <w:pPr>
+        <w:pStyle w:val="ListBullet"/>
+      </w:pPr>
+      <w:r>
+        <w:t>Give expected results for remaining(6, 2), remaining(6, 6) and remaining(6, 0).</w:t>
       </w:r>
     </w:p>
     <w:p>
@@ -1392,30 +1641,37 @@
         <w:pStyle w:val="Heading3"/>
       </w:pPr>
       <w:r>
-        <w:t>Locate the earliest unsupported step</w:t>
-      </w:r>
-    </w:p>
-    <w:p>
-      <w:pPr>
-        <w:spacing w:line="336" w:lineRule="auto" w:after="180"/>
-      </w:pPr>
-      <w:r>
-        <w:rPr>
-          <w:b w:val="0"/>
-        </w:rPr>
-        <w:t xml:space="preserve">A faulty function adds capacity and used. For (6, 2), state actual and expected. Repair it and name a </w:t>
-      </w:r>
-      <w:r>
-        <w:rPr>
-          <w:b/>
-        </w:rPr>
-        <w:t>regression</w:t>
-      </w:r>
-      <w:r>
-        <w:rPr>
-          <w:b w:val="0"/>
-        </w:rPr>
-        <w:t xml:space="preserve"> case.</w:t>
+        <w:t>Would replacing the body with return 5 pass every worked case? Identify the first revealing test.</w:t>
+      </w:r>
+    </w:p>
+    <w:p>
+      <w:r>
+        <w:t>________________________________________________________________</w:t>
+      </w:r>
+    </w:p>
+    <w:p>
+      <w:r>
+        <w:t>________________________________________________________________</w:t>
+      </w:r>
+    </w:p>
+    <w:p>
+      <w:r>
+        <w:t>________________________________________________________________</w:t>
+      </w:r>
+    </w:p>
+    <w:p>
+      <w:r>
+        <w:t>________________________________________________________________</w:t>
+      </w:r>
+    </w:p>
+    <w:p>
+      <w:r>
+        <w:t>________________________________________________________________</w:t>
+      </w:r>
+    </w:p>
+    <w:p>
+      <w:r>
+        <w:t>________________________________________________________________</w:t>
       </w:r>
     </w:p>
     <w:p>
@@ -1423,7 +1679,7 @@
         <w:pStyle w:val="Heading3"/>
       </w:pPr>
       <w:r>
-        <w:t>State one repair and the checks you would rerun.</w:t>
+        <w:t>Explain your prediction to a partner before comparing results.</w:t>
       </w:r>
     </w:p>
     <w:p>
@@ -1447,111 +1703,11 @@
       </w:r>
     </w:p>
     <w:p>
-      <w:r>
-        <w:t>________________________________________________________________</w:t>
-      </w:r>
-    </w:p>
-    <w:p>
-      <w:r>
-        <w:t>________________________________________________________________</w:t>
-      </w:r>
-    </w:p>
-    <w:p>
-      <w:pPr>
-        <w:pStyle w:val="Heading1"/>
-      </w:pPr>
-      <w:r>
-        <w:t>08. Practise together</w:t>
-      </w:r>
-    </w:p>
-    <w:p>
-      <w:r>
-        <w:t>Practise Testing and debugging functions with support, then explain the deciding step in your own words.</w:t>
-      </w:r>
-    </w:p>
-    <w:p>
-      <w:pPr>
-        <w:spacing w:line="336" w:lineRule="auto" w:after="180"/>
-      </w:pPr>
-      <w:r>
-        <w:rPr>
-          <w:b w:val="0"/>
-        </w:rPr>
-        <w:t>Give expected results for remaining(6, 2), remaining(6, 6) and remaining(6, 0).</w:t>
-      </w:r>
-    </w:p>
-    <w:p>
-      <w:pPr>
-        <w:pStyle w:val="Heading3"/>
-      </w:pPr>
-      <w:r>
-        <w:t>Would replacing the body with return 5 pass every worked case? Identify the first revealing test.</w:t>
-      </w:r>
-    </w:p>
-    <w:p>
-      <w:r>
-        <w:t>________________________________________________________________</w:t>
-      </w:r>
-    </w:p>
-    <w:p>
-      <w:r>
-        <w:t>________________________________________________________________</w:t>
-      </w:r>
-    </w:p>
-    <w:p>
-      <w:r>
-        <w:t>________________________________________________________________</w:t>
-      </w:r>
-    </w:p>
-    <w:p>
-      <w:r>
-        <w:t>________________________________________________________________</w:t>
-      </w:r>
-    </w:p>
-    <w:p>
-      <w:r>
-        <w:t>________________________________________________________________</w:t>
-      </w:r>
-    </w:p>
-    <w:p>
-      <w:r>
-        <w:t>________________________________________________________________</w:t>
-      </w:r>
-    </w:p>
-    <w:p>
-      <w:pPr>
-        <w:pStyle w:val="Heading3"/>
-      </w:pPr>
-      <w:r>
-        <w:t>Explain your prediction to a partner before comparing results.</w:t>
-      </w:r>
-    </w:p>
-    <w:p>
-      <w:r>
-        <w:t>________________________________________________________________</w:t>
-      </w:r>
-    </w:p>
-    <w:p>
-      <w:r>
-        <w:t>________________________________________________________________</w:t>
-      </w:r>
-    </w:p>
-    <w:p>
-      <w:r>
-        <w:t>________________________________________________________________</w:t>
-      </w:r>
-    </w:p>
-    <w:p>
-      <w:r>
-        <w:t>________________________________________________________________</w:t>
-      </w:r>
-    </w:p>
-    <w:p>
-      <w:pPr>
-        <w:pStyle w:val="Heading3"/>
-      </w:pPr>
-      <w:r>
-        <w:t>Practise with less help: Find a revealing case</w:t>
+      <w:pPr>
+        <w:pStyle w:val="Heading2"/>
+      </w:pPr>
+      <w:r>
+        <w:t>Complete W2 constant-result check</w:t>
       </w:r>
     </w:p>
     <w:p>
@@ -1658,6 +1814,109 @@
     </w:tbl>
     <w:p>
       <w:pPr>
+        <w:pStyle w:val="Heading2"/>
+      </w:pPr>
+      <w:r>
+        <w:t>Audit run-success-as-proof reasoning</w:t>
+      </w:r>
+    </w:p>
+    <w:p>
+      <w:pPr>
+        <w:pStyle w:val="ListBullet"/>
+      </w:pPr>
+      <w:r>
+        <w:t>Use the worked case for Testing and debugging functions. Proposed explanation: “A successful run proves the conclusion”. Decide whether this explanation is supported. Point to the step or supplied fact that decides; explain your repair if needed.</w:t>
+      </w:r>
+    </w:p>
+    <w:p>
+      <w:pPr>
+        <w:pStyle w:val="ListBullet"/>
+      </w:pPr>
+      <w:r>
+        <w:t>Answer on your own before discussion. If you are unsure, say which step you need help with.</w:t>
+      </w:r>
+    </w:p>
+    <w:p>
+      <w:pPr>
+        <w:pStyle w:val="Heading2"/>
+      </w:pPr>
+      <w:r>
+        <w:t>Explain the pictured boundary test</w:t>
+      </w:r>
+    </w:p>
+    <w:p>
+      <w:pPr>
+        <w:pStyle w:val="ListBullet"/>
+      </w:pPr>
+      <w:r>
+        <w:t>Predict the three correct outputs. Which test first catches &lt;=, and why do tests at only two and four miss the bug?</w:t>
+      </w:r>
+    </w:p>
+    <w:p>
+      <w:pPr>
+        <w:pStyle w:val="Heading3"/>
+      </w:pPr>
+      <w:r>
+        <w:t>My explanation using a pictured step and the given facts</w:t>
+      </w:r>
+    </w:p>
+    <w:p>
+      <w:r>
+        <w:t>________________________________________________________________</w:t>
+      </w:r>
+    </w:p>
+    <w:p>
+      <w:r>
+        <w:t>________________________________________________________________</w:t>
+      </w:r>
+    </w:p>
+    <w:p>
+      <w:r>
+        <w:t>________________________________________________________________</w:t>
+      </w:r>
+    </w:p>
+    <w:p>
+      <w:r>
+        <w:t>________________________________________________________________</w:t>
+      </w:r>
+    </w:p>
+    <w:p>
+      <w:pPr>
+        <w:pStyle w:val="Heading2"/>
+      </w:pPr>
+      <w:r>
+        <w:t>Reserve selected work</w:t>
+      </w:r>
+    </w:p>
+    <w:p>
+      <w:pPr>
+        <w:spacing w:line="336" w:lineRule="auto" w:after="180"/>
+      </w:pPr>
+      <w:r>
+        <w:rPr>
+          <w:b w:val="0"/>
+        </w:rPr>
+        <w:t>This is supported practice. Keep the separately named independent case for an attempt before feedback.</w:t>
+      </w:r>
+    </w:p>
+    <w:p>
+      <w:pPr>
+        <w:pStyle w:val="Heading2"/>
+      </w:pPr>
+      <w:r>
+        <w:t>Earlier wording, alternatives and picture transcripts · reference / check after trying</w:t>
+      </w:r>
+    </w:p>
+    <w:p>
+      <w:pPr>
+        <w:pStyle w:val="Heading3"/>
+      </w:pPr>
+      <w:r>
+        <w:t>Practise with less help: Find a revealing case</w:t>
+      </w:r>
+    </w:p>
+    <w:p>
+      <w:pPr>
         <w:spacing w:line="336" w:lineRule="auto" w:after="180"/>
       </w:pPr>
       <w:r>
@@ -1677,39 +1936,6 @@
     </w:p>
     <w:p>
       <w:pPr>
-        <w:spacing w:line="336" w:lineRule="auto" w:after="180"/>
-      </w:pPr>
-      <w:r>
-        <w:rPr>
-          <w:b w:val="0"/>
-        </w:rPr>
-        <w:t>Use the worked case for Testing and debugging functions. Proposed explanation: “A successful run proves the conclusion”. Decide whether this explanation is supported.</w:t>
-      </w:r>
-    </w:p>
-    <w:p>
-      <w:pPr>
-        <w:spacing w:line="336" w:lineRule="auto" w:after="180"/>
-      </w:pPr>
-      <w:r>
-        <w:rPr>
-          <w:b w:val="0"/>
-        </w:rPr>
-        <w:t>Point to the step or supplied fact that decides; explain your repair if needed.</w:t>
-      </w:r>
-    </w:p>
-    <w:p>
-      <w:pPr>
-        <w:spacing w:line="336" w:lineRule="auto" w:after="180"/>
-      </w:pPr>
-      <w:r>
-        <w:rPr>
-          <w:b w:val="0"/>
-        </w:rPr>
-        <w:t>Answer on your own before discussion. If you are unsure, say which step you need help with.</w:t>
-      </w:r>
-    </w:p>
-    <w:p>
-      <w:pPr>
         <w:pStyle w:val="Heading3"/>
       </w:pPr>
       <w:r>
@@ -1718,98 +1944,199 @@
     </w:p>
     <w:p>
       <w:pPr>
-        <w:spacing w:line="336" w:lineRule="auto" w:after="180"/>
-        <w:shd w:fill="F5F1FB"/>
-      </w:pPr>
-      <w:r>
-        <w:rPr>
-          <w:b w:val="0"/>
-        </w:rPr>
-        <w:t xml:space="preserve">Predict the three correct </w:t>
-      </w:r>
-      <w:r>
-        <w:rPr>
-          <w:b/>
-        </w:rPr>
-        <w:t>output</w:t>
-      </w:r>
-      <w:r>
-        <w:rPr>
-          <w:b w:val="0"/>
-        </w:rPr>
-        <w:t>s. Which test first catches &lt;=, and why do tests at only two and four miss the bug?</w:t>
-      </w:r>
-    </w:p>
-    <w:p>
-      <w:pPr>
-        <w:pStyle w:val="Heading3"/>
-      </w:pPr>
-      <w:r>
-        <w:t>My explanation using a pictured step and the given facts</w:t>
-      </w:r>
-    </w:p>
-    <w:p>
-      <w:r>
-        <w:t>________________________________________________________________</w:t>
-      </w:r>
-    </w:p>
-    <w:p>
-      <w:r>
-        <w:t>________________________________________________________________</w:t>
-      </w:r>
-    </w:p>
-    <w:p>
-      <w:r>
-        <w:t>________________________________________________________________</w:t>
-      </w:r>
-    </w:p>
-    <w:p>
-      <w:r>
-        <w:t>________________________________________________________________</w:t>
-      </w:r>
-    </w:p>
-    <w:p>
-      <w:pPr>
-        <w:spacing w:line="336" w:lineRule="auto" w:after="180"/>
-      </w:pPr>
-      <w:r>
-        <w:rPr>
-          <w:b w:val="0"/>
-        </w:rPr>
-        <w:t>This is supported practice. Keep the separately named independent case for an attempt before feedback.</w:t>
-      </w:r>
-    </w:p>
-    <w:p>
-      <w:pPr>
         <w:pStyle w:val="Heading1"/>
       </w:pPr>
       <w:r>
-        <w:t>09. Run the investigation</w:t>
-      </w:r>
-    </w:p>
-    <w:p>
-      <w:r>
-        <w:t>Investigate Testing and debugging functions. Record the prediction, actual observation or labelled paper trace, explanation and next test separately.</w:t>
-      </w:r>
-    </w:p>
-    <w:p>
-      <w:pPr>
-        <w:pStyle w:val="Heading3"/>
-      </w:pPr>
-      <w:r>
-        <w:t>Predict, investigate and preserve the evidence</w:t>
-      </w:r>
-    </w:p>
-    <w:p>
-      <w:pPr>
-        <w:spacing w:line="336" w:lineRule="auto" w:after="180"/>
-        <w:shd w:fill="F5F1FB"/>
-      </w:pPr>
-      <w:r>
-        <w:rPr>
-          <w:b w:val="0"/>
-        </w:rPr>
-        <w:t>A faulty function always returns 4. Which of your three cases pass and fail?</w:t>
+        <w:t>09. Test six complete defect and coverage situations</w:t>
+      </w:r>
+    </w:p>
+    <w:p>
+      <w:r>
+        <w:t>Use a candidate that can pass an easy case while still being wrong.</w:t>
+      </w:r>
+    </w:p>
+    <w:p>
+      <w:pPr>
+        <w:pStyle w:val="Heading2"/>
+      </w:pPr>
+      <w:r>
+        <w:t>All supplied candidates and outcomes to predict</w:t>
+      </w:r>
+    </w:p>
+    <w:tbl>
+      <w:tblPr>
+        <w:tblStyle w:val="LightShading-Accent1"/>
+        <w:tblW w:type="auto" w:w="0"/>
+        <w:tblLook w:firstColumn="1" w:firstRow="1" w:lastColumn="0" w:lastRow="0" w:noHBand="0" w:noVBand="1" w:val="04A0"/>
+      </w:tblPr>
+      <w:tblGrid>
+        <w:gridCol w:w="5112"/>
+        <w:gridCol w:w="5112"/>
+      </w:tblGrid>
+      <w:tr>
+        <w:trPr>
+          <w:tblHeader/>
+        </w:trPr>
+        <w:tc>
+          <w:tcPr>
+            <w:tcW w:type="dxa" w:w="5112"/>
+          </w:tcPr>
+          <w:p>
+            <w:r>
+              <w:t>Complete test/variant</w:t>
+            </w:r>
+          </w:p>
+        </w:tc>
+        <w:tc>
+          <w:tcPr>
+            <w:tcW w:type="dxa" w:w="5112"/>
+          </w:tcPr>
+          <w:p>
+            <w:r>
+              <w:t>Expected evidence</w:t>
+            </w:r>
+          </w:p>
+        </w:tc>
+      </w:tr>
+      <w:tr>
+        <w:tc>
+          <w:tcPr>
+            <w:tcW w:type="dxa" w:w="5112"/>
+          </w:tcPr>
+          <w:p>
+            <w:r>
+              <w:t>A · Constant 4 candidate on(6,2),(6,6),(6,0)</w:t>
+            </w:r>
+          </w:p>
+        </w:tc>
+        <w:tc>
+          <w:tcPr>
+            <w:tcW w:type="dxa" w:w="5112"/>
+          </w:tcPr>
+          <w:p>
+            <w:r>
+              <w:t>Actual 4,4,4 versus expected 4,0,6; first passes by coincidence</w:t>
+            </w:r>
+          </w:p>
+        </w:tc>
+      </w:tr>
+      <w:tr>
+        <w:tc>
+          <w:tcPr>
+            <w:tcW w:type="dxa" w:w="5112"/>
+          </w:tcPr>
+          <w:p>
+            <w:r>
+              <w:t>B · Repair constant 4 to capacity-used</w:t>
+            </w:r>
+          </w:p>
+        </w:tc>
+        <w:tc>
+          <w:tcPr>
+            <w:tcW w:type="dxa" w:w="5112"/>
+          </w:tcPr>
+          <w:p>
+            <w:r>
+              <w:t>All three W2 cases match; preserve original failures</w:t>
+            </w:r>
+          </w:p>
+        </w:tc>
+      </w:tr>
+      <w:tr>
+        <w:tc>
+          <w:tcPr>
+            <w:tcW w:type="dxa" w:w="5112"/>
+          </w:tcPr>
+          <w:p>
+            <w:r>
+              <w:t>C · Faulty capacity+used on main 8 suite</w:t>
+            </w:r>
+          </w:p>
+        </w:tc>
+        <w:tc>
+          <w:tcPr>
+            <w:tcW w:type="dxa" w:w="5112"/>
+          </w:tcPr>
+          <w:p>
+            <w:r>
+              <w:t>Actual 11,16,8; only zero-used case passes</w:t>
+            </w:r>
+          </w:p>
+        </w:tc>
+      </w:tr>
+      <w:tr>
+        <w:tc>
+          <w:tcPr>
+            <w:tcW w:type="dxa" w:w="5112"/>
+          </w:tcPr>
+          <w:p>
+            <w:r>
+              <w:t>D · Tiny candidate x&lt;=3 with full 2/3/4 assertions</w:t>
+            </w:r>
+          </w:p>
+        </w:tc>
+        <w:tc>
+          <w:tcPr>
+            <w:tcW w:type="dxa" w:w="5112"/>
+          </w:tcPr>
+          <w:p>
+            <w:r>
+              <w:t>First fails at 3; later assertion and completion print not reached</w:t>
+            </w:r>
+          </w:p>
+        </w:tc>
+      </w:tr>
+      <w:tr>
+        <w:tc>
+          <w:tcPr>
+            <w:tcW w:type="dxa" w:w="5112"/>
+          </w:tcPr>
+          <w:p>
+            <w:r>
+              <w:t>E · Same tiny bug, remove test 3 and keep 2/4</w:t>
+            </w:r>
+          </w:p>
+        </w:tc>
+        <w:tc>
+          <w:tcPr>
+            <w:tcW w:type="dxa" w:w="5112"/>
+          </w:tcPr>
+          <w:p>
+            <w:r>
+              <w:t>Both retained assertions pass; defect remains</w:t>
+            </w:r>
+          </w:p>
+        </w:tc>
+      </w:tr>
+      <w:tr>
+        <w:tc>
+          <w:tcPr>
+            <w:tcW w:type="dxa" w:w="5112"/>
+          </w:tcPr>
+          <w:p>
+            <w:r>
+              <w:t>F · Allowed extra case (0,0), then proposed outside-contract inputs</w:t>
+            </w:r>
+          </w:p>
+        </w:tc>
+        <w:tc>
+          <w:tcPr>
+            <w:tcW w:type="dxa" w:w="5112"/>
+          </w:tcPr>
+          <w:p>
+            <w:r>
+              <w:t>Remaining 0 is expected for (0,0). For outside types/values, first define handling; existing cases cannot certify it.</w:t>
+            </w:r>
+          </w:p>
+        </w:tc>
+      </w:tr>
+    </w:tbl>
+    <w:p>
+      <w:pPr>
+        <w:pStyle w:val="Heading2"/>
+      </w:pPr>
+      <w:r>
+        <w:t>Complete W2 candidate and cases</w:t>
       </w:r>
     </w:p>
     <w:p>
@@ -1820,16 +2147,52 @@
         </w:rPr>
         <w:t>def remaining(capacity, used):</w:t>
         <w:br/>
-        <w:t xml:space="preserve">    return capacity - used</w:t>
+        <w:t xml:space="preserve">    return 4  # intentional candidate defect: ignores both arguments</w:t>
         <w:br/>
         <w:br/>
-        <w:t>cases = [(8, 3, 5), (8, 8, 0), (8, 0, 8)]</w:t>
+        <w:t>cases = [(6, 2, 4), (6, 6, 0), (6, 0, 6)]</w:t>
         <w:br/>
         <w:t>for capacity, used, expected in cases:</w:t>
         <w:br/>
         <w:t xml:space="preserve">    actual = remaining(capacity, used)</w:t>
         <w:br/>
-        <w:t xml:space="preserve">    print(actual == expected)</w:t>
+        <w:t xml:space="preserve">    print(actual, expected, actual == expected)</w:t>
+        <w:br/>
+      </w:r>
+    </w:p>
+    <w:p>
+      <w:pPr>
+        <w:pStyle w:val="Heading2"/>
+      </w:pPr>
+      <w:r>
+        <w:t>Predict, run or trace, repair and rerun</w:t>
+      </w:r>
+    </w:p>
+    <w:p>
+      <w:pPr>
+        <w:pStyle w:val="ListNumber"/>
+      </w:pPr>
+      <w:r>
+        <w:t>Predict A from the complete constant-four candidate and frozen capacity 6 suite, then run or paper trace and preserve actual/expected pairs. Repair only the body expression and rerun every earlier case for B. Compare the separate addition candidate C under the main 8 suite. For D/E, use the complete tiny assertion program; record the first failure and the checks never reached. Removing a test is not a repair. State the current valid-input contract before proposing F; do not invent a rejection behavior that was never specified. A test report should include code version, exact cases, expected results, actual/error record, repair and regression outcomes. Keep the independent below_limit 10 script unused until the first individual attempt.</w:t>
+      </w:r>
+    </w:p>
+    <w:p>
+      <w:pPr>
+        <w:pStyle w:val="Heading2"/>
+      </w:pPr>
+      <w:r>
+        <w:t>Keep the evidence record</w:t>
+      </w:r>
+    </w:p>
+    <w:p>
+      <w:pPr>
+        <w:spacing w:line="336" w:lineRule="auto" w:after="180"/>
+      </w:pPr>
+      <w:r>
+        <w:rPr>
+          <w:b w:val="0"/>
+        </w:rPr>
+        <w:t>A faulty function always returns 4. Which of your three cases pass and fail?</w:t>
       </w:r>
     </w:p>
     <w:tbl>
@@ -1981,14 +2344,6 @@
     </w:p>
     <w:p>
       <w:pPr>
-        <w:pStyle w:val="Heading3"/>
-      </w:pPr>
-      <w:r>
-        <w:t>Plan → try → check</w:t>
-      </w:r>
-    </w:p>
-    <w:p>
-      <w:pPr>
         <w:spacing w:line="336" w:lineRule="auto" w:after="180"/>
       </w:pPr>
       <w:r>
@@ -2000,23 +2355,75 @@
     </w:p>
     <w:p>
       <w:pPr>
+        <w:pStyle w:val="Heading2"/>
+      </w:pPr>
+      <w:r>
+        <w:t>Reference · Original correct capacity 8 suite · reference / check after trying</w:t>
+      </w:r>
+    </w:p>
+    <w:p>
+      <w:r>
+        <w:rPr>
+          <w:rFonts w:ascii="Courier New" w:hAnsi="Courier New"/>
+          <w:sz w:val="18"/>
+        </w:rPr>
+        <w:t>def remaining(capacity, used):</w:t>
+        <w:br/>
+        <w:t xml:space="preserve">    return capacity - used</w:t>
+        <w:br/>
+        <w:br/>
+        <w:t>cases = [(8, 3, 5), (8, 8, 0), (8, 0, 8)]</w:t>
+        <w:br/>
+        <w:t>for capacity, used, expected in cases:</w:t>
+        <w:br/>
+        <w:t xml:space="preserve">    actual = remaining(capacity, used)</w:t>
+        <w:br/>
+        <w:t xml:space="preserve">    print(actual == expected)</w:t>
+      </w:r>
+    </w:p>
+    <w:p>
+      <w:pPr>
+        <w:pStyle w:val="Heading2"/>
+      </w:pPr>
+      <w:r>
+        <w:t>Earlier wording, alternatives and picture transcripts · reference / check after trying</w:t>
+      </w:r>
+    </w:p>
+    <w:p>
+      <w:pPr>
+        <w:pStyle w:val="Heading3"/>
+      </w:pPr>
+      <w:r>
+        <w:t>Predict, investigate and preserve the evidence</w:t>
+      </w:r>
+    </w:p>
+    <w:p>
+      <w:pPr>
+        <w:pStyle w:val="Heading3"/>
+      </w:pPr>
+      <w:r>
+        <w:t>Plan → try → check</w:t>
+      </w:r>
+    </w:p>
+    <w:p>
+      <w:pPr>
         <w:pStyle w:val="Heading1"/>
       </w:pPr>
       <w:r>
-        <w:t>10. Build your understanding</w:t>
-      </w:r>
-    </w:p>
-    <w:p>
-      <w:r>
-        <w:t>Move from recall to tracing, diagnosis and transfer in Testing and debugging functions. Explain why each step is justified.</w:t>
-      </w:r>
-    </w:p>
-    <w:p>
-      <w:pPr>
-        <w:pStyle w:val="Heading3"/>
-      </w:pPr>
-      <w:r>
-        <w:t>Explain → apply → challenge</w:t>
+        <w:t>14. Try alone: reveal the selected threshold bug</w:t>
+      </w:r>
+    </w:p>
+    <w:p>
+      <w:r>
+        <w:t>The selected 9/10/11 cases have their own boundary, distinct from tiny’s 2/3/4.</w:t>
+      </w:r>
+    </w:p>
+    <w:p>
+      <w:pPr>
+        <w:pStyle w:val="Heading2"/>
+      </w:pPr>
+      <w:r>
+        <w:t>Selected complete test task and scope</w:t>
       </w:r>
     </w:p>
     <w:p>
@@ -2027,42 +2434,93 @@
         <w:rPr>
           <w:b w:val="0"/>
         </w:rPr>
-        <w:t>Give expected results for remaining(6, 2), remaining(6, 6) and remaining(6, 0).</w:t>
-      </w:r>
-    </w:p>
-    <w:p>
-      <w:pPr>
-        <w:spacing w:line="336" w:lineRule="auto" w:after="180"/>
-      </w:pPr>
+        <w:t xml:space="preserve">Predict the </w:t>
+      </w:r>
+      <w:r>
+        <w:rPr>
+          <w:b/>
+        </w:rPr>
+        <w:t>output</w:t>
+      </w:r>
       <w:r>
         <w:rPr>
           <w:b w:val="0"/>
         </w:rPr>
-        <w:t xml:space="preserve">A faulty function adds capacity and used. For (6, 2), state actual and expected. Repair it and name a </w:t>
+        <w:t xml:space="preserve">. If the function mistakenly uses x&lt;=10, identify the first failing </w:t>
       </w:r>
       <w:r>
         <w:rPr>
           <w:b/>
         </w:rPr>
-        <w:t>regression</w:t>
+        <w:t>assertion</w:t>
       </w:r>
       <w:r>
         <w:rPr>
           <w:b w:val="0"/>
         </w:rPr>
-        <w:t xml:space="preserve"> case.</w:t>
+        <w:t xml:space="preserve"> and whether the final print happens. State the repair and which earlier tests must be rerun.</w:t>
       </w:r>
     </w:p>
     <w:p>
       <w:pPr>
         <w:spacing w:line="336" w:lineRule="auto" w:after="180"/>
-        <w:shd w:fill="F5F1FB"/>
       </w:pPr>
       <w:r>
         <w:rPr>
           <w:b w:val="0"/>
         </w:rPr>
-        <w:t>All three stock tests pass. Does that prove correct handling of negative counts?</w:t>
+        <w:t xml:space="preserve">Do these cases prove all </w:t>
+      </w:r>
+      <w:r>
+        <w:rPr>
+          <w:b/>
+        </w:rPr>
+        <w:t>input</w:t>
+      </w:r>
+      <w:r>
+        <w:rPr>
+          <w:b w:val="0"/>
+        </w:rPr>
+        <w:t xml:space="preserve"> types are handled?</w:t>
+      </w:r>
+    </w:p>
+    <w:p>
+      <w:r>
+        <w:rPr>
+          <w:rFonts w:ascii="Courier New" w:hAnsi="Courier New"/>
+          <w:sz w:val="18"/>
+        </w:rPr>
+        <w:t>def below_limit(x):</w:t>
+        <w:br/>
+        <w:t xml:space="preserve">    return x &lt; 10</w:t>
+        <w:br/>
+        <w:t>assert below_limit(9) is True</w:t>
+        <w:br/>
+        <w:t>assert below_limit(10) is False</w:t>
+        <w:br/>
+        <w:t>assert below_limit(11) is False</w:t>
+        <w:br/>
+        <w:t>print("three checks passed")</w:t>
+        <w:br/>
+      </w:r>
+    </w:p>
+    <w:p>
+      <w:pPr>
+        <w:spacing w:line="336" w:lineRule="auto" w:after="180"/>
+      </w:pPr>
+      <w:r>
+        <w:rPr>
+          <w:b w:val="0"/>
+        </w:rPr>
+        <w:t>Use the selected function and assertion order exactly, with normal test execution. The changed &lt;= version is a separate candidate; preserve its first failed assertion and skipped statements. Keep the original expected results unchanged and rerun all earlier cases after repair. No invalid-type handling is implemented or proved.</w:t>
+      </w:r>
+    </w:p>
+    <w:p>
+      <w:pPr>
+        <w:pStyle w:val="Heading2"/>
+      </w:pPr>
+      <w:r>
+        <w:t>Your response and help record</w:t>
       </w:r>
     </w:p>
     <w:p>
@@ -2070,7 +2528,7 @@
         <w:pStyle w:val="Heading3"/>
       </w:pPr>
       <w:r>
-        <w:t>Explain which evidence supports your conclusion and which claim remains unproved.</w:t>
+        <w:t>My independent explanation, trace and limits</w:t>
       </w:r>
     </w:p>
     <w:p>
@@ -2099,16 +2557,185 @@
       </w:r>
     </w:p>
     <w:p>
+      <w:r>
+        <w:t>________________________________________________________________</w:t>
+      </w:r>
+    </w:p>
+    <w:p>
+      <w:r>
+        <w:t>________________________________________________________________</w:t>
+      </w:r>
+    </w:p>
+    <w:p>
+      <w:pPr>
+        <w:spacing w:line="336" w:lineRule="auto" w:after="180"/>
+      </w:pPr>
+      <w:r>
+        <w:rPr>
+          <w:b w:val="0"/>
+        </w:rPr>
+        <w:t>Attempt this case before feedback. Record any help. Earlier examples below are further practice; a case already practised with feedback cannot establish fresh transfer.</w:t>
+      </w:r>
+    </w:p>
+    <w:p>
+      <w:pPr>
+        <w:pStyle w:val="Heading2"/>
+      </w:pPr>
+      <w:r>
+        <w:t>Use feedback afterwards</w:t>
+      </w:r>
+    </w:p>
+    <w:p>
+      <w:pPr>
+        <w:spacing w:line="336" w:lineRule="auto" w:after="180"/>
+      </w:pPr>
+      <w:r>
+        <w:rPr>
+          <w:b w:val="0"/>
+        </w:rPr>
+        <w:t>Attempt the independent case before hints. Record whether you worked alone, used a hint or followed a model. After feedback, fix the first unsupported step and explain why it changed.</w:t>
+      </w:r>
+    </w:p>
+    <w:p>
+      <w:pPr>
+        <w:spacing w:line="336" w:lineRule="auto" w:after="180"/>
+      </w:pPr>
+      <w:r>
+        <w:rPr>
+          <w:b w:val="0"/>
+        </w:rPr>
+        <w:t>A later check uses a changed case, not a copied answer.</w:t>
+      </w:r>
+    </w:p>
+    <w:p>
+      <w:pPr>
+        <w:pStyle w:val="Heading2"/>
+      </w:pPr>
+      <w:r>
+        <w:t>Additional practice · Earlier stock-function tests · reference / check after trying</w:t>
+      </w:r>
+    </w:p>
+    <w:p>
+      <w:pPr>
+        <w:spacing w:line="336" w:lineRule="auto" w:after="180"/>
+      </w:pPr>
+      <w:r>
+        <w:rPr>
+          <w:b w:val="0"/>
+        </w:rPr>
+        <w:t>Define stock(packs, loose) to return packs * 4 + loose. Create expected tests for (2, 3), (0, 3), (2, 0), then show which detects a faulty packs + loose body.</w:t>
+      </w:r>
+    </w:p>
+    <w:p>
+      <w:pPr>
+        <w:pStyle w:val="Heading3"/>
+      </w:pPr>
+      <w:r>
+        <w:t>My independent procedure, result and limitation</w:t>
+      </w:r>
+    </w:p>
+    <w:p>
+      <w:r>
+        <w:t>________________________________________________________________</w:t>
+      </w:r>
+    </w:p>
+    <w:p>
+      <w:r>
+        <w:t>________________________________________________________________</w:t>
+      </w:r>
+    </w:p>
+    <w:p>
+      <w:r>
+        <w:t>________________________________________________________________</w:t>
+      </w:r>
+    </w:p>
+    <w:p>
+      <w:r>
+        <w:t>________________________________________________________________</w:t>
+      </w:r>
+    </w:p>
+    <w:p>
+      <w:r>
+        <w:t>________________________________________________________________</w:t>
+      </w:r>
+    </w:p>
+    <w:p>
+      <w:r>
+        <w:t>________________________________________________________________</w:t>
+      </w:r>
+    </w:p>
+    <w:p>
+      <w:r>
+        <w:t>________________________________________________________________</w:t>
+      </w:r>
+    </w:p>
+    <w:p>
+      <w:r>
+        <w:t>________________________________________________________________</w:t>
+      </w:r>
+    </w:p>
+    <w:p>
+      <w:pPr>
+        <w:spacing w:line="336" w:lineRule="auto" w:after="180"/>
+      </w:pPr>
+      <w:r>
+        <w:rPr>
+          <w:b w:val="0"/>
+        </w:rPr>
+        <w:t>Record support used: none, hint or teacher explanation. After feedback, a different case is needed to demonstrate independence.</w:t>
+      </w:r>
+    </w:p>
+    <w:p>
+      <w:pPr>
+        <w:pStyle w:val="Heading2"/>
+      </w:pPr>
+      <w:r>
+        <w:t>Earlier wording, alternatives and picture transcripts · reference / check after trying</w:t>
+      </w:r>
+    </w:p>
+    <w:p>
+      <w:pPr>
+        <w:pStyle w:val="Heading3"/>
+      </w:pPr>
+      <w:r>
+        <w:t>Independent case: Use boundary tests to reveal a function defect</w:t>
+      </w:r>
+    </w:p>
+    <w:p>
+      <w:pPr>
+        <w:pStyle w:val="Heading3"/>
+      </w:pPr>
+      <w:r>
+        <w:t>Attempt this without hints</w:t>
+      </w:r>
+    </w:p>
+    <w:p>
+      <w:pPr>
+        <w:pStyle w:val="Heading3"/>
+      </w:pPr>
+      <w:r>
+        <w:t>Use feedback to improve</w:t>
+      </w:r>
+    </w:p>
+    <w:p>
       <w:pPr>
         <w:pStyle w:val="Heading1"/>
       </w:pPr>
       <w:r>
-        <w:t>11. Connect your project</w:t>
-      </w:r>
-    </w:p>
-    <w:p>
-      <w:r>
-        <w:t>Apply this week’s idea to Python readiness portfolio. Keep an annotated decision and the evidence supporting it.</w:t>
+        <w:t>11. Finish a Python-readiness portfolio that preserves a repair</w:t>
+      </w:r>
+    </w:p>
+    <w:p>
+      <w:r>
+        <w:t>Passing a small suite supports those cases, not every possible input.</w:t>
+      </w:r>
+    </w:p>
+    <w:p>
+      <w:pPr>
+        <w:pStyle w:val="Heading2"/>
+      </w:pPr>
+      <w:r>
+        <w:t>This week’s contribution</w:t>
       </w:r>
     </w:p>
     <w:p>
@@ -2167,6 +2794,14 @@
           <w:b w:val="0"/>
         </w:rPr>
         <w:t>, and limitation. Connect this record to last week’s record; a matching answer without a trace is insufficient.</w:t>
+      </w:r>
+    </w:p>
+    <w:p>
+      <w:pPr>
+        <w:pStyle w:val="Heading2"/>
+      </w:pPr>
+      <w:r>
+        <w:t>Project checkpoint and evidence</w:t>
       </w:r>
     </w:p>
     <w:tbl>
@@ -2287,14 +2922,6 @@
     </w:tbl>
     <w:p>
       <w:pPr>
-        <w:pStyle w:val="Heading3"/>
-      </w:pPr>
-      <w:r>
-        <w:t>Evidence for your project</w:t>
-      </w:r>
-    </w:p>
-    <w:p>
-      <w:pPr>
         <w:spacing w:line="336" w:lineRule="auto" w:after="180"/>
       </w:pPr>
       <w:r>
@@ -2330,15 +2957,88 @@
     </w:p>
     <w:p>
       <w:pPr>
+        <w:pStyle w:val="Heading2"/>
+      </w:pPr>
+      <w:r>
+        <w:t>Earlier wording, alternatives and picture transcripts · reference / check after trying</w:t>
+      </w:r>
+    </w:p>
+    <w:p>
+      <w:pPr>
+        <w:pStyle w:val="Heading3"/>
+      </w:pPr>
+      <w:r>
+        <w:t>Evidence for your project</w:t>
+      </w:r>
+    </w:p>
+    <w:p>
+      <w:pPr>
         <w:pStyle w:val="Heading1"/>
       </w:pPr>
       <w:r>
-        <w:t>12. Show what you know</w:t>
-      </w:r>
-    </w:p>
-    <w:p>
-      <w:r>
-        <w:t>Use a genuinely new case for independent evidence. Previously discussed examples remain practice; use the separately named independent case before feedback.</w:t>
+        <w:t>16. Finish: name the contract, revealing test and regression result</w:t>
+      </w:r>
+    </w:p>
+    <w:p>
+      <w:r>
+        <w:t>A correct diagnosis preserves the mismatch instead of editing it away.</w:t>
+      </w:r>
+    </w:p>
+    <w:p>
+      <w:pPr>
+        <w:pStyle w:val="Heading2"/>
+      </w:pPr>
+      <w:r>
+        <w:t>Explain without notes</w:t>
+      </w:r>
+    </w:p>
+    <w:p>
+      <w:pPr>
+        <w:pStyle w:val="ListBullet"/>
+      </w:pPr>
+      <w:r>
+        <w:t>Close your notes. Explain this goal in your own words: Design revealing tests for a function</w:t>
+      </w:r>
+    </w:p>
+    <w:p>
+      <w:pPr>
+        <w:pStyle w:val="Heading3"/>
+      </w:pPr>
+      <w:r>
+        <w:t>My deciding step, evidence and one remaining question</w:t>
+      </w:r>
+    </w:p>
+    <w:p>
+      <w:r>
+        <w:t>________________________________________________________________</w:t>
+      </w:r>
+    </w:p>
+    <w:p>
+      <w:r>
+        <w:t>________________________________________________________________</w:t>
+      </w:r>
+    </w:p>
+    <w:p>
+      <w:r>
+        <w:t>________________________________________________________________</w:t>
+      </w:r>
+    </w:p>
+    <w:p>
+      <w:r>
+        <w:t>________________________________________________________________</w:t>
+      </w:r>
+    </w:p>
+    <w:p>
+      <w:r>
+        <w:t>________________________________________________________________</w:t>
+      </w:r>
+    </w:p>
+    <w:p>
+      <w:pPr>
+        <w:pStyle w:val="Heading2"/>
+      </w:pPr>
+      <w:r>
+        <w:t>Plan a changed-case return</w:t>
       </w:r>
     </w:p>
     <w:p>
@@ -2349,7 +3049,7 @@
         <w:rPr>
           <w:b w:val="0"/>
         </w:rPr>
-        <w:t xml:space="preserve">Passing this small suite supports these particular cases. It neither proves every allowed </w:t>
+        <w:t xml:space="preserve">If you are unsure, return to the worked picture and explain one arrow. If you are ready, change an </w:t>
       </w:r>
       <w:r>
         <w:rPr>
@@ -2361,68 +3061,262 @@
         <w:rPr>
           <w:b w:val="0"/>
         </w:rPr>
-        <w:t xml:space="preserve"> correct nor checks invalid </w:t>
+        <w:t xml:space="preserve"> or assumption and justify your </w:t>
       </w:r>
       <w:r>
         <w:rPr>
           <w:b/>
         </w:rPr>
-        <w:t>input</w:t>
+        <w:t>prediction</w:t>
       </w:r>
       <w:r>
         <w:rPr>
           <w:b w:val="0"/>
         </w:rPr>
-        <w:t xml:space="preserve"> handling. A test outside the contract needs a separately specified expected behavior.</w:t>
-      </w:r>
-    </w:p>
-    <w:p>
-      <w:pPr>
-        <w:pStyle w:val="Heading3"/>
-      </w:pPr>
-      <w:r>
-        <w:t>All three stock tests pass. Does that prove correct handling of negative counts?</w:t>
-      </w:r>
-    </w:p>
-    <w:p>
-      <w:r>
-        <w:t>________________________________________________________________</w:t>
-      </w:r>
-    </w:p>
-    <w:p>
-      <w:r>
-        <w:t>________________________________________________________________</w:t>
-      </w:r>
-    </w:p>
-    <w:p>
-      <w:r>
-        <w:t>________________________________________________________________</w:t>
-      </w:r>
-    </w:p>
-    <w:p>
-      <w:r>
-        <w:t>________________________________________________________________</w:t>
-      </w:r>
-    </w:p>
-    <w:p>
-      <w:r>
-        <w:t>________________________________________________________________</w:t>
-      </w:r>
-    </w:p>
-    <w:p>
-      <w:r>
-        <w:t>________________________________________________________________</w:t>
+        <w:t>.</w:t>
       </w:r>
     </w:p>
     <w:p>
       <w:pPr>
         <w:spacing w:line="336" w:lineRule="auto" w:after="180"/>
-        <w:shd w:fill="F5F1FB"/>
       </w:pPr>
       <w:r>
         <w:rPr>
           <w:b w:val="0"/>
         </w:rPr>
+        <w:t xml:space="preserve">Save your workbook </w:t>
+      </w:r>
+      <w:r>
+        <w:rPr>
+          <w:b/>
+        </w:rPr>
+        <w:t>evidence</w:t>
+      </w:r>
+      <w:r>
+        <w:rPr>
+          <w:b w:val="0"/>
+        </w:rPr>
+        <w:t>. At the next review, try a different case before opening your old answer.</w:t>
+      </w:r>
+    </w:p>
+    <w:p>
+      <w:pPr>
+        <w:pStyle w:val="Heading1"/>
+      </w:pPr>
+      <w:r>
+        <w:t>Reference bank and extra practice</w:t>
+      </w:r>
+    </w:p>
+    <w:p>
+      <w:pPr>
+        <w:pStyle w:val="Heading1"/>
+      </w:pPr>
+      <w:r>
+        <w:t>05. Reference · The words used in this procedure</w:t>
+      </w:r>
+    </w:p>
+    <w:p>
+      <w:r>
+        <w:t>Explain each term using a particular code line.</w:t>
+      </w:r>
+    </w:p>
+    <w:p>
+      <w:pPr>
+        <w:pStyle w:val="Heading2"/>
+      </w:pPr>
+      <w:r>
+        <w:t>Vocabulary and response</w:t>
+      </w:r>
+    </w:p>
+    <w:tbl>
+      <w:tblPr>
+        <w:tblStyle w:val="LightShading-Accent1"/>
+        <w:tblW w:type="auto" w:w="0"/>
+        <w:tblLook w:firstColumn="1" w:firstRow="1" w:lastColumn="0" w:lastRow="0" w:noHBand="0" w:noVBand="1" w:val="04A0"/>
+      </w:tblPr>
+      <w:tblGrid>
+        <w:gridCol w:w="5112"/>
+        <w:gridCol w:w="5112"/>
+      </w:tblGrid>
+      <w:tr>
+        <w:trPr>
+          <w:tblHeader/>
+        </w:trPr>
+        <w:tc>
+          <w:tcPr>
+            <w:tcW w:type="dxa" w:w="5112"/>
+          </w:tcPr>
+          <w:p>
+            <w:r>
+              <w:t>Word</w:t>
+            </w:r>
+          </w:p>
+        </w:tc>
+        <w:tc>
+          <w:tcPr>
+            <w:tcW w:type="dxa" w:w="5112"/>
+          </w:tcPr>
+          <w:p>
+            <w:r>
+              <w:t>Meaning</w:t>
+            </w:r>
+          </w:p>
+        </w:tc>
+      </w:tr>
+      <w:tr>
+        <w:tc>
+          <w:tcPr>
+            <w:tcW w:type="dxa" w:w="5112"/>
+          </w:tcPr>
+          <w:p>
+            <w:r>
+              <w:t>Test case</w:t>
+            </w:r>
+          </w:p>
+        </w:tc>
+        <w:tc>
+          <w:tcPr>
+            <w:tcW w:type="dxa" w:w="5112"/>
+          </w:tcPr>
+          <w:p>
+            <w:r>
+              <w:t>Inputs and an expected result</w:t>
+            </w:r>
+          </w:p>
+        </w:tc>
+      </w:tr>
+      <w:tr>
+        <w:tc>
+          <w:tcPr>
+            <w:tcW w:type="dxa" w:w="5112"/>
+          </w:tcPr>
+          <w:p>
+            <w:r>
+              <w:t>Boundary</w:t>
+            </w:r>
+          </w:p>
+        </w:tc>
+        <w:tc>
+          <w:tcPr>
+            <w:tcW w:type="dxa" w:w="5112"/>
+          </w:tcPr>
+          <w:p>
+            <w:r>
+              <w:t>An edge of a permitted range</w:t>
+            </w:r>
+          </w:p>
+        </w:tc>
+      </w:tr>
+      <w:tr>
+        <w:tc>
+          <w:tcPr>
+            <w:tcW w:type="dxa" w:w="5112"/>
+          </w:tcPr>
+          <w:p>
+            <w:r>
+              <w:t>Regression</w:t>
+            </w:r>
+          </w:p>
+        </w:tc>
+        <w:tc>
+          <w:tcPr>
+            <w:tcW w:type="dxa" w:w="5112"/>
+          </w:tcPr>
+          <w:p>
+            <w:r>
+              <w:t>A previously working case that fails after a change</w:t>
+            </w:r>
+          </w:p>
+        </w:tc>
+      </w:tr>
+      <w:tr>
+        <w:tc>
+          <w:tcPr>
+            <w:tcW w:type="dxa" w:w="5112"/>
+          </w:tcPr>
+          <w:p>
+            <w:r>
+              <w:t>Assertion</w:t>
+            </w:r>
+          </w:p>
+        </w:tc>
+        <w:tc>
+          <w:tcPr>
+            <w:tcW w:type="dxa" w:w="5112"/>
+          </w:tcPr>
+          <w:p>
+            <w:r>
+              <w:t>A check that raises an error when its condition is false</w:t>
+            </w:r>
+          </w:p>
+        </w:tc>
+      </w:tr>
+    </w:tbl>
+    <w:p>
+      <w:pPr>
+        <w:pStyle w:val="Heading3"/>
+      </w:pPr>
+      <w:r>
+        <w:t>Use two terms to explain a step in this week’s example.</w:t>
+      </w:r>
+    </w:p>
+    <w:p>
+      <w:r>
+        <w:t>________________________________________________________________</w:t>
+      </w:r>
+    </w:p>
+    <w:p>
+      <w:r>
+        <w:t>________________________________________________________________</w:t>
+      </w:r>
+    </w:p>
+    <w:p>
+      <w:r>
+        <w:t>________________________________________________________________</w:t>
+      </w:r>
+    </w:p>
+    <w:p>
+      <w:pPr>
+        <w:pStyle w:val="Heading1"/>
+      </w:pPr>
+      <w:r>
+        <w:t>10. Extra challenge · Explain, apply and challenge</w:t>
+      </w:r>
+    </w:p>
+    <w:p>
+      <w:r>
+        <w:t>Choose the next useful task after supported practice.</w:t>
+      </w:r>
+    </w:p>
+    <w:p>
+      <w:pPr>
+        <w:pStyle w:val="Heading2"/>
+      </w:pPr>
+      <w:r>
+        <w:t>Choose a challenge</w:t>
+      </w:r>
+    </w:p>
+    <w:p>
+      <w:pPr>
+        <w:pStyle w:val="ListBullet"/>
+      </w:pPr>
+      <w:r>
+        <w:t>Give expected results for remaining(6, 2), remaining(6, 6) and remaining(6, 0).</w:t>
+      </w:r>
+    </w:p>
+    <w:p>
+      <w:pPr>
+        <w:pStyle w:val="ListBullet"/>
+      </w:pPr>
+      <w:r>
+        <w:t>A faulty function adds capacity and used. For (6, 2), state actual and expected. Repair it and name a regression case.</w:t>
+      </w:r>
+    </w:p>
+    <w:p>
+      <w:pPr>
+        <w:pStyle w:val="ListBullet"/>
+      </w:pPr>
+      <w:r>
         <w:t>All three stock tests pass. Does that prove correct handling of negative counts?</w:t>
       </w:r>
     </w:p>
@@ -2431,6 +3325,130 @@
         <w:pStyle w:val="Heading3"/>
       </w:pPr>
       <w:r>
+        <w:t>Explain which evidence supports your conclusion and which claim remains unproved.</w:t>
+      </w:r>
+    </w:p>
+    <w:p>
+      <w:r>
+        <w:t>________________________________________________________________</w:t>
+      </w:r>
+    </w:p>
+    <w:p>
+      <w:r>
+        <w:t>________________________________________________________________</w:t>
+      </w:r>
+    </w:p>
+    <w:p>
+      <w:r>
+        <w:t>________________________________________________________________</w:t>
+      </w:r>
+    </w:p>
+    <w:p>
+      <w:r>
+        <w:t>________________________________________________________________</w:t>
+      </w:r>
+    </w:p>
+    <w:p>
+      <w:r>
+        <w:t>________________________________________________________________</w:t>
+      </w:r>
+    </w:p>
+    <w:p>
+      <w:pPr>
+        <w:pStyle w:val="Heading2"/>
+      </w:pPr>
+      <w:r>
+        <w:t>Earlier wording, alternatives and picture transcripts · reference / check after trying</w:t>
+      </w:r>
+    </w:p>
+    <w:p>
+      <w:pPr>
+        <w:pStyle w:val="Heading3"/>
+      </w:pPr>
+      <w:r>
+        <w:t>Explain → apply → challenge</w:t>
+      </w:r>
+    </w:p>
+    <w:p>
+      <w:pPr>
+        <w:pStyle w:val="Heading1"/>
+      </w:pPr>
+      <w:r>
+        <w:t>12. Reference · Inspect your evidence</w:t>
+      </w:r>
+    </w:p>
+    <w:p>
+      <w:r>
+        <w:t>Use the record after practice rather than revealing the independent answer.</w:t>
+      </w:r>
+    </w:p>
+    <w:p>
+      <w:pPr>
+        <w:pStyle w:val="Heading2"/>
+      </w:pPr>
+      <w:r>
+        <w:t>Self-check and explanation</w:t>
+      </w:r>
+    </w:p>
+    <w:p>
+      <w:pPr>
+        <w:pStyle w:val="ListBullet"/>
+      </w:pPr>
+      <w:r>
+        <w:t>Passing this small suite supports these particular cases. It neither proves every allowed input correct nor checks invalid input handling. A test outside the contract needs a separately specified expected behavior.</w:t>
+      </w:r>
+    </w:p>
+    <w:p>
+      <w:pPr>
+        <w:pStyle w:val="Heading3"/>
+      </w:pPr>
+      <w:r>
+        <w:t>All three stock tests pass. Does that prove correct handling of negative counts?</w:t>
+      </w:r>
+    </w:p>
+    <w:p>
+      <w:r>
+        <w:t>________________________________________________________________</w:t>
+      </w:r>
+    </w:p>
+    <w:p>
+      <w:r>
+        <w:t>________________________________________________________________</w:t>
+      </w:r>
+    </w:p>
+    <w:p>
+      <w:r>
+        <w:t>________________________________________________________________</w:t>
+      </w:r>
+    </w:p>
+    <w:p>
+      <w:r>
+        <w:t>________________________________________________________________</w:t>
+      </w:r>
+    </w:p>
+    <w:p>
+      <w:r>
+        <w:t>________________________________________________________________</w:t>
+      </w:r>
+    </w:p>
+    <w:p>
+      <w:r>
+        <w:t>________________________________________________________________</w:t>
+      </w:r>
+    </w:p>
+    <w:p>
+      <w:pPr>
+        <w:pStyle w:val="ListBullet"/>
+      </w:pPr>
+      <w:r>
+        <w:t>All three stock tests pass. Does that prove correct handling of negative counts?</w:t>
+      </w:r>
+    </w:p>
+    <w:p>
+      <w:pPr>
+        <w:pStyle w:val="Heading3"/>
+      </w:pPr>
+      <w:r>
         <w:t>My limited claim and a useful next check</w:t>
       </w:r>
     </w:p>
@@ -2459,12 +3477,28 @@
         <w:pStyle w:val="Heading1"/>
       </w:pPr>
       <w:r>
-        <w:t>13. Study a complete case</w:t>
-      </w:r>
-    </w:p>
-    <w:p>
-      <w:r>
-        <w:t>Revisit the complete Testing and debugging functions case for supported practice. Repeated examples do not become fresh assessments.</w:t>
+        <w:t>13. Extra practice · A complete trace</w:t>
+      </w:r>
+    </w:p>
+    <w:p>
+      <w:r>
+        <w:t>Predict before opening the supplied trace.</w:t>
+      </w:r>
+    </w:p>
+    <w:p>
+      <w:pPr>
+        <w:pStyle w:val="Heading2"/>
+      </w:pPr>
+      <w:r>
+        <w:t>Explain the input and procedure</w:t>
+      </w:r>
+    </w:p>
+    <w:p>
+      <w:pPr>
+        <w:pStyle w:val="ListBullet"/>
+      </w:pPr>
+      <w:r>
+        <w:t>Follow the input through the stated procedure to its result. Cover the result first, predict it, then explain every intermediate step. The text/table accompanies the figure so the example can be read without colour.</w:t>
       </w:r>
     </w:p>
     <w:p>
@@ -2472,7 +3506,45 @@
         <w:pStyle w:val="Heading3"/>
       </w:pPr>
       <w:r>
-        <w:t>Complete evidence record</w:t>
+        <w:t>My complete trace of the worked case</w:t>
+      </w:r>
+    </w:p>
+    <w:p>
+      <w:r>
+        <w:t>________________________________________________________________</w:t>
+      </w:r>
+    </w:p>
+    <w:p>
+      <w:r>
+        <w:t>________________________________________________________________</w:t>
+      </w:r>
+    </w:p>
+    <w:p>
+      <w:r>
+        <w:t>________________________________________________________________</w:t>
+      </w:r>
+    </w:p>
+    <w:p>
+      <w:r>
+        <w:t>________________________________________________________________</w:t>
+      </w:r>
+    </w:p>
+    <w:p>
+      <w:r>
+        <w:t>________________________________________________________________</w:t>
+      </w:r>
+    </w:p>
+    <w:p>
+      <w:r>
+        <w:t>________________________________________________________________</w:t>
+      </w:r>
+    </w:p>
+    <w:p>
+      <w:pPr>
+        <w:pStyle w:val="Heading2"/>
+      </w:pPr>
+      <w:r>
+        <w:t>Check the complete trace · reference / check after trying</w:t>
       </w:r>
     </w:p>
     <w:p>
@@ -2633,25 +3705,10 @@
     </w:p>
     <w:p>
       <w:pPr>
-        <w:spacing w:line="336" w:lineRule="auto" w:after="180"/>
-      </w:pPr>
-      <w:r>
-        <w:rPr>
-          <w:b w:val="0"/>
-        </w:rPr>
-        <w:t xml:space="preserve">Follow the </w:t>
-      </w:r>
-      <w:r>
-        <w:rPr>
-          <w:b/>
-        </w:rPr>
-        <w:t>input</w:t>
-      </w:r>
-      <w:r>
-        <w:rPr>
-          <w:b w:val="0"/>
-        </w:rPr>
-        <w:t xml:space="preserve"> through the stated procedure to its result. Cover the result first, predict it, then explain every intermediate step. The text/table accompanies the figure so the example can be read without colour.</w:t>
+        <w:pStyle w:val="Heading2"/>
+      </w:pPr>
+      <w:r>
+        <w:t>Earlier wording, alternatives and picture transcripts · reference / check after trying</w:t>
       </w:r>
     </w:p>
     <w:p>
@@ -2659,37 +3716,7 @@
         <w:pStyle w:val="Heading3"/>
       </w:pPr>
       <w:r>
-        <w:t>My complete trace of the worked case</w:t>
-      </w:r>
-    </w:p>
-    <w:p>
-      <w:r>
-        <w:t>________________________________________________________________</w:t>
-      </w:r>
-    </w:p>
-    <w:p>
-      <w:r>
-        <w:t>________________________________________________________________</w:t>
-      </w:r>
-    </w:p>
-    <w:p>
-      <w:r>
-        <w:t>________________________________________________________________</w:t>
-      </w:r>
-    </w:p>
-    <w:p>
-      <w:r>
-        <w:t>________________________________________________________________</w:t>
-      </w:r>
-    </w:p>
-    <w:p>
-      <w:r>
-        <w:t>________________________________________________________________</w:t>
-      </w:r>
-    </w:p>
-    <w:p>
-      <w:r>
-        <w:t>________________________________________________________________</w:t>
+        <w:t>Complete evidence record</w:t>
       </w:r>
     </w:p>
     <w:p>
@@ -2697,298 +3724,20 @@
         <w:pStyle w:val="Heading1"/>
       </w:pPr>
       <w:r>
-        <w:t>14. Try a new case independently</w:t>
-      </w:r>
-    </w:p>
-    <w:p>
-      <w:r>
-        <w:t>Attempt the reserved new case before feedback. Record support; the earlier examples below remain additional practice.</w:t>
-      </w:r>
-    </w:p>
-    <w:p>
-      <w:pPr>
-        <w:pStyle w:val="Heading3"/>
-      </w:pPr>
-      <w:r>
-        <w:t>Independent case: Use boundary tests to reveal a function defect</w:t>
-      </w:r>
-    </w:p>
-    <w:p>
-      <w:pPr>
-        <w:spacing w:line="336" w:lineRule="auto" w:after="180"/>
-        <w:shd w:fill="F5F1FB"/>
-      </w:pPr>
-      <w:r>
-        <w:rPr>
-          <w:b w:val="0"/>
-        </w:rPr>
-        <w:t xml:space="preserve">Predict the </w:t>
-      </w:r>
-      <w:r>
-        <w:rPr>
-          <w:b/>
-        </w:rPr>
-        <w:t>output</w:t>
-      </w:r>
-      <w:r>
-        <w:rPr>
-          <w:b w:val="0"/>
-        </w:rPr>
-        <w:t xml:space="preserve">. If the function mistakenly uses x&lt;=10, identify the first failing </w:t>
-      </w:r>
-      <w:r>
-        <w:rPr>
-          <w:b/>
-        </w:rPr>
-        <w:t>assertion</w:t>
-      </w:r>
-      <w:r>
-        <w:rPr>
-          <w:b w:val="0"/>
-        </w:rPr>
-        <w:t xml:space="preserve"> and whether the final print happens. State the repair and which earlier tests must be rerun.</w:t>
-      </w:r>
-    </w:p>
-    <w:p>
-      <w:pPr>
-        <w:spacing w:line="336" w:lineRule="auto" w:after="180"/>
-        <w:shd w:fill="F5F1FB"/>
-      </w:pPr>
-      <w:r>
-        <w:rPr>
-          <w:b w:val="0"/>
-        </w:rPr>
-        <w:t xml:space="preserve">Do these cases prove all </w:t>
-      </w:r>
-      <w:r>
-        <w:rPr>
-          <w:b/>
-        </w:rPr>
-        <w:t>input</w:t>
-      </w:r>
-      <w:r>
-        <w:rPr>
-          <w:b w:val="0"/>
-        </w:rPr>
-        <w:t xml:space="preserve"> types are handled?</w:t>
-      </w:r>
-    </w:p>
-    <w:p>
-      <w:r>
-        <w:rPr>
-          <w:rFonts w:ascii="Courier New" w:hAnsi="Courier New"/>
-          <w:sz w:val="18"/>
-        </w:rPr>
-        <w:t>def below_limit(x):</w:t>
-        <w:br/>
-        <w:t xml:space="preserve">    return x &lt; 10</w:t>
-        <w:br/>
-        <w:t>assert below_limit(9) is True</w:t>
-        <w:br/>
-        <w:t>assert below_limit(10) is False</w:t>
-        <w:br/>
-        <w:t>assert below_limit(11) is False</w:t>
-        <w:br/>
-        <w:t>print("three checks passed")</w:t>
-        <w:br/>
-      </w:r>
-    </w:p>
-    <w:p>
-      <w:pPr>
-        <w:pStyle w:val="Heading3"/>
-      </w:pPr>
-      <w:r>
-        <w:t>My independent explanation, trace and limits</w:t>
-      </w:r>
-    </w:p>
-    <w:p>
-      <w:r>
-        <w:t>________________________________________________________________</w:t>
-      </w:r>
-    </w:p>
-    <w:p>
-      <w:r>
-        <w:t>________________________________________________________________</w:t>
-      </w:r>
-    </w:p>
-    <w:p>
-      <w:r>
-        <w:t>________________________________________________________________</w:t>
-      </w:r>
-    </w:p>
-    <w:p>
-      <w:r>
-        <w:t>________________________________________________________________</w:t>
-      </w:r>
-    </w:p>
-    <w:p>
-      <w:r>
-        <w:t>________________________________________________________________</w:t>
-      </w:r>
-    </w:p>
-    <w:p>
-      <w:r>
-        <w:t>________________________________________________________________</w:t>
-      </w:r>
-    </w:p>
-    <w:p>
-      <w:r>
-        <w:t>________________________________________________________________</w:t>
-      </w:r>
-    </w:p>
-    <w:p>
-      <w:pPr>
-        <w:spacing w:line="336" w:lineRule="auto" w:after="180"/>
-      </w:pPr>
-      <w:r>
-        <w:rPr>
-          <w:b w:val="0"/>
-        </w:rPr>
-        <w:t>Attempt this case before feedback. Record any help. Earlier examples below are further practice; a case already practised with feedback cannot establish fresh transfer.</w:t>
-      </w:r>
-    </w:p>
-    <w:p>
-      <w:pPr>
-        <w:pStyle w:val="Heading3"/>
-      </w:pPr>
-      <w:r>
-        <w:t>Attempt this without hints</w:t>
-      </w:r>
-    </w:p>
-    <w:p>
-      <w:pPr>
-        <w:spacing w:line="336" w:lineRule="auto" w:after="180"/>
-      </w:pPr>
-      <w:r>
-        <w:rPr>
-          <w:b w:val="0"/>
-        </w:rPr>
-        <w:t>Define stock(packs, loose) to return packs * 4 + loose. Create expected tests for (2, 3), (0, 3), (2, 0), then show which detects a faulty packs + loose body.</w:t>
-      </w:r>
-    </w:p>
-    <w:p>
-      <w:pPr>
-        <w:pStyle w:val="Heading3"/>
-      </w:pPr>
-      <w:r>
-        <w:t>My independent procedure, result and limitation</w:t>
-      </w:r>
-    </w:p>
-    <w:p>
-      <w:r>
-        <w:t>________________________________________________________________</w:t>
-      </w:r>
-    </w:p>
-    <w:p>
-      <w:r>
-        <w:t>________________________________________________________________</w:t>
-      </w:r>
-    </w:p>
-    <w:p>
-      <w:r>
-        <w:t>________________________________________________________________</w:t>
-      </w:r>
-    </w:p>
-    <w:p>
-      <w:r>
-        <w:t>________________________________________________________________</w:t>
-      </w:r>
-    </w:p>
-    <w:p>
-      <w:r>
-        <w:t>________________________________________________________________</w:t>
-      </w:r>
-    </w:p>
-    <w:p>
-      <w:r>
-        <w:t>________________________________________________________________</w:t>
-      </w:r>
-    </w:p>
-    <w:p>
-      <w:r>
-        <w:t>________________________________________________________________</w:t>
-      </w:r>
-    </w:p>
-    <w:p>
-      <w:r>
-        <w:t>________________________________________________________________</w:t>
-      </w:r>
-    </w:p>
-    <w:p>
-      <w:pPr>
-        <w:spacing w:line="336" w:lineRule="auto" w:after="180"/>
-      </w:pPr>
-      <w:r>
-        <w:rPr>
-          <w:b w:val="0"/>
-        </w:rPr>
-        <w:t>Record support used: none, hint or teacher explanation. After feedback, a different case is needed to demonstrate independence.</w:t>
-      </w:r>
-    </w:p>
-    <w:p>
-      <w:pPr>
-        <w:pStyle w:val="Heading3"/>
-      </w:pPr>
-      <w:r>
-        <w:t>Use feedback to improve</w:t>
-      </w:r>
-    </w:p>
-    <w:p>
-      <w:pPr>
-        <w:spacing w:line="336" w:lineRule="auto" w:after="180"/>
-      </w:pPr>
-      <w:r>
-        <w:rPr>
-          <w:b w:val="0"/>
-        </w:rPr>
-        <w:t>Attempt the independent case before hints. Record whether you worked alone, used a hint or followed a model. After feedback, fix the first unsupported step and explain why it changed.</w:t>
-      </w:r>
-    </w:p>
-    <w:p>
-      <w:pPr>
-        <w:spacing w:line="336" w:lineRule="auto" w:after="180"/>
-      </w:pPr>
-      <w:r>
-        <w:rPr>
-          <w:b w:val="0"/>
-        </w:rPr>
-        <w:t>A later check uses a changed case, not a copied answer.</w:t>
-      </w:r>
-    </w:p>
-    <w:p>
-      <w:pPr>
-        <w:pStyle w:val="Heading1"/>
-      </w:pPr>
-      <w:r>
-        <w:t>15. Your lesson route</w:t>
-      </w:r>
-    </w:p>
-    <w:p>
-      <w:r>
-        <w:t>Use this map to navigate Testing and debugging functions, connect the goals to tasks and keep one evidence record for each attempt.</w:t>
-      </w:r>
-    </w:p>
-    <w:p>
-      <w:pPr>
-        <w:spacing w:line="336" w:lineRule="auto" w:after="180"/>
-      </w:pPr>
-      <w:r>
-        <w:rPr>
-          <w:b w:val="0"/>
-        </w:rPr>
-        <w:t xml:space="preserve">Start with this question: Use a test that catches the </w:t>
-      </w:r>
-      <w:r>
-        <w:rPr>
-          <w:b/>
-        </w:rPr>
-        <w:t>boundary</w:t>
-      </w:r>
-      <w:r>
-        <w:rPr>
-          <w:b w:val="0"/>
-        </w:rPr>
-        <w:t xml:space="preserve"> bug. A function should classify an integer as tiny exactly when it is less than three.</w:t>
+        <w:t>15. Reference · Earlier route checklist</w:t>
+      </w:r>
+    </w:p>
+    <w:p>
+      <w:r>
+        <w:t>Keep one main lesson route and use this as a reminder.</w:t>
+      </w:r>
+    </w:p>
+    <w:p>
+      <w:pPr>
+        <w:pStyle w:val="Heading2"/>
+      </w:pPr>
+      <w:r>
+        <w:t>Checklist and first prediction</w:t>
       </w:r>
     </w:p>
     <w:tbl>
@@ -3153,15 +3902,10 @@
     </w:p>
     <w:p>
       <w:pPr>
-        <w:pStyle w:val="Heading1"/>
-      </w:pPr>
-      <w:r>
-        <w:t>16. Finish and return</w:t>
-      </w:r>
-    </w:p>
-    <w:p>
-      <w:r>
-        <w:t>Explain Testing and debugging functions without notes, identify a remaining question and plan a later check with a changed case.</w:t>
+        <w:pStyle w:val="Heading2"/>
+      </w:pPr>
+      <w:r>
+        <w:t>Earlier wording, alternatives and picture transcripts · reference / check after trying</w:t>
       </w:r>
     </w:p>
     <w:p>
@@ -3172,51 +3916,400 @@
         <w:rPr>
           <w:b w:val="0"/>
         </w:rPr>
-        <w:t>Close your notes. Explain this goal in your own words: Design revealing tests for a function</w:t>
-      </w:r>
-    </w:p>
-    <w:p>
-      <w:pPr>
-        <w:pStyle w:val="Heading3"/>
-      </w:pPr>
-      <w:r>
-        <w:t>My deciding step, evidence and one remaining question</w:t>
-      </w:r>
-    </w:p>
-    <w:p>
-      <w:r>
-        <w:t>________________________________________________________________</w:t>
-      </w:r>
-    </w:p>
-    <w:p>
-      <w:r>
-        <w:t>________________________________________________________________</w:t>
-      </w:r>
-    </w:p>
-    <w:p>
-      <w:r>
-        <w:t>________________________________________________________________</w:t>
-      </w:r>
-    </w:p>
-    <w:p>
-      <w:r>
-        <w:t>________________________________________________________________</w:t>
-      </w:r>
-    </w:p>
-    <w:p>
-      <w:r>
-        <w:t>________________________________________________________________</w:t>
-      </w:r>
-    </w:p>
-    <w:p>
-      <w:pPr>
-        <w:spacing w:line="336" w:lineRule="auto" w:after="180"/>
-      </w:pPr>
+        <w:t xml:space="preserve">Start with this question: Use a test that catches the </w:t>
+      </w:r>
+      <w:r>
+        <w:rPr>
+          <w:b/>
+        </w:rPr>
+        <w:t>boundary</w:t>
+      </w:r>
       <w:r>
         <w:rPr>
           <w:b w:val="0"/>
         </w:rPr>
-        <w:t xml:space="preserve">If you are unsure, return to the worked picture and explain one arrow. If you are ready, change an </w:t>
+        <w:t xml:space="preserve"> bug. A function should classify an integer as tiny exactly when it is less than three.</w:t>
+      </w:r>
+    </w:p>
+    <w:p>
+      <w:pPr>
+        <w:pStyle w:val="Heading1"/>
+      </w:pPr>
+      <w:r>
+        <w:t>17. Extra practice · Predict, check and repair</w:t>
+      </w:r>
+    </w:p>
+    <w:p>
+      <w:r>
+        <w:t>Use only after an attempt; keep the reserved assessment separate.</w:t>
+      </w:r>
+    </w:p>
+    <w:p>
+      <w:pPr>
+        <w:pStyle w:val="Heading2"/>
+      </w:pPr>
+      <w:r>
+        <w:t>First question and hint</w:t>
+      </w:r>
+    </w:p>
+    <w:p>
+      <w:pPr>
+        <w:pStyle w:val="ListBullet"/>
+      </w:pPr>
+      <w:r>
+        <w:t>Use a test that catches the boundary bug. A function should classify an integer as tiny exactly when it is less than three.</w:t>
+      </w:r>
+    </w:p>
+    <w:p>
+      <w:pPr>
+        <w:pStyle w:val="Heading3"/>
+      </w:pPr>
+      <w:r>
+        <w:t>Practice 1: explain the deciding evidence</w:t>
+      </w:r>
+    </w:p>
+    <w:p>
+      <w:pPr>
+        <w:pStyle w:val="ListBullet"/>
+      </w:pPr>
+      <w:r>
+        <w:t>Which labelled step matches this detail? Using &lt;= passes 2 but fails the test at 3 before the later test.</w:t>
+      </w:r>
+    </w:p>
+    <w:p>
+      <w:pPr>
+        <w:pStyle w:val="ListBullet"/>
+      </w:pPr>
+      <w:r>
+        <w:t>1. Locate the bug</w:t>
+      </w:r>
+    </w:p>
+    <w:p>
+      <w:pPr>
+        <w:pStyle w:val="ListBullet"/>
+      </w:pPr>
+      <w:r>
+        <w:t>2. Record contract</w:t>
+      </w:r>
+    </w:p>
+    <w:p>
+      <w:pPr>
+        <w:pStyle w:val="ListBullet"/>
+      </w:pPr>
+      <w:r>
+        <w:t>3. Run boundary cases</w:t>
+      </w:r>
+    </w:p>
+    <w:p>
+      <w:pPr>
+        <w:pStyle w:val="Heading3"/>
+      </w:pPr>
+      <w:r>
+        <w:t>My selected conclusion, deciding fact and explanation</w:t>
+      </w:r>
+    </w:p>
+    <w:p>
+      <w:r>
+        <w:t>________________________________________________________________</w:t>
+      </w:r>
+    </w:p>
+    <w:p>
+      <w:r>
+        <w:t>________________________________________________________________</w:t>
+      </w:r>
+    </w:p>
+    <w:p>
+      <w:r>
+        <w:t>________________________________________________________________</w:t>
+      </w:r>
+    </w:p>
+    <w:p>
+      <w:r>
+        <w:t>________________________________________________________________</w:t>
+      </w:r>
+    </w:p>
+    <w:p>
+      <w:r>
+        <w:t>________________________________________________________________</w:t>
+      </w:r>
+    </w:p>
+    <w:p>
+      <w:pPr>
+        <w:pStyle w:val="ListBullet"/>
+      </w:pPr>
+      <w:r>
+        <w:t>Hint if needed: Read the steps in the pictorial case. Match the supplied detail to the stage that performs or records it.</w:t>
+      </w:r>
+    </w:p>
+    <w:p>
+      <w:pPr>
+        <w:pStyle w:val="Heading2"/>
+      </w:pPr>
+      <w:r>
+        <w:t>Check the first explanation · reference / check after trying</w:t>
+      </w:r>
+    </w:p>
+    <w:p>
+      <w:pPr>
+        <w:spacing w:line="336" w:lineRule="auto" w:after="180"/>
+      </w:pPr>
+      <w:r>
+        <w:rPr>
+          <w:b w:val="0"/>
+        </w:rPr>
+        <w:t>After your attempt, compare with the supported explanation: Locate the bug Using &lt;= passes 2 but fails the test at 3 before the later test. A revealing test distinguishes a correct implementation from a plausible mistake.</w:t>
+      </w:r>
+    </w:p>
+    <w:p>
+      <w:pPr>
+        <w:spacing w:line="336" w:lineRule="auto" w:after="180"/>
+      </w:pPr>
+      <w:r>
+        <w:rPr>
+          <w:b w:val="0"/>
+        </w:rPr>
+        <w:t xml:space="preserve">Checking only values far from the </w:t>
+      </w:r>
+      <w:r>
+        <w:rPr>
+          <w:b/>
+        </w:rPr>
+        <w:t>boundary</w:t>
+      </w:r>
+      <w:r>
+        <w:rPr>
+          <w:b w:val="0"/>
+        </w:rPr>
+        <w:t xml:space="preserve"> would miss this inclusive-versus-strict bug.</w:t>
+      </w:r>
+    </w:p>
+    <w:p>
+      <w:pPr>
+        <w:pStyle w:val="Heading2"/>
+      </w:pPr>
+      <w:r>
+        <w:t>Changed-case question and hint</w:t>
+      </w:r>
+    </w:p>
+    <w:p>
+      <w:pPr>
+        <w:pStyle w:val="Heading3"/>
+      </w:pPr>
+      <w:r>
+        <w:t>Practice 2: explain the deciding evidence</w:t>
+      </w:r>
+    </w:p>
+    <w:p>
+      <w:pPr>
+        <w:pStyle w:val="ListBullet"/>
+      </w:pPr>
+      <w:r>
+        <w:t>Changed-case practice: Remove the test at 3 and keep only 2 and 4. Which conclusion is supported by the supplied facts?</w:t>
+      </w:r>
+    </w:p>
+    <w:p>
+      <w:pPr>
+        <w:pStyle w:val="ListBullet"/>
+      </w:pPr>
+      <w:r>
+        <w:t>1. The buggy &lt;= function passes those remaining tests.</w:t>
+      </w:r>
+    </w:p>
+    <w:p>
+      <w:pPr>
+        <w:pStyle w:val="ListBullet"/>
+      </w:pPr>
+      <w:r>
+        <w:t>2. This one example guarantees correct results for every future input.</w:t>
+      </w:r>
+    </w:p>
+    <w:p>
+      <w:pPr>
+        <w:pStyle w:val="ListBullet"/>
+      </w:pPr>
+      <w:r>
+        <w:t>3. We can decide the result without examining the changed input or the procedure.</w:t>
+      </w:r>
+    </w:p>
+    <w:p>
+      <w:pPr>
+        <w:pStyle w:val="Heading3"/>
+      </w:pPr>
+      <w:r>
+        <w:t>My selected conclusion, deciding fact and explanation</w:t>
+      </w:r>
+    </w:p>
+    <w:p>
+      <w:r>
+        <w:t>________________________________________________________________</w:t>
+      </w:r>
+    </w:p>
+    <w:p>
+      <w:r>
+        <w:t>________________________________________________________________</w:t>
+      </w:r>
+    </w:p>
+    <w:p>
+      <w:r>
+        <w:t>________________________________________________________________</w:t>
+      </w:r>
+    </w:p>
+    <w:p>
+      <w:r>
+        <w:t>________________________________________________________________</w:t>
+      </w:r>
+    </w:p>
+    <w:p>
+      <w:r>
+        <w:t>________________________________________________________________</w:t>
+      </w:r>
+    </w:p>
+    <w:p>
+      <w:pPr>
+        <w:pStyle w:val="ListBullet"/>
+      </w:pPr>
+      <w:r>
+        <w:t>Hint if needed: Use the changed condition and the deciding step in the pictorial trace. The answer must say what follows from those facts.</w:t>
+      </w:r>
+    </w:p>
+    <w:p>
+      <w:pPr>
+        <w:pStyle w:val="Heading2"/>
+      </w:pPr>
+      <w:r>
+        <w:t>Check the changed explanation · reference / check after trying</w:t>
+      </w:r>
+    </w:p>
+    <w:p>
+      <w:pPr>
+        <w:spacing w:line="336" w:lineRule="auto" w:after="180"/>
+      </w:pPr>
+      <w:r>
+        <w:rPr>
+          <w:b w:val="0"/>
+        </w:rPr>
+        <w:t xml:space="preserve">After your attempt, compare with the supported explanation: The buggy &lt;= function passes those remaining tests. Both procedures agree away from the equality </w:t>
+      </w:r>
+      <w:r>
+        <w:rPr>
+          <w:b/>
+        </w:rPr>
+        <w:t>boundary</w:t>
+      </w:r>
+      <w:r>
+        <w:rPr>
+          <w:b w:val="0"/>
+        </w:rPr>
+        <w:t>.</w:t>
+      </w:r>
+    </w:p>
+    <w:p>
+      <w:pPr>
+        <w:pStyle w:val="Heading2"/>
+      </w:pPr>
+      <w:r>
+        <w:t>Repair and keep the record</w:t>
+      </w:r>
+    </w:p>
+    <w:p>
+      <w:pPr>
+        <w:spacing w:line="336" w:lineRule="auto" w:after="180"/>
+      </w:pPr>
+      <w:r>
+        <w:rPr>
+          <w:b w:val="0"/>
+        </w:rPr>
+        <w:t xml:space="preserve">Review Reading structured data (python-bridge/11). Goal: </w:t>
+      </w:r>
+      <w:r>
+        <w:rPr>
+          <w:b/>
+        </w:rPr>
+        <w:t>Process</w:t>
+      </w:r>
+      <w:r>
+        <w:rPr>
+          <w:b w:val="0"/>
+        </w:rPr>
+        <w:t xml:space="preserve"> a list of records consistently. Short practice: Circle the included rows, calculate the sum and mean, and state coverage.</w:t>
+      </w:r>
+    </w:p>
+    <w:p>
+      <w:pPr>
+        <w:spacing w:line="336" w:lineRule="auto" w:after="180"/>
+      </w:pPr>
+      <w:r>
+        <w:rPr>
+          <w:b w:val="0"/>
+        </w:rPr>
+        <w:t>Repeat after adding the fourth row with count four.. Return to this week and explain what you changed.</w:t>
+      </w:r>
+    </w:p>
+    <w:p>
+      <w:pPr>
+        <w:spacing w:line="336" w:lineRule="auto" w:after="180"/>
+      </w:pPr>
+      <w:r>
+        <w:rPr>
+          <w:b w:val="0"/>
+        </w:rPr>
+        <w:t>Review Return values and local state (python-bridge/9). Goal: Use a returned value in a later calculation. Short practice: Trace the two returned values and explain why first stays seven.</w:t>
+      </w:r>
+    </w:p>
+    <w:p>
+      <w:pPr>
+        <w:spacing w:line="336" w:lineRule="auto" w:after="180"/>
+      </w:pPr>
+      <w:r>
+        <w:rPr>
+          <w:b w:val="0"/>
+        </w:rPr>
+        <w:t>What happens if the caller tries to print result directly?. Return to this week and explain what you changed.</w:t>
+      </w:r>
+    </w:p>
+    <w:p>
+      <w:pPr>
+        <w:spacing w:line="336" w:lineRule="auto" w:after="180"/>
+      </w:pPr>
+      <w:r>
+        <w:rPr>
+          <w:b w:val="0"/>
+        </w:rPr>
+        <w:t>Review Loops and trace tables (python-bridge/6). Goal: Trace variable values before and after each loop iteration. Short practice: List the four visited values and their running totals.</w:t>
+      </w:r>
+    </w:p>
+    <w:p>
+      <w:pPr>
+        <w:spacing w:line="336" w:lineRule="auto" w:after="180"/>
+      </w:pPr>
+      <w:r>
+        <w:rPr>
+          <w:b w:val="0"/>
+        </w:rPr>
+        <w:t>Explain why 5 is absent and what prints for range(1,1).. Return to this week and explain what you changed.</w:t>
+      </w:r>
+    </w:p>
+    <w:p>
+      <w:pPr>
+        <w:spacing w:line="336" w:lineRule="auto" w:after="180"/>
+      </w:pPr>
+      <w:r>
+        <w:rPr>
+          <w:b w:val="0"/>
+        </w:rPr>
+        <w:t xml:space="preserve">The browser lab lets you edit the supported Python examples already included in this lesson. Predict first, run, inspect the actual </w:t>
+      </w:r>
+      <w:r>
+        <w:rPr>
+          <w:b/>
+        </w:rPr>
+        <w:t>output</w:t>
+      </w:r>
+      <w:r>
+        <w:rPr>
+          <w:b w:val="0"/>
+        </w:rPr>
+        <w:t xml:space="preserve"> or error, change one </w:t>
       </w:r>
       <w:r>
         <w:rPr>
@@ -3228,7 +4321,18 @@
         <w:rPr>
           <w:b w:val="0"/>
         </w:rPr>
-        <w:t xml:space="preserve"> or assumption and justify your </w:t>
+        <w:t>, then run again.</w:t>
+      </w:r>
+    </w:p>
+    <w:p>
+      <w:pPr>
+        <w:spacing w:line="336" w:lineRule="auto" w:after="180"/>
+      </w:pPr>
+      <w:r>
+        <w:rPr>
+          <w:b w:val="0"/>
+        </w:rPr>
+        <w:t xml:space="preserve">Keep code, </w:t>
       </w:r>
       <w:r>
         <w:rPr>
@@ -3240,7 +4344,7 @@
         <w:rPr>
           <w:b w:val="0"/>
         </w:rPr>
-        <w:t>.</w:t>
+        <w:t>s, actual results and a reasoned revision together. On paper, label your result as a trace rather than an execution.</w:t>
       </w:r>
     </w:p>
     <w:p>
@@ -3251,7 +4355,7 @@
         <w:rPr>
           <w:b w:val="0"/>
         </w:rPr>
-        <w:t xml:space="preserve">Save your workbook </w:t>
+        <w:t xml:space="preserve">Use Download completed work in the hosted lesson to export your answers, reflections, practice feedback and code-run </w:t>
       </w:r>
       <w:r>
         <w:rPr>
@@ -3263,20 +4367,26 @@
         <w:rPr>
           <w:b w:val="0"/>
         </w:rPr>
-        <w:t>. At the next review, try a different case before opening your old answer.</w:t>
-      </w:r>
-    </w:p>
-    <w:p>
-      <w:pPr>
-        <w:pStyle w:val="Heading1"/>
-      </w:pPr>
-      <w:r>
-        <w:t>17. Supported practice, repair and portfolio</w:t>
-      </w:r>
-    </w:p>
-    <w:p>
-      <w:r>
-        <w:t>Attempt supported questions before using hints or feedback. Review a missing building block, then keep the completed work.</w:t>
+        <w:t>. Open the HTML copy to read or print it.</w:t>
+      </w:r>
+    </w:p>
+    <w:p>
+      <w:pPr>
+        <w:spacing w:line="336" w:lineRule="auto" w:after="180"/>
+      </w:pPr>
+      <w:r>
+        <w:rPr>
+          <w:b w:val="0"/>
+        </w:rPr>
+        <w:t>Drafts stay in this browser when storage is available; clear drafts on a shared device.</w:t>
+      </w:r>
+    </w:p>
+    <w:p>
+      <w:pPr>
+        <w:pStyle w:val="Heading2"/>
+      </w:pPr>
+      <w:r>
+        <w:t>Earlier wording, alternatives and picture transcripts · reference / check after trying</w:t>
       </w:r>
     </w:p>
     <w:p>
@@ -3292,92 +4402,10 @@
     </w:p>
     <w:p>
       <w:pPr>
-        <w:spacing w:line="336" w:lineRule="auto" w:after="180"/>
-      </w:pPr>
-      <w:r>
-        <w:rPr>
-          <w:b w:val="0"/>
-        </w:rPr>
-        <w:t xml:space="preserve">Use a test that catches the </w:t>
-      </w:r>
-      <w:r>
-        <w:rPr>
-          <w:b/>
-        </w:rPr>
-        <w:t>boundary</w:t>
-      </w:r>
-      <w:r>
-        <w:rPr>
-          <w:b w:val="0"/>
-        </w:rPr>
-        <w:t xml:space="preserve"> bug. A function should classify an integer as tiny exactly when it is less than three.</w:t>
-      </w:r>
-    </w:p>
-    <w:p>
-      <w:pPr>
         <w:pStyle w:val="Heading3"/>
       </w:pPr>
       <w:r>
-        <w:t>Practice 1: explain the deciding evidence</w:t>
-      </w:r>
-    </w:p>
-    <w:p>
-      <w:pPr>
-        <w:spacing w:line="336" w:lineRule="auto" w:after="180"/>
-      </w:pPr>
-      <w:r>
-        <w:rPr>
-          <w:b w:val="0"/>
-        </w:rPr>
-        <w:t>Which labelled step matches this detail? Using &lt;= passes 2 but fails the test at 3 before the later test.</w:t>
-      </w:r>
-    </w:p>
-    <w:p>
-      <w:pPr>
-        <w:spacing w:line="336" w:lineRule="auto" w:after="180"/>
-        <w:shd w:fill="F4F9FC"/>
-      </w:pPr>
-      <w:r>
-        <w:rPr>
-          <w:b w:val="0"/>
-        </w:rPr>
-        <w:t>1. Locate the bug</w:t>
-      </w:r>
-    </w:p>
-    <w:p>
-      <w:pPr>
-        <w:spacing w:line="336" w:lineRule="auto" w:after="180"/>
-        <w:shd w:fill="F4F9FC"/>
-      </w:pPr>
-      <w:r>
-        <w:rPr>
-          <w:b w:val="0"/>
-        </w:rPr>
-        <w:t>2. Record contract</w:t>
-      </w:r>
-    </w:p>
-    <w:p>
-      <w:pPr>
-        <w:spacing w:line="336" w:lineRule="auto" w:after="180"/>
-        <w:shd w:fill="F4F9FC"/>
-      </w:pPr>
-      <w:r>
-        <w:rPr>
-          <w:b w:val="0"/>
-        </w:rPr>
-        <w:t xml:space="preserve">3. Run </w:t>
-      </w:r>
-      <w:r>
-        <w:rPr>
-          <w:b/>
-        </w:rPr>
-        <w:t>boundary</w:t>
-      </w:r>
-      <w:r>
-        <w:rPr>
-          <w:b w:val="0"/>
-        </w:rPr>
-        <w:t xml:space="preserve"> cases</w:t>
+        <w:t>Repair a missing building block</w:t>
       </w:r>
     </w:p>
     <w:p>
@@ -3385,32 +4413,7 @@
         <w:pStyle w:val="Heading3"/>
       </w:pPr>
       <w:r>
-        <w:t>My selected conclusion, deciding fact and explanation</w:t>
-      </w:r>
-    </w:p>
-    <w:p>
-      <w:r>
-        <w:t>________________________________________________________________</w:t>
-      </w:r>
-    </w:p>
-    <w:p>
-      <w:r>
-        <w:t>________________________________________________________________</w:t>
-      </w:r>
-    </w:p>
-    <w:p>
-      <w:r>
-        <w:t>________________________________________________________________</w:t>
-      </w:r>
-    </w:p>
-    <w:p>
-      <w:r>
-        <w:t>________________________________________________________________</w:t>
-      </w:r>
-    </w:p>
-    <w:p>
-      <w:r>
-        <w:t>________________________________________________________________</w:t>
+        <w:t>Predict, run and debug</w:t>
       </w:r>
     </w:p>
     <w:p>
@@ -3418,448 +4421,25 @@
         <w:pStyle w:val="Heading3"/>
       </w:pPr>
       <w:r>
-        <w:t>Hint · try first</w:t>
-      </w:r>
-    </w:p>
-    <w:p>
-      <w:pPr>
-        <w:spacing w:line="336" w:lineRule="auto" w:after="180"/>
-        <w:shd w:fill="F1F6F8"/>
-      </w:pPr>
-      <w:r>
-        <w:rPr>
-          <w:b w:val="0"/>
-        </w:rPr>
-        <w:t>Hint if needed: Read the steps in the pictorial case. Match the supplied detail to the stage that performs or records it.</w:t>
-      </w:r>
-    </w:p>
-    <w:p>
-      <w:pPr>
-        <w:pStyle w:val="Heading3"/>
-      </w:pPr>
-      <w:r>
-        <w:t>Feedback · compare after trying</w:t>
-      </w:r>
-    </w:p>
-    <w:p>
-      <w:pPr>
-        <w:spacing w:line="336" w:lineRule="auto" w:after="180"/>
-        <w:shd w:fill="F1F6FC"/>
-      </w:pPr>
-      <w:r>
-        <w:rPr>
-          <w:b w:val="0"/>
-        </w:rPr>
-        <w:t>After your attempt, compare with the supported explanation: Locate the bug Using &lt;= passes 2 but fails the test at 3 before the later test. A revealing test distinguishes a correct implementation from a plausible mistake.</w:t>
-      </w:r>
-    </w:p>
-    <w:p>
-      <w:pPr>
-        <w:spacing w:line="336" w:lineRule="auto" w:after="180"/>
-        <w:shd w:fill="F1F6FC"/>
-      </w:pPr>
-      <w:r>
-        <w:rPr>
-          <w:b w:val="0"/>
-        </w:rPr>
-        <w:t xml:space="preserve">Checking only values far from the </w:t>
-      </w:r>
-      <w:r>
-        <w:rPr>
-          <w:b/>
-        </w:rPr>
-        <w:t>boundary</w:t>
-      </w:r>
-      <w:r>
-        <w:rPr>
-          <w:b w:val="0"/>
-        </w:rPr>
-        <w:t xml:space="preserve"> would miss this inclusive-versus-strict bug.</w:t>
-      </w:r>
-    </w:p>
-    <w:p>
-      <w:pPr>
-        <w:pStyle w:val="Heading3"/>
-      </w:pPr>
-      <w:r>
-        <w:t>Practice 2: explain the deciding evidence</w:t>
-      </w:r>
-    </w:p>
-    <w:p>
-      <w:pPr>
-        <w:pStyle w:val="Heading3"/>
-      </w:pPr>
-      <w:r>
-        <w:t>Changed case · predict first</w:t>
-      </w:r>
-    </w:p>
-    <w:p>
-      <w:pPr>
-        <w:spacing w:line="336" w:lineRule="auto" w:after="180"/>
-        <w:shd w:fill="F5F1FB"/>
-      </w:pPr>
-      <w:r>
-        <w:rPr>
-          <w:b w:val="0"/>
-        </w:rPr>
-        <w:t>Changed-case practice: Remove the test at 3 and keep only 2 and 4. Which conclusion is supported by the supplied facts?</w:t>
-      </w:r>
-    </w:p>
-    <w:p>
-      <w:pPr>
-        <w:spacing w:line="336" w:lineRule="auto" w:after="180"/>
-        <w:shd w:fill="F4F9FC"/>
-      </w:pPr>
-      <w:r>
-        <w:rPr>
-          <w:b w:val="0"/>
-        </w:rPr>
-        <w:t>1. The buggy &lt;= function passes those remaining tests.</w:t>
-      </w:r>
-    </w:p>
-    <w:p>
-      <w:pPr>
-        <w:spacing w:line="336" w:lineRule="auto" w:after="180"/>
-        <w:shd w:fill="F4F9FC"/>
-      </w:pPr>
-      <w:r>
-        <w:rPr>
-          <w:b w:val="0"/>
-        </w:rPr>
-        <w:t xml:space="preserve">2. This one example guarantees correct results for every future </w:t>
-      </w:r>
-      <w:r>
-        <w:rPr>
-          <w:b/>
-        </w:rPr>
-        <w:t>input</w:t>
-      </w:r>
-      <w:r>
-        <w:rPr>
-          <w:b w:val="0"/>
-        </w:rPr>
-        <w:t>.</w:t>
-      </w:r>
-    </w:p>
-    <w:p>
-      <w:pPr>
-        <w:spacing w:line="336" w:lineRule="auto" w:after="180"/>
-        <w:shd w:fill="F4F9FC"/>
-      </w:pPr>
-      <w:r>
-        <w:rPr>
-          <w:b w:val="0"/>
-        </w:rPr>
-        <w:t xml:space="preserve">3. We can decide the result without examining the changed </w:t>
-      </w:r>
-      <w:r>
-        <w:rPr>
-          <w:b/>
-        </w:rPr>
-        <w:t>input</w:t>
-      </w:r>
-      <w:r>
-        <w:rPr>
-          <w:b w:val="0"/>
-        </w:rPr>
-        <w:t xml:space="preserve"> or the procedure.</w:t>
-      </w:r>
-    </w:p>
-    <w:p>
-      <w:pPr>
-        <w:pStyle w:val="Heading3"/>
-      </w:pPr>
-      <w:r>
-        <w:t>My selected conclusion, deciding fact and explanation</w:t>
-      </w:r>
-    </w:p>
-    <w:p>
-      <w:r>
-        <w:t>________________________________________________________________</w:t>
-      </w:r>
-    </w:p>
-    <w:p>
-      <w:r>
-        <w:t>________________________________________________________________</w:t>
-      </w:r>
-    </w:p>
-    <w:p>
-      <w:r>
-        <w:t>________________________________________________________________</w:t>
-      </w:r>
-    </w:p>
-    <w:p>
-      <w:r>
-        <w:t>________________________________________________________________</w:t>
-      </w:r>
-    </w:p>
-    <w:p>
-      <w:r>
-        <w:t>________________________________________________________________</w:t>
-      </w:r>
-    </w:p>
-    <w:p>
-      <w:pPr>
-        <w:pStyle w:val="Heading3"/>
-      </w:pPr>
-      <w:r>
-        <w:t>Hint · try first</w:t>
-      </w:r>
-    </w:p>
-    <w:p>
-      <w:pPr>
-        <w:spacing w:line="336" w:lineRule="auto" w:after="180"/>
-        <w:shd w:fill="F1F6F8"/>
-      </w:pPr>
-      <w:r>
-        <w:rPr>
-          <w:b w:val="0"/>
-        </w:rPr>
-        <w:t>Hint if needed: Use the changed condition and the deciding step in the pictorial trace. The answer must say what follows from those facts.</w:t>
-      </w:r>
-    </w:p>
-    <w:p>
-      <w:pPr>
-        <w:pStyle w:val="Heading3"/>
-      </w:pPr>
-      <w:r>
-        <w:t>Feedback · compare after trying</w:t>
-      </w:r>
-    </w:p>
-    <w:p>
-      <w:pPr>
-        <w:spacing w:line="336" w:lineRule="auto" w:after="180"/>
-        <w:shd w:fill="F1F6FC"/>
-      </w:pPr>
-      <w:r>
-        <w:rPr>
-          <w:b w:val="0"/>
-        </w:rPr>
-        <w:t xml:space="preserve">After your attempt, compare with the supported explanation: The buggy &lt;= function passes those remaining tests. Both procedures agree away from the equality </w:t>
-      </w:r>
-      <w:r>
-        <w:rPr>
-          <w:b/>
-        </w:rPr>
-        <w:t>boundary</w:t>
-      </w:r>
-      <w:r>
-        <w:rPr>
-          <w:b w:val="0"/>
-        </w:rPr>
-        <w:t>.</w:t>
-      </w:r>
-    </w:p>
-    <w:p>
-      <w:pPr>
-        <w:pStyle w:val="Heading3"/>
-      </w:pPr>
-      <w:r>
-        <w:t>Repair a missing building block</w:t>
-      </w:r>
-    </w:p>
-    <w:p>
-      <w:pPr>
-        <w:spacing w:line="336" w:lineRule="auto" w:after="180"/>
-      </w:pPr>
-      <w:r>
-        <w:rPr>
-          <w:b w:val="0"/>
-        </w:rPr>
-        <w:t xml:space="preserve">Review Reading structured data (python-bridge/11). Goal: </w:t>
-      </w:r>
-      <w:r>
-        <w:rPr>
-          <w:b/>
-        </w:rPr>
-        <w:t>Process</w:t>
-      </w:r>
-      <w:r>
-        <w:rPr>
-          <w:b w:val="0"/>
-        </w:rPr>
-        <w:t xml:space="preserve"> a list of records consistently. Short practice: Circle the included rows, calculate the sum and mean, and state coverage.</w:t>
-      </w:r>
-    </w:p>
-    <w:p>
-      <w:pPr>
-        <w:spacing w:line="336" w:lineRule="auto" w:after="180"/>
-      </w:pPr>
-      <w:r>
-        <w:rPr>
-          <w:b w:val="0"/>
-        </w:rPr>
-        <w:t>Repeat after adding the fourth row with count four.. Return to this week and explain what you changed.</w:t>
-      </w:r>
-    </w:p>
-    <w:p>
-      <w:pPr>
-        <w:spacing w:line="336" w:lineRule="auto" w:after="180"/>
-      </w:pPr>
-      <w:r>
-        <w:rPr>
-          <w:b w:val="0"/>
-        </w:rPr>
-        <w:t>Review Return values and local state (python-bridge/9). Goal: Use a returned value in a later calculation. Short practice: Trace the two returned values and explain why first stays seven.</w:t>
-      </w:r>
-    </w:p>
-    <w:p>
-      <w:pPr>
-        <w:spacing w:line="336" w:lineRule="auto" w:after="180"/>
-      </w:pPr>
-      <w:r>
-        <w:rPr>
-          <w:b w:val="0"/>
-        </w:rPr>
-        <w:t>What happens if the caller tries to print result directly?. Return to this week and explain what you changed.</w:t>
-      </w:r>
-    </w:p>
-    <w:p>
-      <w:pPr>
-        <w:spacing w:line="336" w:lineRule="auto" w:after="180"/>
-      </w:pPr>
-      <w:r>
-        <w:rPr>
-          <w:b w:val="0"/>
-        </w:rPr>
-        <w:t>Review Loops and trace tables (python-bridge/6). Goal: Trace variable values before and after each loop iteration. Short practice: List the four visited values and their running totals.</w:t>
-      </w:r>
-    </w:p>
-    <w:p>
-      <w:pPr>
-        <w:spacing w:line="336" w:lineRule="auto" w:after="180"/>
-      </w:pPr>
-      <w:r>
-        <w:rPr>
-          <w:b w:val="0"/>
-        </w:rPr>
-        <w:t>Explain why 5 is absent and what prints for range(1,1).. Return to this week and explain what you changed.</w:t>
-      </w:r>
-    </w:p>
-    <w:p>
-      <w:pPr>
-        <w:pStyle w:val="Heading3"/>
-      </w:pPr>
-      <w:r>
-        <w:t>Predict, run and debug</w:t>
-      </w:r>
-    </w:p>
-    <w:p>
-      <w:pPr>
-        <w:spacing w:line="336" w:lineRule="auto" w:after="180"/>
-      </w:pPr>
-      <w:r>
-        <w:rPr>
-          <w:b w:val="0"/>
-        </w:rPr>
-        <w:t xml:space="preserve">The browser lab lets you edit the supported Python examples already included in this lesson. Predict first, run, inspect the actual </w:t>
-      </w:r>
-      <w:r>
-        <w:rPr>
-          <w:b/>
-        </w:rPr>
-        <w:t>output</w:t>
-      </w:r>
-      <w:r>
-        <w:rPr>
-          <w:b w:val="0"/>
-        </w:rPr>
-        <w:t xml:space="preserve"> or error, change one </w:t>
-      </w:r>
-      <w:r>
-        <w:rPr>
-          <w:b/>
-        </w:rPr>
-        <w:t>input</w:t>
-      </w:r>
-      <w:r>
-        <w:rPr>
-          <w:b w:val="0"/>
-        </w:rPr>
-        <w:t>, then run again.</w:t>
-      </w:r>
-    </w:p>
-    <w:p>
-      <w:pPr>
-        <w:spacing w:line="336" w:lineRule="auto" w:after="180"/>
-      </w:pPr>
-      <w:r>
-        <w:rPr>
-          <w:b w:val="0"/>
-        </w:rPr>
-        <w:t xml:space="preserve">Keep code, </w:t>
-      </w:r>
-      <w:r>
-        <w:rPr>
-          <w:b/>
-        </w:rPr>
-        <w:t>prediction</w:t>
-      </w:r>
-      <w:r>
-        <w:rPr>
-          <w:b w:val="0"/>
-        </w:rPr>
-        <w:t>s, actual results and a reasoned revision together. On paper, label your result as a trace rather than an execution.</w:t>
-      </w:r>
-    </w:p>
-    <w:p>
-      <w:pPr>
-        <w:pStyle w:val="Heading3"/>
-      </w:pPr>
-      <w:r>
         <w:t>Keep your completed work</w:t>
       </w:r>
     </w:p>
     <w:p>
       <w:pPr>
-        <w:spacing w:line="336" w:lineRule="auto" w:after="180"/>
-      </w:pPr>
-      <w:r>
-        <w:rPr>
-          <w:b w:val="0"/>
-        </w:rPr>
-        <w:t xml:space="preserve">Use Download completed work in the hosted lesson to export your answers, reflections, practice feedback and code-run </w:t>
-      </w:r>
-      <w:r>
-        <w:rPr>
-          <w:b/>
-        </w:rPr>
-        <w:t>evidence</w:t>
-      </w:r>
-      <w:r>
-        <w:rPr>
-          <w:b w:val="0"/>
-        </w:rPr>
-        <w:t>. Open the HTML copy to read or print it.</w:t>
-      </w:r>
-    </w:p>
-    <w:p>
-      <w:pPr>
-        <w:spacing w:line="336" w:lineRule="auto" w:after="180"/>
-      </w:pPr>
-      <w:r>
-        <w:rPr>
-          <w:b w:val="0"/>
-        </w:rPr>
-        <w:t>Drafts stay in this browser when storage is available; clear drafts on a shared device.</w:t>
-      </w:r>
-    </w:p>
-    <w:p>
-      <w:pPr>
         <w:pStyle w:val="Heading1"/>
       </w:pPr>
       <w:r>
-        <w:t>18. Visual concept journey</w:t>
-      </w:r>
-    </w:p>
-    <w:p>
-      <w:r>
-        <w:t>Explain each Testing and debugging functions graphic using its labels, deciding evidence and relevant limitation.</w:t>
-      </w:r>
-    </w:p>
-    <w:p>
-      <w:pPr>
-        <w:pStyle w:val="Heading3"/>
+        <w:t>18. Reference · The six-picture journey</w:t>
+      </w:r>
+    </w:p>
+    <w:p>
+      <w:r>
+        <w:t>Choose the picture needed for the present question.</w:t>
+      </w:r>
+    </w:p>
+    <w:p>
+      <w:pPr>
+        <w:pStyle w:val="Heading2"/>
       </w:pPr>
       <w:r>
         <w:t>01. Testing and debugging functions: the case</w:t>
@@ -3870,7 +4450,7 @@
         <w:drawing>
           <wp:inline xmlns:a="http://schemas.openxmlformats.org/drawingml/2006/main" xmlns:pic="http://schemas.openxmlformats.org/drawingml/2006/picture">
             <wp:extent cx="5486400" cy="2834640"/>
-            <wp:docPr id="2" name="Picture 2" descr="Use a test that catches the boundary bug. A function should classify an integer as tiny exactly when it is less than three. Supplied facts: Python 3 intended function: return x&lt;3. Test cases: (2,True),(3,False),(4,False). Candidate bug: return x&lt;=3."/>
+            <wp:docPr id="5" name="Picture 5" descr="Use a test that catches the boundary bug. A function should classify an integer as tiny exactly when it is less than three. Supplied facts: Python 3 intended function: return x&lt;3. Test cases: (2,True),(3,False),(4,False). Candidate bug: return x&lt;=3."/>
             <wp:cNvGraphicFramePr>
               <a:graphicFrameLocks noChangeAspect="1"/>
             </wp:cNvGraphicFramePr>
@@ -3882,7 +4462,7 @@
                     <pic:cNvPicPr/>
                   </pic:nvPicPr>
                   <pic:blipFill>
-                    <a:blip r:embed="rId10"/>
+                    <a:blip r:embed="rId13"/>
                     <a:stretch>
                       <a:fillRect/>
                     </a:stretch>
@@ -3950,7 +4530,6 @@
     <w:p>
       <w:pPr>
         <w:spacing w:line="336" w:lineRule="auto" w:after="180"/>
-        <w:shd w:fill="F5F1FB"/>
       </w:pPr>
       <w:r>
         <w:rPr>
@@ -3961,7 +4540,7 @@
     </w:p>
     <w:p>
       <w:pPr>
-        <w:pStyle w:val="Heading3"/>
+        <w:pStyle w:val="Heading2"/>
       </w:pPr>
       <w:r>
         <w:t>02. Follow the deciding steps</w:t>
@@ -3972,7 +4551,7 @@
         <w:drawing>
           <wp:inline xmlns:a="http://schemas.openxmlformats.org/drawingml/2006/main" xmlns:pic="http://schemas.openxmlformats.org/drawingml/2006/picture">
             <wp:extent cx="5486400" cy="3182112"/>
-            <wp:docPr id="3" name="Picture 3" descr="Record contract: Strict less-than excludes the value 3. → Run boundary cases: The intended outputs are True, False, False for 2,3,4. → Locate the bug: Using &lt;= passes 2 but fails the test at 3 before the later test."/>
+            <wp:docPr id="6" name="Picture 6" descr="Record contract: Strict less-than excludes the value 3. → Run boundary cases: The intended outputs are True, False, False for 2,3,4. → Locate the bug: Using &lt;= passes 2 but fails the test at 3 before the later test."/>
             <wp:cNvGraphicFramePr>
               <a:graphicFrameLocks noChangeAspect="1"/>
             </wp:cNvGraphicFramePr>
@@ -3984,7 +4563,7 @@
                     <pic:cNvPicPr/>
                   </pic:nvPicPr>
                   <pic:blipFill>
-                    <a:blip r:embed="rId11"/>
+                    <a:blip r:embed="rId9"/>
                     <a:stretch>
                       <a:fillRect/>
                     </a:stretch>
@@ -4041,7 +4620,6 @@
     <w:p>
       <w:pPr>
         <w:spacing w:line="336" w:lineRule="auto" w:after="180"/>
-        <w:shd w:fill="F5F1FB"/>
       </w:pPr>
       <w:r>
         <w:rPr>
@@ -4064,7 +4642,7 @@
     </w:p>
     <w:p>
       <w:pPr>
-        <w:pStyle w:val="Heading3"/>
+        <w:pStyle w:val="Heading2"/>
       </w:pPr>
       <w:r>
         <w:t>03. Follow the evidence</w:t>
@@ -4075,7 +4653,7 @@
         <w:drawing>
           <wp:inline xmlns:a="http://schemas.openxmlformats.org/drawingml/2006/main" xmlns:pic="http://schemas.openxmlformats.org/drawingml/2006/picture">
             <wp:extent cx="5486400" cy="2834640"/>
-            <wp:docPr id="4" name="Picture 4" descr="Follow the evidence. Ordinary case | 8 and 3 | Expect 5. Full case | 8 and 8 | Expect 0. Unused case | 8 and 0 | Expect 8"/>
+            <wp:docPr id="7" name="Picture 7" descr="Follow the evidence. Ordinary case | 8 and 3 | Expect 5. Full case | 8 and 8 | Expect 0. Unused case | 8 and 0 | Expect 8"/>
             <wp:cNvGraphicFramePr>
               <a:graphicFrameLocks noChangeAspect="1"/>
             </wp:cNvGraphicFramePr>
@@ -4084,175 +4662,6 @@
                 <pic:pic>
                   <pic:nvPicPr>
                     <pic:cNvPr id="0" name="academy-story-python-bridge-12-03.png"/>
-                    <pic:cNvPicPr/>
-                  </pic:nvPicPr>
-                  <pic:blipFill>
-                    <a:blip r:embed="rId12"/>
-                    <a:stretch>
-                      <a:fillRect/>
-                    </a:stretch>
-                  </pic:blipFill>
-                  <pic:spPr>
-                    <a:xfrm>
-                      <a:off x="0" y="0"/>
-                      <a:ext cx="5486400" cy="2834640"/>
-                    </a:xfrm>
-                    <a:prstGeom prst="rect"/>
-                  </pic:spPr>
-                </pic:pic>
-              </a:graphicData>
-            </a:graphic>
-          </wp:inline>
-        </w:drawing>
-      </w:r>
-    </w:p>
-    <w:p>
-      <w:pPr>
-        <w:spacing w:line="336" w:lineRule="auto" w:after="180"/>
-      </w:pPr>
-      <w:r>
-        <w:rPr>
-          <w:b w:val="0"/>
-        </w:rPr>
-        <w:t xml:space="preserve">Follow the </w:t>
-      </w:r>
-      <w:r>
-        <w:rPr>
-          <w:b/>
-        </w:rPr>
-        <w:t>evidence</w:t>
-      </w:r>
-      <w:r>
-        <w:rPr>
-          <w:b w:val="0"/>
-        </w:rPr>
-        <w:t>. Ordinary case | 8 and 3 | Expect 5. Full case | 8 and 8 | Expect 0. Unused case | 8 and 0 | Expect 8</w:t>
-      </w:r>
-    </w:p>
-    <w:p>
-      <w:pPr>
-        <w:spacing w:line="336" w:lineRule="auto" w:after="180"/>
-        <w:shd w:fill="F5F1FB"/>
-      </w:pPr>
-      <w:r>
-        <w:rPr>
-          <w:b w:val="0"/>
-        </w:rPr>
-        <w:t>Read the labels and values. Explain the relationship the model shows.</w:t>
-      </w:r>
-    </w:p>
-    <w:p>
-      <w:pPr>
-        <w:pStyle w:val="Heading3"/>
-      </w:pPr>
-      <w:r>
-        <w:t>04. Change one thing. Trace what follows.</w:t>
-      </w:r>
-    </w:p>
-    <w:p>
-      <w:r>
-        <w:drawing>
-          <wp:inline xmlns:a="http://schemas.openxmlformats.org/drawingml/2006/main" xmlns:pic="http://schemas.openxmlformats.org/drawingml/2006/picture">
-            <wp:extent cx="5486400" cy="3026664"/>
-            <wp:docPr id="5" name="Picture 5" descr="Original case: Using &lt;= passes 2 but fails the test at 3 before the later test. Changed condition: Remove the test at 3 and keep only 2 and 4. Expected result: The buggy &lt;= function passes those remaining tests. Reason: Both procedures agree away from the equality boundary."/>
-            <wp:cNvGraphicFramePr>
-              <a:graphicFrameLocks noChangeAspect="1"/>
-            </wp:cNvGraphicFramePr>
-            <a:graphic>
-              <a:graphicData uri="http://schemas.openxmlformats.org/drawingml/2006/picture">
-                <pic:pic>
-                  <pic:nvPicPr>
-                    <pic:cNvPr id="0" name="academy-story-python-bridge-12-04.png"/>
-                    <pic:cNvPicPr/>
-                  </pic:nvPicPr>
-                  <pic:blipFill>
-                    <a:blip r:embed="rId13"/>
-                    <a:stretch>
-                      <a:fillRect/>
-                    </a:stretch>
-                  </pic:blipFill>
-                  <pic:spPr>
-                    <a:xfrm>
-                      <a:off x="0" y="0"/>
-                      <a:ext cx="5486400" cy="3026664"/>
-                    </a:xfrm>
-                    <a:prstGeom prst="rect"/>
-                  </pic:spPr>
-                </pic:pic>
-              </a:graphicData>
-            </a:graphic>
-          </wp:inline>
-        </w:drawing>
-      </w:r>
-    </w:p>
-    <w:p>
-      <w:pPr>
-        <w:spacing w:line="336" w:lineRule="auto" w:after="180"/>
-      </w:pPr>
-      <w:r>
-        <w:rPr>
-          <w:b w:val="0"/>
-        </w:rPr>
-        <w:t>Original case: Using &lt;= passes 2 but fails the test at 3 before the later test. Changed condition: Remove the test at 3 and keep only 2 and 4. Expected result: The buggy &lt;= function passes those remaining tests.</w:t>
-      </w:r>
-    </w:p>
-    <w:p>
-      <w:pPr>
-        <w:spacing w:line="336" w:lineRule="auto" w:after="180"/>
-      </w:pPr>
-      <w:r>
-        <w:rPr>
-          <w:b w:val="0"/>
-        </w:rPr>
-        <w:t xml:space="preserve">Reason: Both procedures agree away from the equality </w:t>
-      </w:r>
-      <w:r>
-        <w:rPr>
-          <w:b/>
-        </w:rPr>
-        <w:t>boundary</w:t>
-      </w:r>
-      <w:r>
-        <w:rPr>
-          <w:b w:val="0"/>
-        </w:rPr>
-        <w:t>.</w:t>
-      </w:r>
-    </w:p>
-    <w:p>
-      <w:pPr>
-        <w:spacing w:line="336" w:lineRule="auto" w:after="180"/>
-        <w:shd w:fill="F5F1FB"/>
-      </w:pPr>
-      <w:r>
-        <w:rPr>
-          <w:b w:val="0"/>
-        </w:rPr>
-        <w:t>Predict before checking the worked changed-case result. Name what changed and what the supplied facts allow you to conclude.</w:t>
-      </w:r>
-    </w:p>
-    <w:p>
-      <w:pPr>
-        <w:pStyle w:val="Heading3"/>
-      </w:pPr>
-      <w:r>
-        <w:t>05. Connect the explanation to its limit</w:t>
-      </w:r>
-    </w:p>
-    <w:p>
-      <w:r>
-        <w:drawing>
-          <wp:inline xmlns:a="http://schemas.openxmlformats.org/drawingml/2006/main" xmlns:pic="http://schemas.openxmlformats.org/drawingml/2006/picture">
-            <wp:extent cx="5486400" cy="2834640"/>
-            <wp:docPr id="6" name="Picture 6" descr="A revealing test distinguishes a correct implementation from a plausible mistake. Checking only values far from the boundary would miss this inclusive-versus-strict bug. Limit: Passing these cases does not prove correctness for every type or input; the contract and coverage determine what was actually checked."/>
-            <wp:cNvGraphicFramePr>
-              <a:graphicFrameLocks noChangeAspect="1"/>
-            </wp:cNvGraphicFramePr>
-            <a:graphic>
-              <a:graphicData uri="http://schemas.openxmlformats.org/drawingml/2006/picture">
-                <pic:pic>
-                  <pic:nvPicPr>
-                    <pic:cNvPr id="0" name="academy-story-python-bridge-12-05.png"/>
                     <pic:cNvPicPr/>
                   </pic:nvPicPr>
                   <pic:blipFill>
@@ -4283,7 +4692,96 @@
         <w:rPr>
           <w:b w:val="0"/>
         </w:rPr>
-        <w:t xml:space="preserve">A revealing test distinguishes a correct implementation from a plausible mistake. Checking only values far from the </w:t>
+        <w:t xml:space="preserve">Follow the </w:t>
+      </w:r>
+      <w:r>
+        <w:rPr>
+          <w:b/>
+        </w:rPr>
+        <w:t>evidence</w:t>
+      </w:r>
+      <w:r>
+        <w:rPr>
+          <w:b w:val="0"/>
+        </w:rPr>
+        <w:t>. Ordinary case | 8 and 3 | Expect 5. Full case | 8 and 8 | Expect 0. Unused case | 8 and 0 | Expect 8</w:t>
+      </w:r>
+    </w:p>
+    <w:p>
+      <w:pPr>
+        <w:spacing w:line="336" w:lineRule="auto" w:after="180"/>
+      </w:pPr>
+      <w:r>
+        <w:rPr>
+          <w:b w:val="0"/>
+        </w:rPr>
+        <w:t>Read the labels and values. Explain the relationship the model shows.</w:t>
+      </w:r>
+    </w:p>
+    <w:p>
+      <w:pPr>
+        <w:pStyle w:val="Heading2"/>
+      </w:pPr>
+      <w:r>
+        <w:t>04. Change one thing. Trace what follows.</w:t>
+      </w:r>
+    </w:p>
+    <w:p>
+      <w:r>
+        <w:drawing>
+          <wp:inline xmlns:a="http://schemas.openxmlformats.org/drawingml/2006/main" xmlns:pic="http://schemas.openxmlformats.org/drawingml/2006/picture">
+            <wp:extent cx="5486400" cy="3026664"/>
+            <wp:docPr id="8" name="Picture 8" descr="Original case: Using &lt;= passes 2 but fails the test at 3 before the later test. Changed condition: Remove the test at 3 and keep only 2 and 4. Expected result: The buggy &lt;= function passes those remaining tests. Reason: Both procedures agree away from the equality boundary."/>
+            <wp:cNvGraphicFramePr>
+              <a:graphicFrameLocks noChangeAspect="1"/>
+            </wp:cNvGraphicFramePr>
+            <a:graphic>
+              <a:graphicData uri="http://schemas.openxmlformats.org/drawingml/2006/picture">
+                <pic:pic>
+                  <pic:nvPicPr>
+                    <pic:cNvPr id="0" name="academy-story-python-bridge-12-04.png"/>
+                    <pic:cNvPicPr/>
+                  </pic:nvPicPr>
+                  <pic:blipFill>
+                    <a:blip r:embed="rId11"/>
+                    <a:stretch>
+                      <a:fillRect/>
+                    </a:stretch>
+                  </pic:blipFill>
+                  <pic:spPr>
+                    <a:xfrm>
+                      <a:off x="0" y="0"/>
+                      <a:ext cx="5486400" cy="3026664"/>
+                    </a:xfrm>
+                    <a:prstGeom prst="rect"/>
+                  </pic:spPr>
+                </pic:pic>
+              </a:graphicData>
+            </a:graphic>
+          </wp:inline>
+        </w:drawing>
+      </w:r>
+    </w:p>
+    <w:p>
+      <w:pPr>
+        <w:spacing w:line="336" w:lineRule="auto" w:after="180"/>
+      </w:pPr>
+      <w:r>
+        <w:rPr>
+          <w:b w:val="0"/>
+        </w:rPr>
+        <w:t>Original case: Using &lt;= passes 2 but fails the test at 3 before the later test. Changed condition: Remove the test at 3 and keep only 2 and 4. Expected result: The buggy &lt;= function passes those remaining tests.</w:t>
+      </w:r>
+    </w:p>
+    <w:p>
+      <w:pPr>
+        <w:spacing w:line="336" w:lineRule="auto" w:after="180"/>
+      </w:pPr>
+      <w:r>
+        <w:rPr>
+          <w:b w:val="0"/>
+        </w:rPr>
+        <w:t xml:space="preserve">Reason: Both procedures agree away from the equality </w:t>
       </w:r>
       <w:r>
         <w:rPr>
@@ -4295,6 +4793,84 @@
         <w:rPr>
           <w:b w:val="0"/>
         </w:rPr>
+        <w:t>.</w:t>
+      </w:r>
+    </w:p>
+    <w:p>
+      <w:pPr>
+        <w:spacing w:line="336" w:lineRule="auto" w:after="180"/>
+      </w:pPr>
+      <w:r>
+        <w:rPr>
+          <w:b w:val="0"/>
+        </w:rPr>
+        <w:t>Predict before checking the worked changed-case result. Name what changed and what the supplied facts allow you to conclude.</w:t>
+      </w:r>
+    </w:p>
+    <w:p>
+      <w:pPr>
+        <w:pStyle w:val="Heading2"/>
+      </w:pPr>
+      <w:r>
+        <w:t>05. Connect the explanation to its limit</w:t>
+      </w:r>
+    </w:p>
+    <w:p>
+      <w:r>
+        <w:drawing>
+          <wp:inline xmlns:a="http://schemas.openxmlformats.org/drawingml/2006/main" xmlns:pic="http://schemas.openxmlformats.org/drawingml/2006/picture">
+            <wp:extent cx="5486400" cy="2834640"/>
+            <wp:docPr id="9" name="Picture 9" descr="A revealing test distinguishes a correct implementation from a plausible mistake. Checking only values far from the boundary would miss this inclusive-versus-strict bug. Limit: Passing these cases does not prove correctness for every type or input; the contract and coverage determine what was actually checked."/>
+            <wp:cNvGraphicFramePr>
+              <a:graphicFrameLocks noChangeAspect="1"/>
+            </wp:cNvGraphicFramePr>
+            <a:graphic>
+              <a:graphicData uri="http://schemas.openxmlformats.org/drawingml/2006/picture">
+                <pic:pic>
+                  <pic:nvPicPr>
+                    <pic:cNvPr id="0" name="academy-story-python-bridge-12-05.png"/>
+                    <pic:cNvPicPr/>
+                  </pic:nvPicPr>
+                  <pic:blipFill>
+                    <a:blip r:embed="rId15"/>
+                    <a:stretch>
+                      <a:fillRect/>
+                    </a:stretch>
+                  </pic:blipFill>
+                  <pic:spPr>
+                    <a:xfrm>
+                      <a:off x="0" y="0"/>
+                      <a:ext cx="5486400" cy="2834640"/>
+                    </a:xfrm>
+                    <a:prstGeom prst="rect"/>
+                  </pic:spPr>
+                </pic:pic>
+              </a:graphicData>
+            </a:graphic>
+          </wp:inline>
+        </w:drawing>
+      </w:r>
+    </w:p>
+    <w:p>
+      <w:pPr>
+        <w:spacing w:line="336" w:lineRule="auto" w:after="180"/>
+      </w:pPr>
+      <w:r>
+        <w:rPr>
+          <w:b w:val="0"/>
+        </w:rPr>
+        <w:t xml:space="preserve">A revealing test distinguishes a correct implementation from a plausible mistake. Checking only values far from the </w:t>
+      </w:r>
+      <w:r>
+        <w:rPr>
+          <w:b/>
+        </w:rPr>
+        <w:t>boundary</w:t>
+      </w:r>
+      <w:r>
+        <w:rPr>
+          <w:b w:val="0"/>
+        </w:rPr>
         <w:t xml:space="preserve"> would miss this inclusive-versus-strict bug.</w:t>
       </w:r>
     </w:p>
@@ -4324,7 +4900,6 @@
     <w:p>
       <w:pPr>
         <w:spacing w:line="336" w:lineRule="auto" w:after="180"/>
-        <w:shd w:fill="F5F1FB"/>
       </w:pPr>
       <w:r>
         <w:rPr>
@@ -4335,7 +4910,7 @@
     </w:p>
     <w:p>
       <w:pPr>
-        <w:pStyle w:val="Heading3"/>
+        <w:pStyle w:val="Heading2"/>
       </w:pPr>
       <w:r>
         <w:t>06. Make the idea visible in your project</w:t>
@@ -4346,7 +4921,7 @@
         <w:drawing>
           <wp:inline xmlns:a="http://schemas.openxmlformats.org/drawingml/2006/main" xmlns:pic="http://schemas.openxmlformats.org/drawingml/2006/picture">
             <wp:extent cx="5486400" cy="3681984"/>
-            <wp:docPr id="7" name="Picture 7" descr="For Python readiness before the Responsible Plant Classifier, retain a trace of the values, the predicted outputs and the changed-case explanation. Use actual Python 3 results to check the prediction after reasoning first. Draw your input, deciding step, result and limit. Supported question: Predict the three correct outputs. Which test first catches &lt;=, and why do tests at only two and four miss the bug?"/>
+            <wp:docPr id="10" name="Picture 10" descr="For Python readiness before the Responsible Plant Classifier, retain a trace of the values, the predicted outputs and the changed-case explanation. Use actual Python 3 results to check the prediction after reasoning first. Draw your input, deciding step, result and limit. Supported question: Predict the three correct outputs. Which test first catches &lt;=, and why do tests at only two and four miss the bug?"/>
             <wp:cNvGraphicFramePr>
               <a:graphicFrameLocks noChangeAspect="1"/>
             </wp:cNvGraphicFramePr>
@@ -4358,7 +4933,7 @@
                     <pic:cNvPicPr/>
                   </pic:nvPicPr>
                   <pic:blipFill>
-                    <a:blip r:embed="rId15"/>
+                    <a:blip r:embed="rId16"/>
                     <a:stretch>
                       <a:fillRect/>
                     </a:stretch>
@@ -4450,7 +5025,6 @@
     <w:p>
       <w:pPr>
         <w:spacing w:line="336" w:lineRule="auto" w:after="180"/>
-        <w:shd w:fill="F5F1FB"/>
       </w:pPr>
       <w:r>
         <w:rPr>
@@ -4469,6 +5043,62 @@
           <w:b w:val="0"/>
         </w:rPr>
         <w:t>.</w:t>
+      </w:r>
+    </w:p>
+    <w:p>
+      <w:pPr>
+        <w:pStyle w:val="Heading2"/>
+      </w:pPr>
+      <w:r>
+        <w:t>Earlier wording, alternatives and picture transcripts · reference / check after trying</w:t>
+      </w:r>
+    </w:p>
+    <w:p>
+      <w:pPr>
+        <w:pStyle w:val="Heading3"/>
+      </w:pPr>
+      <w:r>
+        <w:t>01. Testing and debugging functions: the case</w:t>
+      </w:r>
+    </w:p>
+    <w:p>
+      <w:pPr>
+        <w:pStyle w:val="Heading3"/>
+      </w:pPr>
+      <w:r>
+        <w:t>02. Follow the deciding steps</w:t>
+      </w:r>
+    </w:p>
+    <w:p>
+      <w:pPr>
+        <w:pStyle w:val="Heading3"/>
+      </w:pPr>
+      <w:r>
+        <w:t>03. Follow the evidence</w:t>
+      </w:r>
+    </w:p>
+    <w:p>
+      <w:pPr>
+        <w:pStyle w:val="Heading3"/>
+      </w:pPr>
+      <w:r>
+        <w:t>04. Change one thing. Trace what follows.</w:t>
+      </w:r>
+    </w:p>
+    <w:p>
+      <w:pPr>
+        <w:pStyle w:val="Heading3"/>
+      </w:pPr>
+      <w:r>
+        <w:t>05. Connect the explanation to its limit</w:t>
+      </w:r>
+    </w:p>
+    <w:p>
+      <w:pPr>
+        <w:pStyle w:val="Heading3"/>
+      </w:pPr>
+      <w:r>
+        <w:t>06. Make the idea visible in your project</w:t>
       </w:r>
     </w:p>
     <w:sectPr>
